--- a/09-通信电路/04-有线通信接口电路/RS232接口电路/RS232接口电路.docx
+++ b/09-通信电路/04-有线通信接口电路/RS232接口电路/RS232接口电路.docx
@@ -3224,6 +3224,20 @@
     </w:p>
     <w:bookmarkEnd w:id="26"/>
     <w:bookmarkEnd w:id="27"/>
+    <w:p>
+      <w:pPr>
+        <w:spacing w:before="360"/>
+        <w:jc w:val="center"/>
+      </w:pPr>
+      <w:r>
+        <w:rPr>
+          <w:rFonts w:ascii="Times New Roman" w:hAnsi="Times New Roman"/>
+          <w:color w:val="555555"/>
+          <w:sz w:val="21"/>
+        </w:rPr>
+        <w:t>材料收集者：杜文杰</w:t>
+      </w:r>
+    </w:p>
     <w:sectPr>
       <w:headerReference r:id="rId9" w:type="default"/>
       <w:footerReference r:id="rId10" w:type="default"/>

--- a/09-通信电路/04-有线通信接口电路/RS232接口电路/RS232接口电路.docx
+++ b/09-通信电路/04-有线通信接口电路/RS232接口电路/RS232接口电路.docx
@@ -1,6 +1,6 @@
 
 <file path=word/document.xml><?xml version="1.0" encoding="utf-8"?>
-<w:document xmlns:w="http://schemas.openxmlformats.org/wordprocessingml/2006/main" xmlns:m="http://schemas.openxmlformats.org/officeDocument/2006/math" xmlns:r="http://schemas.openxmlformats.org/officeDocument/2006/relationships" xmlns:o="urn:schemas-microsoft-com:office:office" xmlns:v="urn:schemas-microsoft-com:vml" xmlns:w10="urn:schemas-microsoft-com:office:word" xmlns:a="http://schemas.openxmlformats.org/drawingml/2006/main" xmlns:pic="http://schemas.openxmlformats.org/drawingml/2006/picture" xmlns:wp="http://schemas.openxmlformats.org/drawingml/2006/wordprocessingDrawing">
+<w:document xmlns:m="http://schemas.openxmlformats.org/officeDocument/2006/math" xmlns:r="http://schemas.openxmlformats.org/officeDocument/2006/relationships" xmlns:w="http://schemas.openxmlformats.org/wordprocessingml/2006/main" xmlns:o="urn:schemas-microsoft-com:office:office" xmlns:v="urn:schemas-microsoft-com:vml" xmlns:w10="urn:schemas-microsoft-com:office:word" xmlns:a="http://schemas.openxmlformats.org/drawingml/2006/main" xmlns:pic="http://schemas.openxmlformats.org/drawingml/2006/picture" xmlns:wp="http://schemas.openxmlformats.org/drawingml/2006/wordprocessingDrawing">
   <w:body>
     <w:bookmarkStart w:id="27" w:name="rs232-接口电路"/>
     <w:p>
@@ -8,11 +8,14 @@
         <w:pStyle w:val="Heading1"/>
       </w:pPr>
       <w:r>
+        <w:rPr>
+          <w:rFonts w:eastAsia="黑体"/>
+        </w:rPr>
         <w:t xml:space="preserve">RS232 </w:t>
       </w:r>
       <w:r>
         <w:rPr>
-          <w:rFonts w:hint="eastAsia"/>
+          <w:rFonts w:hint="eastAsia" w:eastAsia="黑体"/>
         </w:rPr>
         <w:t xml:space="preserve">接口电路</w:t>
       </w:r>
@@ -24,7 +27,7 @@
       </w:pPr>
       <w:r>
         <w:rPr>
-          <w:rFonts w:hint="eastAsia"/>
+          <w:rFonts w:hint="eastAsia" w:eastAsia="黑体"/>
         </w:rPr>
         <w:t xml:space="preserve">拓扑描述</w:t>
       </w:r>
@@ -35,15 +38,19 @@
       </w:pPr>
       <w:r>
         <w:rPr>
-          <w:rFonts w:hint="eastAsia"/>
+          <w:rFonts w:hint="eastAsia" w:eastAsia="黑体"/>
         </w:rPr>
         <w:t xml:space="preserve">由</w:t>
       </w:r>
       <w:r>
+        <w:rPr>
+          <w:rFonts w:eastAsia="黑体"/>
+        </w:rPr>
         <w:t xml:space="preserve"> </w:t>
       </w:r>
       <w:r>
         <w:rPr>
+          <w:rFonts w:eastAsia="黑体"/>
           <w:b/>
           <w:bCs/>
         </w:rPr>
@@ -51,7 +58,7 @@
       </w:r>
       <w:r>
         <w:rPr>
-          <w:rFonts w:hint="eastAsia"/>
+          <w:rFonts w:hint="eastAsia" w:eastAsia="黑体"/>
           <w:b/>
           <w:bCs/>
         </w:rPr>
@@ -59,6 +66,7 @@
       </w:r>
       <w:r>
         <w:rPr>
+          <w:rFonts w:eastAsia="黑体"/>
           <w:b/>
           <w:bCs/>
         </w:rPr>
@@ -66,22 +74,25 @@
       </w:r>
       <w:r>
         <w:rPr>
-          <w:rFonts w:hint="eastAsia"/>
+          <w:rFonts w:hint="eastAsia" w:eastAsia="黑体"/>
         </w:rPr>
         <w:t xml:space="preserve">（电平转换芯片，如</w:t>
       </w:r>
       <w:r>
+        <w:rPr>
+          <w:rFonts w:eastAsia="黑体"/>
+        </w:rPr>
         <w:t xml:space="preserve"> </w:t>
       </w:r>
       <w:r>
         <w:rPr>
-          <w:rFonts w:hint="eastAsia"/>
+          <w:rFonts w:hint="eastAsia" w:eastAsia="黑体"/>
         </w:rPr>
         <w:t xml:space="preserve">MAX232、MAX3232）、</w:t>
       </w:r>
       <w:r>
         <w:rPr>
-          <w:rFonts w:hint="eastAsia"/>
+          <w:rFonts w:hint="eastAsia" w:eastAsia="黑体"/>
           <w:b/>
           <w:bCs/>
         </w:rPr>
@@ -89,6 +100,7 @@
       </w:r>
       <w:r>
         <w:rPr>
+          <w:rFonts w:eastAsia="黑体"/>
           <w:b/>
           <w:bCs/>
         </w:rPr>
@@ -110,6 +122,7 @@
       </m:oMath>
       <w:r>
         <w:rPr>
+          <w:rFonts w:eastAsia="黑体"/>
           <w:b/>
           <w:bCs/>
         </w:rPr>
@@ -131,7 +144,7 @@
       </m:oMath>
       <w:r>
         <w:rPr>
-          <w:rFonts w:hint="eastAsia"/>
+          <w:rFonts w:hint="eastAsia" w:eastAsia="黑体"/>
           <w:b/>
           <w:bCs/>
         </w:rPr>
@@ -156,6 +169,7 @@
       </m:oMath>
       <w:r>
         <w:rPr>
+          <w:rFonts w:eastAsia="黑体"/>
           <w:b/>
           <w:bCs/>
         </w:rPr>
@@ -180,6 +194,7 @@
       </m:oMath>
       <w:r>
         <w:rPr>
+          <w:rFonts w:eastAsia="黑体"/>
           <w:b/>
           <w:bCs/>
         </w:rPr>
@@ -207,6 +222,7 @@
       </m:oMath>
       <w:r>
         <w:rPr>
+          <w:rFonts w:eastAsia="黑体"/>
           <w:b/>
           <w:bCs/>
         </w:rPr>
@@ -234,37 +250,47 @@
       </m:oMath>
       <w:r>
         <w:rPr>
-          <w:rFonts w:hint="eastAsia"/>
+          <w:rFonts w:hint="eastAsia" w:eastAsia="黑体"/>
           <w:b/>
           <w:bCs/>
         </w:rPr>
         <w:t xml:space="preserve">）</w:t>
       </w:r>
       <w:r>
+        <w:rPr>
+          <w:rFonts w:eastAsia="黑体"/>
+        </w:rPr>
         <w:t xml:space="preserve">、</w:t>
       </w:r>
       <w:r>
         <w:rPr>
-          <w:rFonts w:hint="eastAsia"/>
+          <w:rFonts w:hint="eastAsia" w:eastAsia="黑体"/>
           <w:b/>
           <w:bCs/>
         </w:rPr>
         <w:t xml:space="preserve">电源去耦电容</w:t>
       </w:r>
       <w:r>
+        <w:rPr>
+          <w:rFonts w:eastAsia="黑体"/>
+        </w:rPr>
         <w:t xml:space="preserve"> </w:t>
       </w:r>
       <w:r>
         <w:rPr>
-          <w:rFonts w:hint="eastAsia"/>
+          <w:rFonts w:hint="eastAsia" w:eastAsia="黑体"/>
         </w:rPr>
         <w:t xml:space="preserve">与</w:t>
       </w:r>
       <w:r>
+        <w:rPr>
+          <w:rFonts w:eastAsia="黑体"/>
+        </w:rPr>
         <w:t xml:space="preserve"> </w:t>
       </w:r>
       <w:r>
         <w:rPr>
+          <w:rFonts w:eastAsia="黑体"/>
           <w:b/>
           <w:bCs/>
         </w:rPr>
@@ -272,7 +298,7 @@
       </w:r>
       <w:r>
         <w:rPr>
-          <w:rFonts w:hint="eastAsia"/>
+          <w:rFonts w:hint="eastAsia" w:eastAsia="黑体"/>
           <w:b/>
           <w:bCs/>
         </w:rPr>
@@ -280,32 +306,39 @@
       </w:r>
       <w:r>
         <w:rPr>
+          <w:rFonts w:eastAsia="黑体"/>
           <w:b/>
           <w:bCs/>
         </w:rPr>
         <w:t xml:space="preserve"> J1</w:t>
       </w:r>
       <w:r>
+        <w:rPr>
+          <w:rFonts w:eastAsia="黑体"/>
+        </w:rPr>
         <w:t xml:space="preserve"> </w:t>
       </w:r>
       <w:r>
         <w:rPr>
-          <w:rFonts w:hint="eastAsia"/>
+          <w:rFonts w:hint="eastAsia" w:eastAsia="黑体"/>
         </w:rPr>
         <w:t xml:space="preserve">组成。电路共有</w:t>
       </w:r>
       <w:r>
+        <w:rPr>
+          <w:rFonts w:eastAsia="黑体"/>
+        </w:rPr>
         <w:t xml:space="preserve"> 7 </w:t>
       </w:r>
       <w:r>
         <w:rPr>
-          <w:rFonts w:hint="eastAsia"/>
+          <w:rFonts w:hint="eastAsia" w:eastAsia="黑体"/>
         </w:rPr>
         <w:t xml:space="preserve">个关键节点：</w:t>
       </w:r>
       <w:r>
         <w:rPr>
-          <w:rFonts w:hint="eastAsia"/>
+          <w:rFonts w:hint="eastAsia" w:eastAsia="黑体"/>
           <w:b/>
           <w:bCs/>
         </w:rPr>
@@ -313,6 +346,7 @@
       </w:r>
       <w:r>
         <w:rPr>
+          <w:rFonts w:eastAsia="黑体"/>
           <w:b/>
           <w:bCs/>
         </w:rPr>
@@ -320,7 +354,7 @@
       </w:r>
       <w:r>
         <w:rPr>
-          <w:rFonts w:hint="eastAsia"/>
+          <w:rFonts w:hint="eastAsia" w:eastAsia="黑体"/>
           <w:b/>
           <w:bCs/>
         </w:rPr>
@@ -328,49 +362,61 @@
       </w:r>
       <w:r>
         <w:rPr>
-          <w:rFonts w:hint="eastAsia"/>
+          <w:rFonts w:hint="eastAsia" w:eastAsia="黑体"/>
         </w:rPr>
         <w:t xml:space="preserve">（MCU</w:t>
       </w:r>
       <w:r>
+        <w:rPr>
+          <w:rFonts w:eastAsia="黑体"/>
+        </w:rPr>
         <w:t xml:space="preserve"> </w:t>
       </w:r>
       <w:r>
         <w:rPr>
-          <w:rFonts w:hint="eastAsia"/>
+          <w:rFonts w:hint="eastAsia" w:eastAsia="黑体"/>
         </w:rPr>
         <w:t xml:space="preserve">的</w:t>
       </w:r>
       <w:r>
+        <w:rPr>
+          <w:rFonts w:eastAsia="黑体"/>
+        </w:rPr>
         <w:t xml:space="preserve"> TXD </w:t>
       </w:r>
       <w:r>
         <w:rPr>
-          <w:rFonts w:hint="eastAsia"/>
+          <w:rFonts w:hint="eastAsia" w:eastAsia="黑体"/>
         </w:rPr>
         <w:t xml:space="preserve">与</w:t>
       </w:r>
       <w:r>
+        <w:rPr>
+          <w:rFonts w:eastAsia="黑体"/>
+        </w:rPr>
         <w:t xml:space="preserve"> A1 </w:t>
       </w:r>
       <w:r>
         <w:rPr>
-          <w:rFonts w:hint="eastAsia"/>
+          <w:rFonts w:hint="eastAsia" w:eastAsia="黑体"/>
         </w:rPr>
         <w:t xml:space="preserve">的</w:t>
       </w:r>
       <w:r>
+        <w:rPr>
+          <w:rFonts w:eastAsia="黑体"/>
+        </w:rPr>
         <w:t xml:space="preserve"> T1IN </w:t>
       </w:r>
       <w:r>
         <w:rPr>
-          <w:rFonts w:hint="eastAsia"/>
+          <w:rFonts w:hint="eastAsia" w:eastAsia="黑体"/>
         </w:rPr>
         <w:t xml:space="preserve">相连）；</w:t>
       </w:r>
       <w:r>
         <w:rPr>
-          <w:rFonts w:hint="eastAsia"/>
+          <w:rFonts w:hint="eastAsia" w:eastAsia="黑体"/>
           <w:b/>
           <w:bCs/>
         </w:rPr>
@@ -378,6 +424,7 @@
       </w:r>
       <w:r>
         <w:rPr>
+          <w:rFonts w:eastAsia="黑体"/>
           <w:b/>
           <w:bCs/>
         </w:rPr>
@@ -385,7 +432,7 @@
       </w:r>
       <w:r>
         <w:rPr>
-          <w:rFonts w:hint="eastAsia"/>
+          <w:rFonts w:hint="eastAsia" w:eastAsia="黑体"/>
           <w:b/>
           <w:bCs/>
         </w:rPr>
@@ -393,49 +440,61 @@
       </w:r>
       <w:r>
         <w:rPr>
-          <w:rFonts w:hint="eastAsia"/>
+          <w:rFonts w:hint="eastAsia" w:eastAsia="黑体"/>
         </w:rPr>
         <w:t xml:space="preserve">（MCU</w:t>
       </w:r>
       <w:r>
+        <w:rPr>
+          <w:rFonts w:eastAsia="黑体"/>
+        </w:rPr>
         <w:t xml:space="preserve"> </w:t>
       </w:r>
       <w:r>
         <w:rPr>
-          <w:rFonts w:hint="eastAsia"/>
+          <w:rFonts w:hint="eastAsia" w:eastAsia="黑体"/>
         </w:rPr>
         <w:t xml:space="preserve">的</w:t>
       </w:r>
       <w:r>
+        <w:rPr>
+          <w:rFonts w:eastAsia="黑体"/>
+        </w:rPr>
         <w:t xml:space="preserve"> RXD </w:t>
       </w:r>
       <w:r>
         <w:rPr>
-          <w:rFonts w:hint="eastAsia"/>
+          <w:rFonts w:hint="eastAsia" w:eastAsia="黑体"/>
         </w:rPr>
         <w:t xml:space="preserve">与</w:t>
       </w:r>
       <w:r>
+        <w:rPr>
+          <w:rFonts w:eastAsia="黑体"/>
+        </w:rPr>
         <w:t xml:space="preserve"> A1 </w:t>
       </w:r>
       <w:r>
         <w:rPr>
-          <w:rFonts w:hint="eastAsia"/>
+          <w:rFonts w:hint="eastAsia" w:eastAsia="黑体"/>
         </w:rPr>
         <w:t xml:space="preserve">的</w:t>
       </w:r>
       <w:r>
+        <w:rPr>
+          <w:rFonts w:eastAsia="黑体"/>
+        </w:rPr>
         <w:t xml:space="preserve"> R1OUT </w:t>
       </w:r>
       <w:r>
         <w:rPr>
-          <w:rFonts w:hint="eastAsia"/>
+          <w:rFonts w:hint="eastAsia" w:eastAsia="黑体"/>
         </w:rPr>
         <w:t xml:space="preserve">相连）；</w:t>
       </w:r>
       <w:r>
         <w:rPr>
-          <w:rFonts w:hint="eastAsia"/>
+          <w:rFonts w:hint="eastAsia" w:eastAsia="黑体"/>
           <w:b/>
           <w:bCs/>
         </w:rPr>
@@ -443,6 +502,7 @@
       </w:r>
       <w:r>
         <w:rPr>
+          <w:rFonts w:eastAsia="黑体"/>
           <w:b/>
           <w:bCs/>
         </w:rPr>
@@ -450,7 +510,7 @@
       </w:r>
       <w:r>
         <w:rPr>
-          <w:rFonts w:hint="eastAsia"/>
+          <w:rFonts w:hint="eastAsia" w:eastAsia="黑体"/>
           <w:b/>
           <w:bCs/>
         </w:rPr>
@@ -458,6 +518,7 @@
       </w:r>
       <w:r>
         <w:rPr>
+          <w:rFonts w:eastAsia="黑体"/>
           <w:b/>
           <w:bCs/>
         </w:rPr>
@@ -465,49 +526,61 @@
       </w:r>
       <w:r>
         <w:rPr>
-          <w:rFonts w:hint="eastAsia"/>
+          <w:rFonts w:hint="eastAsia" w:eastAsia="黑体"/>
         </w:rPr>
         <w:t xml:space="preserve">（A1</w:t>
       </w:r>
       <w:r>
+        <w:rPr>
+          <w:rFonts w:eastAsia="黑体"/>
+        </w:rPr>
         <w:t xml:space="preserve"> </w:t>
       </w:r>
       <w:r>
         <w:rPr>
-          <w:rFonts w:hint="eastAsia"/>
+          <w:rFonts w:hint="eastAsia" w:eastAsia="黑体"/>
         </w:rPr>
         <w:t xml:space="preserve">的</w:t>
       </w:r>
       <w:r>
+        <w:rPr>
+          <w:rFonts w:eastAsia="黑体"/>
+        </w:rPr>
         <w:t xml:space="preserve"> T1OUT </w:t>
       </w:r>
       <w:r>
         <w:rPr>
-          <w:rFonts w:hint="eastAsia"/>
+          <w:rFonts w:hint="eastAsia" w:eastAsia="黑体"/>
         </w:rPr>
         <w:t xml:space="preserve">与</w:t>
       </w:r>
       <w:r>
+        <w:rPr>
+          <w:rFonts w:eastAsia="黑体"/>
+        </w:rPr>
         <w:t xml:space="preserve"> J1 </w:t>
       </w:r>
       <w:r>
         <w:rPr>
-          <w:rFonts w:hint="eastAsia"/>
+          <w:rFonts w:hint="eastAsia" w:eastAsia="黑体"/>
         </w:rPr>
         <w:t xml:space="preserve">的</w:t>
       </w:r>
       <w:r>
+        <w:rPr>
+          <w:rFonts w:eastAsia="黑体"/>
+        </w:rPr>
         <w:t xml:space="preserve"> 3 </w:t>
       </w:r>
       <w:r>
         <w:rPr>
-          <w:rFonts w:hint="eastAsia"/>
+          <w:rFonts w:hint="eastAsia" w:eastAsia="黑体"/>
         </w:rPr>
         <w:t xml:space="preserve">脚相连）；</w:t>
       </w:r>
       <w:r>
         <w:rPr>
-          <w:rFonts w:hint="eastAsia"/>
+          <w:rFonts w:hint="eastAsia" w:eastAsia="黑体"/>
           <w:b/>
           <w:bCs/>
         </w:rPr>
@@ -515,6 +588,7 @@
       </w:r>
       <w:r>
         <w:rPr>
+          <w:rFonts w:eastAsia="黑体"/>
           <w:b/>
           <w:bCs/>
         </w:rPr>
@@ -522,7 +596,7 @@
       </w:r>
       <w:r>
         <w:rPr>
-          <w:rFonts w:hint="eastAsia"/>
+          <w:rFonts w:hint="eastAsia" w:eastAsia="黑体"/>
           <w:b/>
           <w:bCs/>
         </w:rPr>
@@ -530,6 +604,7 @@
       </w:r>
       <w:r>
         <w:rPr>
+          <w:rFonts w:eastAsia="黑体"/>
           <w:b/>
           <w:bCs/>
         </w:rPr>
@@ -537,49 +612,61 @@
       </w:r>
       <w:r>
         <w:rPr>
-          <w:rFonts w:hint="eastAsia"/>
+          <w:rFonts w:hint="eastAsia" w:eastAsia="黑体"/>
         </w:rPr>
         <w:t xml:space="preserve">（A1</w:t>
       </w:r>
       <w:r>
+        <w:rPr>
+          <w:rFonts w:eastAsia="黑体"/>
+        </w:rPr>
         <w:t xml:space="preserve"> </w:t>
       </w:r>
       <w:r>
         <w:rPr>
-          <w:rFonts w:hint="eastAsia"/>
+          <w:rFonts w:hint="eastAsia" w:eastAsia="黑体"/>
         </w:rPr>
         <w:t xml:space="preserve">的</w:t>
       </w:r>
       <w:r>
+        <w:rPr>
+          <w:rFonts w:eastAsia="黑体"/>
+        </w:rPr>
         <w:t xml:space="preserve"> R1IN </w:t>
       </w:r>
       <w:r>
         <w:rPr>
-          <w:rFonts w:hint="eastAsia"/>
+          <w:rFonts w:hint="eastAsia" w:eastAsia="黑体"/>
         </w:rPr>
         <w:t xml:space="preserve">与</w:t>
       </w:r>
       <w:r>
+        <w:rPr>
+          <w:rFonts w:eastAsia="黑体"/>
+        </w:rPr>
         <w:t xml:space="preserve"> J1 </w:t>
       </w:r>
       <w:r>
         <w:rPr>
-          <w:rFonts w:hint="eastAsia"/>
+          <w:rFonts w:hint="eastAsia" w:eastAsia="黑体"/>
         </w:rPr>
         <w:t xml:space="preserve">的</w:t>
       </w:r>
       <w:r>
+        <w:rPr>
+          <w:rFonts w:eastAsia="黑体"/>
+        </w:rPr>
         <w:t xml:space="preserve"> 2 </w:t>
       </w:r>
       <w:r>
         <w:rPr>
-          <w:rFonts w:hint="eastAsia"/>
+          <w:rFonts w:hint="eastAsia" w:eastAsia="黑体"/>
         </w:rPr>
         <w:t xml:space="preserve">脚相连）；</w:t>
       </w:r>
       <w:r>
         <w:rPr>
-          <w:rFonts w:hint="eastAsia"/>
+          <w:rFonts w:hint="eastAsia" w:eastAsia="黑体"/>
           <w:b/>
           <w:bCs/>
         </w:rPr>
@@ -587,6 +674,7 @@
       </w:r>
       <w:r>
         <w:rPr>
+          <w:rFonts w:eastAsia="黑体"/>
           <w:b/>
           <w:bCs/>
         </w:rPr>
@@ -594,7 +682,7 @@
       </w:r>
       <w:r>
         <w:rPr>
-          <w:rFonts w:hint="eastAsia"/>
+          <w:rFonts w:hint="eastAsia" w:eastAsia="黑体"/>
           <w:b/>
           <w:bCs/>
         </w:rPr>
@@ -602,6 +690,7 @@
       </w:r>
       <w:r>
         <w:rPr>
+          <w:rFonts w:eastAsia="黑体"/>
           <w:b/>
           <w:bCs/>
         </w:rPr>
@@ -626,13 +715,13 @@
       </m:oMath>
       <w:r>
         <w:rPr>
-          <w:rFonts w:hint="eastAsia"/>
+          <w:rFonts w:hint="eastAsia" w:eastAsia="黑体"/>
         </w:rPr>
         <w:t xml:space="preserve">；</w:t>
       </w:r>
       <w:r>
         <w:rPr>
-          <w:rFonts w:hint="eastAsia"/>
+          <w:rFonts w:hint="eastAsia" w:eastAsia="黑体"/>
           <w:b/>
           <w:bCs/>
         </w:rPr>
@@ -640,6 +729,7 @@
       </w:r>
       <w:r>
         <w:rPr>
+          <w:rFonts w:eastAsia="黑体"/>
           <w:b/>
           <w:bCs/>
         </w:rPr>
@@ -647,7 +737,7 @@
       </w:r>
       <w:r>
         <w:rPr>
-          <w:rFonts w:hint="eastAsia"/>
+          <w:rFonts w:hint="eastAsia" w:eastAsia="黑体"/>
           <w:b/>
           <w:bCs/>
         </w:rPr>
@@ -655,6 +745,7 @@
       </w:r>
       <w:r>
         <w:rPr>
+          <w:rFonts w:eastAsia="黑体"/>
           <w:b/>
           <w:bCs/>
         </w:rPr>
@@ -679,13 +770,13 @@
       </m:oMath>
       <w:r>
         <w:rPr>
-          <w:rFonts w:hint="eastAsia"/>
+          <w:rFonts w:hint="eastAsia" w:eastAsia="黑体"/>
         </w:rPr>
         <w:t xml:space="preserve">；</w:t>
       </w:r>
       <w:r>
         <w:rPr>
-          <w:rFonts w:hint="eastAsia"/>
+          <w:rFonts w:hint="eastAsia" w:eastAsia="黑体"/>
           <w:b/>
           <w:bCs/>
         </w:rPr>
@@ -693,6 +784,7 @@
       </w:r>
       <w:r>
         <w:rPr>
+          <w:rFonts w:eastAsia="黑体"/>
           <w:b/>
           <w:bCs/>
         </w:rPr>
@@ -700,7 +792,7 @@
       </w:r>
       <w:r>
         <w:rPr>
-          <w:rFonts w:hint="eastAsia"/>
+          <w:rFonts w:hint="eastAsia" w:eastAsia="黑体"/>
           <w:b/>
           <w:bCs/>
         </w:rPr>
@@ -708,34 +800,43 @@
       </w:r>
       <w:r>
         <w:rPr>
-          <w:rFonts w:hint="eastAsia"/>
+          <w:rFonts w:hint="eastAsia" w:eastAsia="黑体"/>
         </w:rPr>
         <w:t xml:space="preserve">（VCC，5</w:t>
       </w:r>
       <w:r>
+        <w:rPr>
+          <w:rFonts w:eastAsia="黑体"/>
+        </w:rPr>
         <w:t xml:space="preserve"> V </w:t>
       </w:r>
       <w:r>
         <w:rPr>
-          <w:rFonts w:hint="eastAsia"/>
+          <w:rFonts w:hint="eastAsia" w:eastAsia="黑体"/>
         </w:rPr>
         <w:t xml:space="preserve">或</w:t>
       </w:r>
       <w:r>
+        <w:rPr>
+          <w:rFonts w:eastAsia="黑体"/>
+        </w:rPr>
         <w:t xml:space="preserve"> 3.3 </w:t>
       </w:r>
       <w:r>
         <w:rPr>
-          <w:rFonts w:hint="eastAsia"/>
+          <w:rFonts w:hint="eastAsia" w:eastAsia="黑体"/>
         </w:rPr>
         <w:t xml:space="preserve">V）与</w:t>
       </w:r>
       <w:r>
+        <w:rPr>
+          <w:rFonts w:eastAsia="黑体"/>
+        </w:rPr>
         <w:t xml:space="preserve"> </w:t>
       </w:r>
       <w:r>
         <w:rPr>
-          <w:rFonts w:hint="eastAsia"/>
+          <w:rFonts w:hint="eastAsia" w:eastAsia="黑体"/>
           <w:b/>
           <w:bCs/>
         </w:rPr>
@@ -743,6 +844,7 @@
       </w:r>
       <w:r>
         <w:rPr>
+          <w:rFonts w:eastAsia="黑体"/>
           <w:b/>
           <w:bCs/>
         </w:rPr>
@@ -750,7 +852,7 @@
       </w:r>
       <w:r>
         <w:rPr>
-          <w:rFonts w:hint="eastAsia"/>
+          <w:rFonts w:hint="eastAsia" w:eastAsia="黑体"/>
           <w:b/>
           <w:bCs/>
         </w:rPr>
@@ -758,7 +860,7 @@
       </w:r>
       <w:r>
         <w:rPr>
-          <w:rFonts w:hint="eastAsia"/>
+          <w:rFonts w:hint="eastAsia" w:eastAsia="黑体"/>
         </w:rPr>
         <w:t xml:space="preserve">（GND）。</w:t>
       </w:r>
@@ -767,59 +869,75 @@
       <w:pPr/>
       <w:r>
         <w:rPr>
-          <w:rFonts w:hint="eastAsia"/>
+          <w:rFonts w:hint="eastAsia" w:eastAsia="黑体"/>
         </w:rPr>
         <w:t xml:space="preserve">各器件管脚连接：</w:t>
       </w:r>
       <w:r>
         <w:rPr>
+          <w:rFonts w:eastAsia="黑体"/>
           <w:b/>
           <w:bCs/>
         </w:rPr>
         <w:t xml:space="preserve">A1</w:t>
       </w:r>
       <w:r>
+        <w:rPr>
+          <w:rFonts w:eastAsia="黑体"/>
+        </w:rPr>
         <w:t xml:space="preserve"> </w:t>
       </w:r>
       <w:r>
         <w:rPr>
-          <w:rFonts w:hint="eastAsia"/>
+          <w:rFonts w:hint="eastAsia" w:eastAsia="黑体"/>
         </w:rPr>
         <w:t xml:space="preserve">的</w:t>
       </w:r>
       <w:r>
+        <w:rPr>
+          <w:rFonts w:eastAsia="黑体"/>
+        </w:rPr>
         <w:t xml:space="preserve"> T1IN </w:t>
       </w:r>
       <w:r>
         <w:rPr>
-          <w:rFonts w:hint="eastAsia"/>
+          <w:rFonts w:hint="eastAsia" w:eastAsia="黑体"/>
         </w:rPr>
         <w:t xml:space="preserve">接节点①、R1OUT</w:t>
       </w:r>
       <w:r>
+        <w:rPr>
+          <w:rFonts w:eastAsia="黑体"/>
+        </w:rPr>
         <w:t xml:space="preserve"> </w:t>
       </w:r>
       <w:r>
         <w:rPr>
-          <w:rFonts w:hint="eastAsia"/>
+          <w:rFonts w:hint="eastAsia" w:eastAsia="黑体"/>
         </w:rPr>
         <w:t xml:space="preserve">接节点②、T1OUT</w:t>
       </w:r>
       <w:r>
+        <w:rPr>
+          <w:rFonts w:eastAsia="黑体"/>
+        </w:rPr>
         <w:t xml:space="preserve"> </w:t>
       </w:r>
       <w:r>
         <w:rPr>
-          <w:rFonts w:hint="eastAsia"/>
+          <w:rFonts w:hint="eastAsia" w:eastAsia="黑体"/>
         </w:rPr>
         <w:t xml:space="preserve">接节点③、R1IN</w:t>
       </w:r>
       <w:r>
+        <w:rPr>
+          <w:rFonts w:eastAsia="黑体"/>
+        </w:rPr>
         <w:t xml:space="preserve"> </w:t>
       </w:r>
       <w:r>
         <w:rPr>
-          <w:rFonts w:hint="eastAsia"/>
+          <w:rFonts w:hint="eastAsia" w:eastAsia="黑体"/>
         </w:rPr>
         <w:t xml:space="preserve">接节点④、V</w:t>
       </w:r>
@@ -832,11 +950,14 @@
         </m:r>
       </m:oMath>
       <w:r>
+        <w:rPr>
+          <w:rFonts w:eastAsia="黑体"/>
+        </w:rPr>
         <w:t xml:space="preserve"> </w:t>
       </w:r>
       <w:r>
         <w:rPr>
-          <w:rFonts w:hint="eastAsia"/>
+          <w:rFonts w:hint="eastAsia" w:eastAsia="黑体"/>
         </w:rPr>
         <w:t xml:space="preserve">接节点⑤、V</w:t>
       </w:r>
@@ -849,44 +970,56 @@
         </m:r>
       </m:oMath>
       <w:r>
+        <w:rPr>
+          <w:rFonts w:eastAsia="黑体"/>
+        </w:rPr>
         <w:t xml:space="preserve"> </w:t>
       </w:r>
       <w:r>
         <w:rPr>
-          <w:rFonts w:hint="eastAsia"/>
+          <w:rFonts w:hint="eastAsia" w:eastAsia="黑体"/>
         </w:rPr>
         <w:t xml:space="preserve">接节点⑥、VCC</w:t>
       </w:r>
       <w:r>
+        <w:rPr>
+          <w:rFonts w:eastAsia="黑体"/>
+        </w:rPr>
         <w:t xml:space="preserve"> </w:t>
       </w:r>
       <w:r>
         <w:rPr>
-          <w:rFonts w:hint="eastAsia"/>
+          <w:rFonts w:hint="eastAsia" w:eastAsia="黑体"/>
         </w:rPr>
         <w:t xml:space="preserve">接节点⑦、GND</w:t>
       </w:r>
       <w:r>
+        <w:rPr>
+          <w:rFonts w:eastAsia="黑体"/>
+        </w:rPr>
         <w:t xml:space="preserve"> </w:t>
       </w:r>
       <w:r>
         <w:rPr>
-          <w:rFonts w:hint="eastAsia"/>
+          <w:rFonts w:hint="eastAsia" w:eastAsia="黑体"/>
         </w:rPr>
         <w:t xml:space="preserve">接节点⑧；双路型号的</w:t>
       </w:r>
       <w:r>
+        <w:rPr>
+          <w:rFonts w:eastAsia="黑体"/>
+        </w:rPr>
         <w:t xml:space="preserve"> T2IN/R2OUT/T2OUT/R2IN </w:t>
       </w:r>
       <w:r>
         <w:rPr>
-          <w:rFonts w:hint="eastAsia"/>
+          <w:rFonts w:hint="eastAsia" w:eastAsia="黑体"/>
         </w:rPr>
         <w:t xml:space="preserve">可类似接第二路串口。</w:t>
       </w:r>
       <w:r>
         <w:rPr>
-          <w:rFonts w:hint="eastAsia"/>
+          <w:rFonts w:hint="eastAsia" w:eastAsia="黑体"/>
           <w:b/>
           <w:bCs/>
         </w:rPr>
@@ -894,7 +1027,7 @@
       </w:r>
       <w:r>
         <w:rPr>
-          <w:rFonts w:hint="eastAsia"/>
+          <w:rFonts w:hint="eastAsia" w:eastAsia="黑体"/>
         </w:rPr>
         <w:t xml:space="preserve">：</w:t>
       </w:r>
@@ -914,29 +1047,38 @@
       </m:oMath>
       <w:r>
         <w:rPr>
-          <w:rFonts w:hint="eastAsia"/>
+          <w:rFonts w:hint="eastAsia" w:eastAsia="黑体"/>
         </w:rPr>
         <w:t xml:space="preserve">（约</w:t>
       </w:r>
       <w:r>
+        <w:rPr>
+          <w:rFonts w:eastAsia="黑体"/>
+        </w:rPr>
         <w:t xml:space="preserve"> 0.1 </w:t>
       </w:r>
       <w:r>
         <w:rPr>
-          <w:rFonts w:hint="eastAsia"/>
+          <w:rFonts w:hint="eastAsia" w:eastAsia="黑体"/>
         </w:rPr>
         <w:t xml:space="preserve">μF）跨接</w:t>
       </w:r>
       <w:r>
+        <w:rPr>
+          <w:rFonts w:eastAsia="黑体"/>
+        </w:rPr>
         <w:t xml:space="preserve"> A1 </w:t>
       </w:r>
       <w:r>
         <w:rPr>
-          <w:rFonts w:hint="eastAsia"/>
+          <w:rFonts w:hint="eastAsia" w:eastAsia="黑体"/>
         </w:rPr>
         <w:t xml:space="preserve">的</w:t>
       </w:r>
       <w:r>
+        <w:rPr>
+          <w:rFonts w:eastAsia="黑体"/>
+        </w:rPr>
         <w:t xml:space="preserve"> </w:t>
       </w:r>
       <m:oMath>
@@ -957,15 +1099,21 @@
         </m:sSub>
       </m:oMath>
       <w:r>
+        <w:rPr>
+          <w:rFonts w:eastAsia="黑体"/>
+        </w:rPr>
         <w:t xml:space="preserve"> </w:t>
       </w:r>
       <w:r>
         <w:rPr>
-          <w:rFonts w:hint="eastAsia"/>
+          <w:rFonts w:hint="eastAsia" w:eastAsia="黑体"/>
         </w:rPr>
         <w:t xml:space="preserve">与</w:t>
       </w:r>
       <w:r>
+        <w:rPr>
+          <w:rFonts w:eastAsia="黑体"/>
+        </w:rPr>
         <w:t xml:space="preserve"> </w:t>
       </w:r>
       <m:oMath>
@@ -987,7 +1135,7 @@
       </m:oMath>
       <w:r>
         <w:rPr>
-          <w:rFonts w:hint="eastAsia"/>
+          <w:rFonts w:hint="eastAsia" w:eastAsia="黑体"/>
         </w:rPr>
         <w:t xml:space="preserve">（倍压泵电容），</w:t>
       </w:r>
@@ -1006,15 +1154,21 @@
         </m:sSub>
       </m:oMath>
       <w:r>
+        <w:rPr>
+          <w:rFonts w:eastAsia="黑体"/>
+        </w:rPr>
         <w:t xml:space="preserve"> </w:t>
       </w:r>
       <w:r>
         <w:rPr>
-          <w:rFonts w:hint="eastAsia"/>
+          <w:rFonts w:hint="eastAsia" w:eastAsia="黑体"/>
         </w:rPr>
         <w:t xml:space="preserve">接在</w:t>
       </w:r>
       <w:r>
+        <w:rPr>
+          <w:rFonts w:eastAsia="黑体"/>
+        </w:rPr>
         <w:t xml:space="preserve"> V</w:t>
       </w:r>
       <m:oMath>
@@ -1027,7 +1181,7 @@
       </m:oMath>
       <w:r>
         <w:rPr>
-          <w:rFonts w:hint="eastAsia"/>
+          <w:rFonts w:hint="eastAsia" w:eastAsia="黑体"/>
         </w:rPr>
         <w:t xml:space="preserve">（节点⑤）与地之间、</w:t>
       </w:r>
@@ -1046,15 +1200,21 @@
         </m:sSub>
       </m:oMath>
       <w:r>
+        <w:rPr>
+          <w:rFonts w:eastAsia="黑体"/>
+        </w:rPr>
         <w:t xml:space="preserve"> </w:t>
       </w:r>
       <w:r>
         <w:rPr>
-          <w:rFonts w:hint="eastAsia"/>
+          <w:rFonts w:hint="eastAsia" w:eastAsia="黑体"/>
         </w:rPr>
         <w:t xml:space="preserve">接在</w:t>
       </w:r>
       <w:r>
+        <w:rPr>
+          <w:rFonts w:eastAsia="黑体"/>
+        </w:rPr>
         <w:t xml:space="preserve"> V</w:t>
       </w:r>
       <m:oMath>
@@ -1067,7 +1227,7 @@
       </m:oMath>
       <w:r>
         <w:rPr>
-          <w:rFonts w:hint="eastAsia"/>
+          <w:rFonts w:hint="eastAsia" w:eastAsia="黑体"/>
         </w:rPr>
         <w:t xml:space="preserve">（节点⑥）与地之间、</w:t>
       </w:r>
@@ -1086,33 +1246,45 @@
         </m:sSub>
       </m:oMath>
       <w:r>
+        <w:rPr>
+          <w:rFonts w:eastAsia="黑体"/>
+        </w:rPr>
         <w:t xml:space="preserve"> </w:t>
       </w:r>
       <w:r>
         <w:rPr>
-          <w:rFonts w:hint="eastAsia"/>
+          <w:rFonts w:hint="eastAsia" w:eastAsia="黑体"/>
         </w:rPr>
         <w:t xml:space="preserve">接在</w:t>
       </w:r>
       <w:r>
+        <w:rPr>
+          <w:rFonts w:eastAsia="黑体"/>
+        </w:rPr>
         <w:t xml:space="preserve"> </w:t>
       </w:r>
       <w:r>
         <w:rPr>
-          <w:rFonts w:hint="eastAsia"/>
+          <w:rFonts w:hint="eastAsia" w:eastAsia="黑体"/>
         </w:rPr>
         <w:t xml:space="preserve">VCC（节点⑦）与地之间的储能/泵电容，把</w:t>
       </w:r>
       <w:r>
+        <w:rPr>
+          <w:rFonts w:eastAsia="黑体"/>
+        </w:rPr>
         <w:t xml:space="preserve"> VCC </w:t>
       </w:r>
       <w:r>
         <w:rPr>
-          <w:rFonts w:hint="eastAsia"/>
+          <w:rFonts w:hint="eastAsia" w:eastAsia="黑体"/>
         </w:rPr>
         <w:t xml:space="preserve">倍压并反相得到</w:t>
       </w:r>
       <w:r>
+        <w:rPr>
+          <w:rFonts w:eastAsia="黑体"/>
+        </w:rPr>
         <w:t xml:space="preserve"> </w:t>
       </w:r>
       <m:oMath>
@@ -1148,117 +1320,154 @@
         </m:r>
       </m:oMath>
       <w:r>
+        <w:rPr>
+          <w:rFonts w:eastAsia="黑体"/>
+        </w:rPr>
         <w:t xml:space="preserve"> </w:t>
       </w:r>
       <w:r>
         <w:rPr>
-          <w:rFonts w:hint="eastAsia"/>
+          <w:rFonts w:hint="eastAsia" w:eastAsia="黑体"/>
         </w:rPr>
         <w:t xml:space="preserve">V；去耦电容接在</w:t>
       </w:r>
       <w:r>
+        <w:rPr>
+          <w:rFonts w:eastAsia="黑体"/>
+        </w:rPr>
         <w:t xml:space="preserve"> VCC </w:t>
       </w:r>
       <w:r>
         <w:rPr>
-          <w:rFonts w:hint="eastAsia"/>
+          <w:rFonts w:hint="eastAsia" w:eastAsia="黑体"/>
         </w:rPr>
         <w:t xml:space="preserve">与</w:t>
       </w:r>
       <w:r>
+        <w:rPr>
+          <w:rFonts w:eastAsia="黑体"/>
+        </w:rPr>
         <w:t xml:space="preserve"> GND </w:t>
       </w:r>
       <w:r>
         <w:rPr>
-          <w:rFonts w:hint="eastAsia"/>
+          <w:rFonts w:hint="eastAsia" w:eastAsia="黑体"/>
         </w:rPr>
         <w:t xml:space="preserve">间靠近芯片放置。</w:t>
       </w:r>
       <w:r>
         <w:rPr>
+          <w:rFonts w:eastAsia="黑体"/>
           <w:b/>
           <w:bCs/>
         </w:rPr>
         <w:t xml:space="preserve">J1</w:t>
       </w:r>
       <w:r>
+        <w:rPr>
+          <w:rFonts w:eastAsia="黑体"/>
+        </w:rPr>
         <w:t xml:space="preserve"> </w:t>
       </w:r>
       <w:r>
         <w:rPr>
-          <w:rFonts w:hint="eastAsia"/>
+          <w:rFonts w:hint="eastAsia" w:eastAsia="黑体"/>
         </w:rPr>
         <w:t xml:space="preserve">按标准</w:t>
       </w:r>
       <w:r>
+        <w:rPr>
+          <w:rFonts w:eastAsia="黑体"/>
+        </w:rPr>
         <w:t xml:space="preserve"> DTE </w:t>
       </w:r>
       <w:r>
         <w:rPr>
-          <w:rFonts w:hint="eastAsia"/>
+          <w:rFonts w:hint="eastAsia" w:eastAsia="黑体"/>
         </w:rPr>
         <w:t xml:space="preserve">接法：3</w:t>
       </w:r>
       <w:r>
+        <w:rPr>
+          <w:rFonts w:eastAsia="黑体"/>
+        </w:rPr>
         <w:t xml:space="preserve"> </w:t>
       </w:r>
       <w:r>
         <w:rPr>
-          <w:rFonts w:hint="eastAsia"/>
+          <w:rFonts w:hint="eastAsia" w:eastAsia="黑体"/>
         </w:rPr>
         <w:t xml:space="preserve">脚（TxD</w:t>
       </w:r>
       <w:r>
+        <w:rPr>
+          <w:rFonts w:eastAsia="黑体"/>
+        </w:rPr>
         <w:t xml:space="preserve"> </w:t>
       </w:r>
       <w:r>
         <w:rPr>
-          <w:rFonts w:hint="eastAsia"/>
+          <w:rFonts w:hint="eastAsia" w:eastAsia="黑体"/>
         </w:rPr>
         <w:t xml:space="preserve">发送）接节点③、2</w:t>
       </w:r>
       <w:r>
+        <w:rPr>
+          <w:rFonts w:eastAsia="黑体"/>
+        </w:rPr>
         <w:t xml:space="preserve"> </w:t>
       </w:r>
       <w:r>
         <w:rPr>
-          <w:rFonts w:hint="eastAsia"/>
+          <w:rFonts w:hint="eastAsia" w:eastAsia="黑体"/>
         </w:rPr>
         <w:t xml:space="preserve">脚（RxD</w:t>
       </w:r>
       <w:r>
+        <w:rPr>
+          <w:rFonts w:eastAsia="黑体"/>
+        </w:rPr>
         <w:t xml:space="preserve"> </w:t>
       </w:r>
       <w:r>
         <w:rPr>
-          <w:rFonts w:hint="eastAsia"/>
+          <w:rFonts w:hint="eastAsia" w:eastAsia="黑体"/>
         </w:rPr>
         <w:t xml:space="preserve">接收）接节点④、5</w:t>
       </w:r>
       <w:r>
+        <w:rPr>
+          <w:rFonts w:eastAsia="黑体"/>
+        </w:rPr>
         <w:t xml:space="preserve"> </w:t>
       </w:r>
       <w:r>
         <w:rPr>
-          <w:rFonts w:hint="eastAsia"/>
+          <w:rFonts w:hint="eastAsia" w:eastAsia="黑体"/>
         </w:rPr>
         <w:t xml:space="preserve">脚（GND）接系统地，其余信号脚（DTR/DSR/RTS/CTS、DCD）按应用接</w:t>
       </w:r>
       <w:r>
+        <w:rPr>
+          <w:rFonts w:eastAsia="黑体"/>
+        </w:rPr>
         <w:t xml:space="preserve"> A1 </w:t>
       </w:r>
       <w:r>
         <w:rPr>
-          <w:rFonts w:hint="eastAsia"/>
+          <w:rFonts w:hint="eastAsia" w:eastAsia="黑体"/>
         </w:rPr>
         <w:t xml:space="preserve">与</w:t>
       </w:r>
       <w:r>
+        <w:rPr>
+          <w:rFonts w:eastAsia="黑体"/>
+        </w:rPr>
         <w:t xml:space="preserve"> MCU </w:t>
       </w:r>
       <w:r>
         <w:rPr>
-          <w:rFonts w:hint="eastAsia"/>
+          <w:rFonts w:hint="eastAsia" w:eastAsia="黑体"/>
         </w:rPr>
         <w:t xml:space="preserve">的流控脚或悬空。</w:t>
       </w:r>
@@ -1267,88 +1476,115 @@
       <w:pPr/>
       <w:r>
         <w:rPr>
-          <w:rFonts w:hint="eastAsia"/>
+          <w:rFonts w:hint="eastAsia" w:eastAsia="黑体"/>
         </w:rPr>
         <w:t xml:space="preserve">由此构成”UART</w:t>
       </w:r>
       <w:r>
+        <w:rPr>
+          <w:rFonts w:eastAsia="黑体"/>
+        </w:rPr>
         <w:t xml:space="preserve"> </w:t>
       </w:r>
       <w:r>
         <w:rPr>
-          <w:rFonts w:hint="eastAsia"/>
+          <w:rFonts w:hint="eastAsia" w:eastAsia="黑体"/>
         </w:rPr>
         <w:t xml:space="preserve">经收发器做</w:t>
       </w:r>
       <w:r>
+        <w:rPr>
+          <w:rFonts w:eastAsia="黑体"/>
+        </w:rPr>
         <w:t xml:space="preserve"> TTL </w:t>
       </w:r>
       <w:r>
         <w:rPr>
-          <w:rFonts w:hint="eastAsia"/>
+          <w:rFonts w:hint="eastAsia" w:eastAsia="黑体"/>
         </w:rPr>
         <w:t xml:space="preserve">与</w:t>
       </w:r>
       <w:r>
+        <w:rPr>
+          <w:rFonts w:eastAsia="黑体"/>
+        </w:rPr>
         <w:t xml:space="preserve"> RS232 </w:t>
       </w:r>
       <w:r>
         <w:rPr>
-          <w:rFonts w:hint="eastAsia"/>
+          <w:rFonts w:hint="eastAsia" w:eastAsia="黑体"/>
         </w:rPr>
         <w:t xml:space="preserve">电平双向转换、电荷泵升压到</w:t>
       </w:r>
       <w:r>
+        <w:rPr>
+          <w:rFonts w:eastAsia="黑体"/>
+        </w:rPr>
         <w:t xml:space="preserve"> </w:t>
       </w:r>
       <w:r>
         <w:rPr>
-          <w:rFonts w:hint="eastAsia"/>
+          <w:rFonts w:hint="eastAsia" w:eastAsia="黑体"/>
         </w:rPr>
         <w:t xml:space="preserve">±（5~15</w:t>
       </w:r>
       <w:r>
+        <w:rPr>
+          <w:rFonts w:eastAsia="黑体"/>
+        </w:rPr>
         <w:t xml:space="preserve"> </w:t>
       </w:r>
       <w:r>
         <w:rPr>
-          <w:rFonts w:hint="eastAsia"/>
+          <w:rFonts w:hint="eastAsia" w:eastAsia="黑体"/>
         </w:rPr>
         <w:t xml:space="preserve">V）、单端点对点连接</w:t>
       </w:r>
       <w:r>
+        <w:rPr>
+          <w:rFonts w:eastAsia="黑体"/>
+        </w:rPr>
         <w:t xml:space="preserve"> </w:t>
       </w:r>
       <w:r>
         <w:rPr>
-          <w:rFonts w:hint="eastAsia"/>
+          <w:rFonts w:hint="eastAsia" w:eastAsia="黑体"/>
         </w:rPr>
         <w:t xml:space="preserve">DB9”的异步串行接口，逻辑</w:t>
       </w:r>
       <w:r>
+        <w:rPr>
+          <w:rFonts w:eastAsia="黑体"/>
+        </w:rPr>
         <w:t xml:space="preserve"> 1 </w:t>
       </w:r>
       <w:r>
         <w:rPr>
-          <w:rFonts w:hint="eastAsia"/>
+          <w:rFonts w:hint="eastAsia" w:eastAsia="黑体"/>
         </w:rPr>
         <w:t xml:space="preserve">为负电平、逻辑</w:t>
       </w:r>
       <w:r>
+        <w:rPr>
+          <w:rFonts w:eastAsia="黑体"/>
+        </w:rPr>
         <w:t xml:space="preserve"> 0 </w:t>
       </w:r>
       <w:r>
         <w:rPr>
-          <w:rFonts w:hint="eastAsia"/>
+          <w:rFonts w:hint="eastAsia" w:eastAsia="黑体"/>
         </w:rPr>
         <w:t xml:space="preserve">为正电平，用于较短距离（一般</w:t>
       </w:r>
       <w:r>
+        <w:rPr>
+          <w:rFonts w:eastAsia="黑体"/>
+        </w:rPr>
         <w:t xml:space="preserve"> ≤15 </w:t>
       </w:r>
       <w:r>
         <w:rPr>
-          <w:rFonts w:hint="eastAsia"/>
+          <w:rFonts w:hint="eastAsia" w:eastAsia="黑体"/>
         </w:rPr>
         <w:t xml:space="preserve">m）数据传输。</w:t>
       </w:r>
@@ -1361,7 +1597,7 @@
       </w:pPr>
       <w:r>
         <w:rPr>
-          <w:rFonts w:hint="eastAsia"/>
+          <w:rFonts w:hint="eastAsia" w:eastAsia="黑体"/>
         </w:rPr>
         <w:t xml:space="preserve">工作原理</w:t>
       </w:r>
@@ -1371,92 +1607,122 @@
         <w:pStyle w:val="FirstParagraph"/>
       </w:pPr>
       <w:r>
+        <w:rPr>
+          <w:rFonts w:eastAsia="黑体"/>
+        </w:rPr>
         <w:t xml:space="preserve">RS232 </w:t>
       </w:r>
       <w:r>
         <w:rPr>
-          <w:rFonts w:hint="eastAsia"/>
+          <w:rFonts w:hint="eastAsia" w:eastAsia="黑体"/>
         </w:rPr>
         <w:t xml:space="preserve">用单端电压传输：逻辑</w:t>
       </w:r>
       <w:r>
+        <w:rPr>
+          <w:rFonts w:eastAsia="黑体"/>
+        </w:rPr>
         <w:t xml:space="preserve"> </w:t>
       </w:r>
       <w:r>
         <w:rPr>
-          <w:rFonts w:hint="eastAsia"/>
+          <w:rFonts w:hint="eastAsia" w:eastAsia="黑体"/>
         </w:rPr>
         <w:t xml:space="preserve">1（MARK）为</w:t>
       </w:r>
       <w:r>
+        <w:rPr>
+          <w:rFonts w:eastAsia="黑体"/>
+        </w:rPr>
         <w:t xml:space="preserve"> </w:t>
       </w:r>
       <w:r>
         <w:rPr>
-          <w:rFonts w:hint="eastAsia"/>
+          <w:rFonts w:hint="eastAsia" w:eastAsia="黑体"/>
         </w:rPr>
         <w:t xml:space="preserve">-3～-15</w:t>
       </w:r>
       <w:r>
+        <w:rPr>
+          <w:rFonts w:eastAsia="黑体"/>
+        </w:rPr>
         <w:t xml:space="preserve"> </w:t>
       </w:r>
       <w:r>
         <w:rPr>
-          <w:rFonts w:hint="eastAsia"/>
+          <w:rFonts w:hint="eastAsia" w:eastAsia="黑体"/>
         </w:rPr>
         <w:t xml:space="preserve">V，逻辑</w:t>
       </w:r>
       <w:r>
+        <w:rPr>
+          <w:rFonts w:eastAsia="黑体"/>
+        </w:rPr>
         <w:t xml:space="preserve"> </w:t>
       </w:r>
       <w:r>
         <w:rPr>
-          <w:rFonts w:hint="eastAsia"/>
+          <w:rFonts w:hint="eastAsia" w:eastAsia="黑体"/>
         </w:rPr>
         <w:t xml:space="preserve">0（SPACE）为</w:t>
       </w:r>
       <w:r>
+        <w:rPr>
+          <w:rFonts w:eastAsia="黑体"/>
+        </w:rPr>
         <w:t xml:space="preserve"> </w:t>
       </w:r>
       <w:r>
         <w:rPr>
-          <w:rFonts w:hint="eastAsia"/>
+          <w:rFonts w:hint="eastAsia" w:eastAsia="黑体"/>
         </w:rPr>
         <w:t xml:space="preserve">+3～+15</w:t>
       </w:r>
       <w:r>
+        <w:rPr>
+          <w:rFonts w:eastAsia="黑体"/>
+        </w:rPr>
         <w:t xml:space="preserve"> </w:t>
       </w:r>
       <w:r>
         <w:rPr>
-          <w:rFonts w:hint="eastAsia"/>
+          <w:rFonts w:hint="eastAsia" w:eastAsia="黑体"/>
         </w:rPr>
         <w:t xml:space="preserve">V，以正负电平区分而非差动。UART</w:t>
       </w:r>
       <w:r>
+        <w:rPr>
+          <w:rFonts w:eastAsia="黑体"/>
+        </w:rPr>
         <w:t xml:space="preserve"> </w:t>
       </w:r>
       <w:r>
         <w:rPr>
-          <w:rFonts w:hint="eastAsia"/>
+          <w:rFonts w:hint="eastAsia" w:eastAsia="黑体"/>
         </w:rPr>
         <w:t xml:space="preserve">数据按起始位、数据位、校验位、停止位成帧收发，收发器负责</w:t>
       </w:r>
       <w:r>
+        <w:rPr>
+          <w:rFonts w:eastAsia="黑体"/>
+        </w:rPr>
         <w:t xml:space="preserve"> TTL </w:t>
       </w:r>
       <w:r>
         <w:rPr>
-          <w:rFonts w:hint="eastAsia"/>
+          <w:rFonts w:hint="eastAsia" w:eastAsia="黑体"/>
         </w:rPr>
         <w:t xml:space="preserve">正逻辑与</w:t>
       </w:r>
       <w:r>
+        <w:rPr>
+          <w:rFonts w:eastAsia="黑体"/>
+        </w:rPr>
         <w:t xml:space="preserve"> RS232 </w:t>
       </w:r>
       <w:r>
         <w:rPr>
-          <w:rFonts w:hint="eastAsia"/>
+          <w:rFonts w:hint="eastAsia" w:eastAsia="黑体"/>
         </w:rPr>
         <w:t xml:space="preserve">负逻辑/电平之间的双向转换。</w:t>
       </w:r>
@@ -1469,7 +1735,7 @@
       </w:pPr>
       <w:r>
         <w:rPr>
-          <w:rFonts w:hint="eastAsia"/>
+          <w:rFonts w:hint="eastAsia" w:eastAsia="黑体"/>
         </w:rPr>
         <w:t xml:space="preserve">关键计算公式</w:t>
       </w:r>
@@ -1483,7 +1749,7 @@
       </w:pPr>
       <w:r>
         <w:rPr>
-          <w:rFonts w:hint="eastAsia"/>
+          <w:rFonts w:hint="eastAsia" w:eastAsia="黑体"/>
         </w:rPr>
         <w:t xml:space="preserve">单个符号比特率（</w:t>
       </w:r>
@@ -1508,11 +1774,14 @@
         </m:sSub>
       </m:oMath>
       <w:r>
+        <w:rPr>
+          <w:rFonts w:eastAsia="黑体"/>
+        </w:rPr>
         <w:t xml:space="preserve"> </w:t>
       </w:r>
       <w:r>
         <w:rPr>
-          <w:rFonts w:hint="eastAsia"/>
+          <w:rFonts w:hint="eastAsia" w:eastAsia="黑体"/>
         </w:rPr>
         <w:t xml:space="preserve">位时间）：</w:t>
       </w:r>
@@ -1587,7 +1856,7 @@
       </w:pPr>
       <w:r>
         <w:rPr>
-          <w:rFonts w:hint="eastAsia"/>
+          <w:rFonts w:hint="eastAsia" w:eastAsia="黑体"/>
         </w:rPr>
         <w:t xml:space="preserve">最大波特率与线缆长度关系（经验，</w:t>
       </w:r>
@@ -1618,11 +1887,14 @@
         </m:sSub>
       </m:oMath>
       <w:r>
+        <w:rPr>
+          <w:rFonts w:eastAsia="黑体"/>
+        </w:rPr>
         <w:t xml:space="preserve"> </w:t>
       </w:r>
       <w:r>
         <w:rPr>
-          <w:rFonts w:hint="eastAsia"/>
+          <w:rFonts w:hint="eastAsia" w:eastAsia="黑体"/>
         </w:rPr>
         <w:t xml:space="preserve">电缆电容）：</w:t>
       </w:r>
@@ -1751,7 +2023,7 @@
       </w:pPr>
       <w:r>
         <w:rPr>
-          <w:rFonts w:hint="eastAsia"/>
+          <w:rFonts w:hint="eastAsia" w:eastAsia="黑体"/>
         </w:rPr>
         <w:t xml:space="preserve">帧效率（</w:t>
       </w:r>
@@ -1779,11 +2051,14 @@
         </m:sSub>
       </m:oMath>
       <w:r>
+        <w:rPr>
+          <w:rFonts w:eastAsia="黑体"/>
+        </w:rPr>
         <w:t xml:space="preserve"> </w:t>
       </w:r>
       <w:r>
         <w:rPr>
-          <w:rFonts w:hint="eastAsia"/>
+          <w:rFonts w:hint="eastAsia" w:eastAsia="黑体"/>
         </w:rPr>
         <w:t xml:space="preserve">数据位、</w:t>
       </w:r>
@@ -1823,11 +2098,14 @@
         </m:sSub>
       </m:oMath>
       <w:r>
+        <w:rPr>
+          <w:rFonts w:eastAsia="黑体"/>
+        </w:rPr>
         <w:t xml:space="preserve"> </w:t>
       </w:r>
       <w:r>
         <w:rPr>
-          <w:rFonts w:hint="eastAsia"/>
+          <w:rFonts w:hint="eastAsia" w:eastAsia="黑体"/>
         </w:rPr>
         <w:t xml:space="preserve">起止/校验位）：</w:t>
       </w:r>
@@ -1953,7 +2231,7 @@
       </w:pPr>
       <w:r>
         <w:rPr>
-          <w:rFonts w:hint="eastAsia"/>
+          <w:rFonts w:hint="eastAsia" w:eastAsia="黑体"/>
         </w:rPr>
         <w:t xml:space="preserve">有效数据率：</w:t>
       </w:r>
@@ -2050,7 +2328,7 @@
             </w:pPr>
             <w:r>
               <w:rPr>
-                <w:rFonts w:hint="eastAsia"/>
+                <w:rFonts w:hint="eastAsia" w:eastAsia="黑体"/>
               </w:rPr>
               <w:t xml:space="preserve">符号</w:t>
             </w:r>
@@ -2064,7 +2342,7 @@
             </w:pPr>
             <w:r>
               <w:rPr>
-                <w:rFonts w:hint="eastAsia"/>
+                <w:rFonts w:hint="eastAsia" w:eastAsia="黑体"/>
               </w:rPr>
               <w:t xml:space="preserve">含义</w:t>
             </w:r>
@@ -2078,7 +2356,7 @@
             </w:pPr>
             <w:r>
               <w:rPr>
-                <w:rFonts w:hint="eastAsia"/>
+                <w:rFonts w:hint="eastAsia" w:eastAsia="黑体"/>
               </w:rPr>
               <w:t xml:space="preserve">单位</w:t>
             </w:r>
@@ -2107,6 +2385,9 @@
               </m:sSub>
             </m:oMath>
             <w:r>
+              <w:rPr>
+                <w:rFonts w:eastAsia="黑体"/>
+              </w:rPr>
               <w:t xml:space="preserve">​</w:t>
             </w:r>
           </w:p>
@@ -2119,7 +2400,7 @@
             </w:pPr>
             <w:r>
               <w:rPr>
-                <w:rFonts w:hint="eastAsia"/>
+                <w:rFonts w:hint="eastAsia" w:eastAsia="黑体"/>
               </w:rPr>
               <w:t xml:space="preserve">波特率</w:t>
             </w:r>
@@ -2132,6 +2413,9 @@
               <w:pStyle w:val="Compact"/>
             </w:pPr>
             <w:r>
+              <w:rPr>
+                <w:rFonts w:eastAsia="黑体"/>
+              </w:rPr>
               <w:t xml:space="preserve">bit/s</w:t>
             </w:r>
           </w:p>
@@ -2165,6 +2449,9 @@
               </m:sSub>
             </m:oMath>
             <w:r>
+              <w:rPr>
+                <w:rFonts w:eastAsia="黑体"/>
+              </w:rPr>
               <w:t xml:space="preserve">​</w:t>
             </w:r>
           </w:p>
@@ -2177,7 +2464,7 @@
             </w:pPr>
             <w:r>
               <w:rPr>
-                <w:rFonts w:hint="eastAsia"/>
+                <w:rFonts w:hint="eastAsia" w:eastAsia="黑体"/>
               </w:rPr>
               <w:t xml:space="preserve">位时间</w:t>
             </w:r>
@@ -2190,6 +2477,9 @@
               <w:pStyle w:val="Compact"/>
             </w:pPr>
             <w:r>
+              <w:rPr>
+                <w:rFonts w:eastAsia="黑体"/>
+              </w:rPr>
               <w:t xml:space="preserve">s</w:t>
             </w:r>
           </w:p>
@@ -2232,6 +2522,9 @@
               </m:sSub>
             </m:oMath>
             <w:r>
+              <w:rPr>
+                <w:rFonts w:eastAsia="黑体"/>
+              </w:rPr>
               <w:t xml:space="preserve">​</w:t>
             </w:r>
           </w:p>
@@ -2244,7 +2537,7 @@
             </w:pPr>
             <w:r>
               <w:rPr>
-                <w:rFonts w:hint="eastAsia"/>
+                <w:rFonts w:hint="eastAsia" w:eastAsia="黑体"/>
               </w:rPr>
               <w:t xml:space="preserve">驱动器输出阻抗</w:t>
             </w:r>
@@ -2257,6 +2550,9 @@
               <w:pStyle w:val="Compact"/>
             </w:pPr>
             <w:r>
+              <w:rPr>
+                <w:rFonts w:eastAsia="黑体"/>
+              </w:rPr>
               <w:t xml:space="preserve">Ω</w:t>
             </w:r>
           </w:p>
@@ -2296,6 +2592,9 @@
               </m:sSub>
             </m:oMath>
             <w:r>
+              <w:rPr>
+                <w:rFonts w:eastAsia="黑体"/>
+              </w:rPr>
               <w:t xml:space="preserve">​</w:t>
             </w:r>
           </w:p>
@@ -2308,7 +2607,7 @@
             </w:pPr>
             <w:r>
               <w:rPr>
-                <w:rFonts w:hint="eastAsia"/>
+                <w:rFonts w:hint="eastAsia" w:eastAsia="黑体"/>
               </w:rPr>
               <w:t xml:space="preserve">电缆电容</w:t>
             </w:r>
@@ -2321,6 +2620,9 @@
               <w:pStyle w:val="Compact"/>
             </w:pPr>
             <w:r>
+              <w:rPr>
+                <w:rFonts w:eastAsia="黑体"/>
+              </w:rPr>
               <w:t xml:space="preserve">F</w:t>
             </w:r>
           </w:p>
@@ -2339,6 +2641,9 @@
               </m:r>
             </m:oMath>
             <w:r>
+              <w:rPr>
+                <w:rFonts w:eastAsia="黑体"/>
+              </w:rPr>
               <w:t xml:space="preserve">​</w:t>
             </w:r>
           </w:p>
@@ -2351,7 +2656,7 @@
             </w:pPr>
             <w:r>
               <w:rPr>
-                <w:rFonts w:hint="eastAsia"/>
+                <w:rFonts w:hint="eastAsia" w:eastAsia="黑体"/>
               </w:rPr>
               <w:t xml:space="preserve">帧效率</w:t>
             </w:r>
@@ -2364,6 +2669,9 @@
               <w:pStyle w:val="Compact"/>
             </w:pPr>
             <w:r>
+              <w:rPr>
+                <w:rFonts w:eastAsia="黑体"/>
+              </w:rPr>
               <w:t xml:space="preserve">—</w:t>
             </w:r>
           </w:p>
@@ -2378,7 +2686,7 @@
       </w:pPr>
       <w:r>
         <w:rPr>
-          <w:rFonts w:hint="eastAsia"/>
+          <w:rFonts w:hint="eastAsia" w:eastAsia="黑体"/>
         </w:rPr>
         <w:t xml:space="preserve">元件调整影响</w:t>
       </w:r>
@@ -2393,21 +2701,27 @@
       </w:pPr>
       <w:r>
         <w:rPr>
-          <w:rFonts w:hint="eastAsia"/>
+          <w:rFonts w:hint="eastAsia" w:eastAsia="黑体"/>
           <w:b/>
           <w:bCs/>
         </w:rPr>
         <w:t xml:space="preserve">波特率增大</w:t>
       </w:r>
       <w:r>
+        <w:rPr>
+          <w:rFonts w:eastAsia="黑体"/>
+        </w:rPr>
         <w:t xml:space="preserve"> </w:t>
       </w:r>
       <w:r>
+        <w:rPr>
+          <w:rFonts w:eastAsia="黑体"/>
+        </w:rPr>
         <w:t xml:space="preserve">→ </w:t>
       </w:r>
       <w:r>
         <w:rPr>
-          <w:rFonts w:hint="eastAsia"/>
+          <w:rFonts w:hint="eastAsia" w:eastAsia="黑体"/>
         </w:rPr>
         <w:t xml:space="preserve">传输速率提高，但线缆长度受限、误码率上升。</w:t>
       </w:r>
@@ -2422,30 +2736,39 @@
       </w:pPr>
       <w:r>
         <w:rPr>
-          <w:rFonts w:hint="eastAsia"/>
+          <w:rFonts w:hint="eastAsia" w:eastAsia="黑体"/>
           <w:b/>
           <w:bCs/>
         </w:rPr>
         <w:t xml:space="preserve">电荷泵电容减小</w:t>
       </w:r>
       <w:r>
+        <w:rPr>
+          <w:rFonts w:eastAsia="黑体"/>
+        </w:rPr>
         <w:t xml:space="preserve"> </w:t>
       </w:r>
       <w:r>
+        <w:rPr>
+          <w:rFonts w:eastAsia="黑体"/>
+        </w:rPr>
         <w:t xml:space="preserve">→ </w:t>
       </w:r>
       <w:r>
         <w:rPr>
-          <w:rFonts w:hint="eastAsia"/>
+          <w:rFonts w:hint="eastAsia" w:eastAsia="黑体"/>
         </w:rPr>
         <w:t xml:space="preserve">输出电压幅度不足，可能跌破</w:t>
       </w:r>
       <w:r>
+        <w:rPr>
+          <w:rFonts w:eastAsia="黑体"/>
+        </w:rPr>
         <w:t xml:space="preserve"> ±5 V </w:t>
       </w:r>
       <w:r>
         <w:rPr>
-          <w:rFonts w:hint="eastAsia"/>
+          <w:rFonts w:hint="eastAsia" w:eastAsia="黑体"/>
         </w:rPr>
         <w:t xml:space="preserve">规范下限。</w:t>
       </w:r>
@@ -2460,21 +2783,27 @@
       </w:pPr>
       <w:r>
         <w:rPr>
-          <w:rFonts w:hint="eastAsia"/>
+          <w:rFonts w:hint="eastAsia" w:eastAsia="黑体"/>
           <w:b/>
           <w:bCs/>
         </w:rPr>
         <w:t xml:space="preserve">线缆电容增大（线变长）</w:t>
       </w:r>
       <w:r>
+        <w:rPr>
+          <w:rFonts w:eastAsia="黑体"/>
+        </w:rPr>
         <w:t xml:space="preserve"> </w:t>
       </w:r>
       <w:r>
+        <w:rPr>
+          <w:rFonts w:eastAsia="黑体"/>
+        </w:rPr>
         <w:t xml:space="preserve">→ </w:t>
       </w:r>
       <w:r>
         <w:rPr>
-          <w:rFonts w:hint="eastAsia"/>
+          <w:rFonts w:hint="eastAsia" w:eastAsia="黑体"/>
         </w:rPr>
         <w:t xml:space="preserve">波形边沿变缓，高波特率下无法可靠通信。</w:t>
       </w:r>
@@ -2489,30 +2818,39 @@
       </w:pPr>
       <w:r>
         <w:rPr>
-          <w:rFonts w:hint="eastAsia"/>
+          <w:rFonts w:hint="eastAsia" w:eastAsia="黑体"/>
           <w:b/>
           <w:bCs/>
         </w:rPr>
         <w:t xml:space="preserve">驱动器摆率/供电电压提高</w:t>
       </w:r>
       <w:r>
+        <w:rPr>
+          <w:rFonts w:eastAsia="黑体"/>
+        </w:rPr>
         <w:t xml:space="preserve"> </w:t>
       </w:r>
       <w:r>
+        <w:rPr>
+          <w:rFonts w:eastAsia="黑体"/>
+        </w:rPr>
         <w:t xml:space="preserve">→ </w:t>
       </w:r>
       <w:r>
         <w:rPr>
-          <w:rFonts w:hint="eastAsia"/>
+          <w:rFonts w:hint="eastAsia" w:eastAsia="黑体"/>
         </w:rPr>
         <w:t xml:space="preserve">输出幅度大、抗扰增强，但</w:t>
       </w:r>
       <w:r>
+        <w:rPr>
+          <w:rFonts w:eastAsia="黑体"/>
+        </w:rPr>
         <w:t xml:space="preserve"> EMI </w:t>
       </w:r>
       <w:r>
         <w:rPr>
-          <w:rFonts w:hint="eastAsia"/>
+          <w:rFonts w:hint="eastAsia" w:eastAsia="黑体"/>
         </w:rPr>
         <w:t xml:space="preserve">略增。</w:t>
       </w:r>
@@ -2527,21 +2865,27 @@
       </w:pPr>
       <w:r>
         <w:rPr>
-          <w:rFonts w:hint="eastAsia"/>
+          <w:rFonts w:hint="eastAsia" w:eastAsia="黑体"/>
           <w:b/>
           <w:bCs/>
         </w:rPr>
         <w:t xml:space="preserve">收/发双方波特率不一致</w:t>
       </w:r>
       <w:r>
+        <w:rPr>
+          <w:rFonts w:eastAsia="黑体"/>
+        </w:rPr>
         <w:t xml:space="preserve"> </w:t>
       </w:r>
       <w:r>
+        <w:rPr>
+          <w:rFonts w:eastAsia="黑体"/>
+        </w:rPr>
         <w:t xml:space="preserve">→ </w:t>
       </w:r>
       <w:r>
         <w:rPr>
-          <w:rFonts w:hint="eastAsia"/>
+          <w:rFonts w:hint="eastAsia" w:eastAsia="黑体"/>
         </w:rPr>
         <w:t xml:space="preserve">采样错位，出现误码。</w:t>
       </w:r>
@@ -2554,7 +2898,7 @@
       </w:pPr>
       <w:r>
         <w:rPr>
-          <w:rFonts w:hint="eastAsia"/>
+          <w:rFonts w:hint="eastAsia" w:eastAsia="黑体"/>
         </w:rPr>
         <w:t xml:space="preserve">典型参数示例</w:t>
       </w:r>
@@ -2569,11 +2913,14 @@
       </w:pPr>
       <w:r>
         <w:rPr>
-          <w:rFonts w:hint="eastAsia"/>
+          <w:rFonts w:hint="eastAsia" w:eastAsia="黑体"/>
         </w:rPr>
         <w:t xml:space="preserve">取</w:t>
       </w:r>
       <w:r>
+        <w:rPr>
+          <w:rFonts w:eastAsia="黑体"/>
+        </w:rPr>
         <w:t xml:space="preserve"> </w:t>
       </w:r>
       <m:oMath>
@@ -2611,7 +2958,7 @@
       </m:oMath>
       <w:r>
         <w:rPr>
-          <w:rFonts w:hint="eastAsia"/>
+          <w:rFonts w:hint="eastAsia" w:eastAsia="黑体"/>
         </w:rPr>
         <w:t xml:space="preserve">：</w:t>
       </w:r>
@@ -2676,6 +3023,9 @@
         </m:r>
       </m:oMath>
       <w:r>
+        <w:rPr>
+          <w:rFonts w:eastAsia="黑体"/>
+        </w:rPr>
         <w:t xml:space="preserve">。</w:t>
       </w:r>
     </w:p>
@@ -2689,16 +3039,19 @@
       </w:pPr>
       <w:r>
         <w:rPr>
-          <w:rFonts w:hint="eastAsia"/>
+          <w:rFonts w:hint="eastAsia" w:eastAsia="黑体"/>
         </w:rPr>
         <w:t xml:space="preserve">取</w:t>
       </w:r>
       <w:r>
+        <w:rPr>
+          <w:rFonts w:eastAsia="黑体"/>
+        </w:rPr>
         <w:t xml:space="preserve"> 8N1 </w:t>
       </w:r>
       <w:r>
         <w:rPr>
-          <w:rFonts w:hint="eastAsia"/>
+          <w:rFonts w:hint="eastAsia" w:eastAsia="黑体"/>
         </w:rPr>
         <w:t xml:space="preserve">帧格式：</w:t>
       </w:r>
@@ -2735,6 +3088,9 @@
         </m:r>
       </m:oMath>
       <w:r>
+        <w:rPr>
+          <w:rFonts w:eastAsia="黑体"/>
+        </w:rPr>
         <w:t xml:space="preserve">、</w:t>
       </w:r>
       <m:oMath>
@@ -2783,7 +3139,7 @@
       </m:oMath>
       <w:r>
         <w:rPr>
-          <w:rFonts w:hint="eastAsia"/>
+          <w:rFonts w:hint="eastAsia" w:eastAsia="黑体"/>
         </w:rPr>
         <w:t xml:space="preserve">（起始+停止）：</w:t>
       </w:r>
@@ -2821,7 +3177,7 @@
       </m:oMath>
       <w:r>
         <w:rPr>
-          <w:rFonts w:hint="eastAsia"/>
+          <w:rFonts w:hint="eastAsia" w:eastAsia="黑体"/>
         </w:rPr>
         <w:t xml:space="preserve">，</w:t>
       </w:r>
@@ -2886,6 +3242,9 @@
         </m:r>
       </m:oMath>
       <w:r>
+        <w:rPr>
+          <w:rFonts w:eastAsia="黑体"/>
+        </w:rPr>
         <w:t xml:space="preserve">。</w:t>
       </w:r>
     </w:p>
@@ -2897,7 +3256,7 @@
       </w:pPr>
       <w:r>
         <w:rPr>
-          <w:rFonts w:hint="eastAsia"/>
+          <w:rFonts w:hint="eastAsia" w:eastAsia="黑体"/>
         </w:rPr>
         <w:t xml:space="preserve">常见器件型号</w:t>
       </w:r>
@@ -2912,25 +3271,31 @@
       </w:pPr>
       <w:r>
         <w:rPr>
-          <w:rFonts w:hint="eastAsia"/>
+          <w:rFonts w:hint="eastAsia" w:eastAsia="黑体"/>
         </w:rPr>
         <w:t xml:space="preserve">电平转换：MAX232（5</w:t>
       </w:r>
       <w:r>
+        <w:rPr>
+          <w:rFonts w:eastAsia="黑体"/>
+        </w:rPr>
         <w:t xml:space="preserve"> </w:t>
       </w:r>
       <w:r>
         <w:rPr>
-          <w:rFonts w:hint="eastAsia"/>
+          <w:rFonts w:hint="eastAsia" w:eastAsia="黑体"/>
         </w:rPr>
         <w:t xml:space="preserve">V）、MAX3232（3.3</w:t>
       </w:r>
       <w:r>
+        <w:rPr>
+          <w:rFonts w:eastAsia="黑体"/>
+        </w:rPr>
         <w:t xml:space="preserve"> </w:t>
       </w:r>
       <w:r>
         <w:rPr>
-          <w:rFonts w:hint="eastAsia"/>
+          <w:rFonts w:hint="eastAsia" w:eastAsia="黑体"/>
         </w:rPr>
         <w:t xml:space="preserve">V）、SP3232。</w:t>
       </w:r>
@@ -2945,25 +3310,31 @@
       </w:pPr>
       <w:r>
         <w:rPr>
-          <w:rFonts w:hint="eastAsia"/>
+          <w:rFonts w:hint="eastAsia" w:eastAsia="黑体"/>
         </w:rPr>
         <w:t xml:space="preserve">连接器：DB9（9</w:t>
       </w:r>
       <w:r>
+        <w:rPr>
+          <w:rFonts w:eastAsia="黑体"/>
+        </w:rPr>
         <w:t xml:space="preserve"> </w:t>
       </w:r>
       <w:r>
         <w:rPr>
-          <w:rFonts w:hint="eastAsia"/>
+          <w:rFonts w:hint="eastAsia" w:eastAsia="黑体"/>
         </w:rPr>
         <w:t xml:space="preserve">针</w:t>
       </w:r>
       <w:r>
+        <w:rPr>
+          <w:rFonts w:eastAsia="黑体"/>
+        </w:rPr>
         <w:t xml:space="preserve"> </w:t>
       </w:r>
       <w:r>
         <w:rPr>
-          <w:rFonts w:hint="eastAsia"/>
+          <w:rFonts w:hint="eastAsia" w:eastAsia="黑体"/>
         </w:rPr>
         <w:t xml:space="preserve">D-sub）。</w:t>
       </w:r>
@@ -2978,16 +3349,19 @@
       </w:pPr>
       <w:r>
         <w:rPr>
-          <w:rFonts w:hint="eastAsia"/>
+          <w:rFonts w:hint="eastAsia" w:eastAsia="黑体"/>
         </w:rPr>
         <w:t xml:space="preserve">隔离（可选）：ADuM1201</w:t>
       </w:r>
       <w:r>
+        <w:rPr>
+          <w:rFonts w:eastAsia="黑体"/>
+        </w:rPr>
         <w:t xml:space="preserve"> + </w:t>
       </w:r>
       <w:r>
         <w:rPr>
-          <w:rFonts w:hint="eastAsia"/>
+          <w:rFonts w:hint="eastAsia" w:eastAsia="黑体"/>
         </w:rPr>
         <w:t xml:space="preserve">串口隔离。</w:t>
       </w:r>
@@ -3000,7 +3374,7 @@
       </w:pPr>
       <w:r>
         <w:rPr>
-          <w:rFonts w:hint="eastAsia"/>
+          <w:rFonts w:hint="eastAsia" w:eastAsia="黑体"/>
         </w:rPr>
         <w:t xml:space="preserve">注意事项</w:t>
       </w:r>
@@ -3014,15 +3388,21 @@
         </w:numPr>
       </w:pPr>
       <w:r>
+        <w:rPr>
+          <w:rFonts w:eastAsia="黑体"/>
+        </w:rPr>
         <w:t xml:space="preserve">RS232 </w:t>
       </w:r>
       <w:r>
         <w:rPr>
-          <w:rFonts w:hint="eastAsia"/>
+          <w:rFonts w:hint="eastAsia" w:eastAsia="黑体"/>
         </w:rPr>
         <w:t xml:space="preserve">为单端非差动，抗共模干扰能力弱，距离一般</w:t>
       </w:r>
       <w:r>
+        <w:rPr>
+          <w:rFonts w:eastAsia="黑体"/>
+        </w:rPr>
         <w:t xml:space="preserve"> ≤15 m。</w:t>
       </w:r>
     </w:p>
@@ -3036,43 +3416,55 @@
       </w:pPr>
       <w:r>
         <w:rPr>
-          <w:rFonts w:hint="eastAsia"/>
+          <w:rFonts w:hint="eastAsia" w:eastAsia="黑体"/>
         </w:rPr>
         <w:t xml:space="preserve">需区分</w:t>
       </w:r>
       <w:r>
+        <w:rPr>
+          <w:rFonts w:eastAsia="黑体"/>
+        </w:rPr>
         <w:t xml:space="preserve"> TTL </w:t>
       </w:r>
       <w:r>
         <w:rPr>
-          <w:rFonts w:hint="eastAsia"/>
+          <w:rFonts w:hint="eastAsia" w:eastAsia="黑体"/>
         </w:rPr>
         <w:t xml:space="preserve">电平与</w:t>
       </w:r>
       <w:r>
+        <w:rPr>
+          <w:rFonts w:eastAsia="黑体"/>
+        </w:rPr>
         <w:t xml:space="preserve"> RS232 </w:t>
       </w:r>
       <w:r>
         <w:rPr>
-          <w:rFonts w:hint="eastAsia"/>
+          <w:rFonts w:hint="eastAsia" w:eastAsia="黑体"/>
         </w:rPr>
         <w:t xml:space="preserve">电平，直接连接</w:t>
       </w:r>
       <w:r>
+        <w:rPr>
+          <w:rFonts w:eastAsia="黑体"/>
+        </w:rPr>
         <w:t xml:space="preserve"> MCU </w:t>
       </w:r>
       <w:r>
         <w:rPr>
-          <w:rFonts w:hint="eastAsia"/>
+          <w:rFonts w:hint="eastAsia" w:eastAsia="黑体"/>
         </w:rPr>
         <w:t xml:space="preserve">与</w:t>
       </w:r>
       <w:r>
+        <w:rPr>
+          <w:rFonts w:eastAsia="黑体"/>
+        </w:rPr>
         <w:t xml:space="preserve"> RS232 </w:t>
       </w:r>
       <w:r>
         <w:rPr>
-          <w:rFonts w:hint="eastAsia"/>
+          <w:rFonts w:hint="eastAsia" w:eastAsia="黑体"/>
         </w:rPr>
         <w:t xml:space="preserve">线会损坏器件。</w:t>
       </w:r>
@@ -3087,7 +3479,7 @@
       </w:pPr>
       <w:r>
         <w:rPr>
-          <w:rFonts w:hint="eastAsia"/>
+          <w:rFonts w:hint="eastAsia" w:eastAsia="黑体"/>
         </w:rPr>
         <w:t xml:space="preserve">电荷泵电容需按数据手册选取并靠近芯片放置，保证输出电压合规。</w:t>
       </w:r>
@@ -3101,20 +3493,26 @@
         </w:numPr>
       </w:pPr>
       <w:r>
+        <w:rPr>
+          <w:rFonts w:eastAsia="黑体"/>
+        </w:rPr>
         <w:t xml:space="preserve">RS232 </w:t>
       </w:r>
       <w:r>
         <w:rPr>
-          <w:rFonts w:hint="eastAsia"/>
+          <w:rFonts w:hint="eastAsia" w:eastAsia="黑体"/>
         </w:rPr>
         <w:t xml:space="preserve">与</w:t>
       </w:r>
       <w:r>
+        <w:rPr>
+          <w:rFonts w:eastAsia="黑体"/>
+        </w:rPr>
         <w:t xml:space="preserve"> RS485/422 </w:t>
       </w:r>
       <w:r>
         <w:rPr>
-          <w:rFonts w:hint="eastAsia"/>
+          <w:rFonts w:hint="eastAsia" w:eastAsia="黑体"/>
         </w:rPr>
         <w:t xml:space="preserve">不兼容，需用对应转换器桥接。</w:t>
       </w:r>
@@ -3128,20 +3526,26 @@
         </w:numPr>
       </w:pPr>
       <w:r>
+        <w:rPr>
+          <w:rFonts w:eastAsia="黑体"/>
+        </w:rPr>
         <w:t xml:space="preserve">3.3 V </w:t>
       </w:r>
       <w:r>
         <w:rPr>
-          <w:rFonts w:hint="eastAsia"/>
+          <w:rFonts w:hint="eastAsia" w:eastAsia="黑体"/>
         </w:rPr>
         <w:t xml:space="preserve">系统应选用</w:t>
       </w:r>
       <w:r>
+        <w:rPr>
+          <w:rFonts w:eastAsia="黑体"/>
+        </w:rPr>
         <w:t xml:space="preserve"> MAX3232 </w:t>
       </w:r>
       <w:r>
         <w:rPr>
-          <w:rFonts w:hint="eastAsia"/>
+          <w:rFonts w:hint="eastAsia" w:eastAsia="黑体"/>
         </w:rPr>
         <w:t xml:space="preserve">等低压版本以避免电平不匹配。</w:t>
       </w:r>
@@ -3154,7 +3558,7 @@
       </w:pPr>
       <w:r>
         <w:rPr>
-          <w:rFonts w:hint="eastAsia"/>
+          <w:rFonts w:hint="eastAsia" w:eastAsia="黑体"/>
         </w:rPr>
         <w:t xml:space="preserve">参考资料</w:t>
       </w:r>
@@ -3168,6 +3572,9 @@
         </w:numPr>
       </w:pPr>
       <w:r>
+        <w:rPr>
+          <w:rFonts w:eastAsia="黑体"/>
+        </w:rPr>
         <w:t xml:space="preserve">Wikipedia: RS-232。</w:t>
       </w:r>
     </w:p>
@@ -3181,16 +3588,19 @@
       </w:pPr>
       <w:r>
         <w:rPr>
-          <w:rFonts w:hint="eastAsia"/>
+          <w:rFonts w:hint="eastAsia" w:eastAsia="黑体"/>
         </w:rPr>
         <w:t xml:space="preserve">Maxim（ADI）MAX232</w:t>
       </w:r>
       <w:r>
+        <w:rPr>
+          <w:rFonts w:eastAsia="黑体"/>
+        </w:rPr>
         <w:t xml:space="preserve"> / MAX3232 </w:t>
       </w:r>
       <w:r>
         <w:rPr>
-          <w:rFonts w:hint="eastAsia"/>
+          <w:rFonts w:hint="eastAsia" w:eastAsia="黑体"/>
         </w:rPr>
         <w:t xml:space="preserve">数据手册。</w:t>
       </w:r>
@@ -3204,20 +3614,26 @@
         </w:numPr>
       </w:pPr>
       <w:r>
+        <w:rPr>
+          <w:rFonts w:eastAsia="黑体"/>
+        </w:rPr>
         <w:t xml:space="preserve">TI </w:t>
       </w:r>
       <w:r>
         <w:rPr>
-          <w:rFonts w:hint="eastAsia"/>
+          <w:rFonts w:hint="eastAsia" w:eastAsia="黑体"/>
         </w:rPr>
         <w:t xml:space="preserve">SLLA037（RS-232</w:t>
       </w:r>
       <w:r>
+        <w:rPr>
+          <w:rFonts w:eastAsia="黑体"/>
+        </w:rPr>
         <w:t xml:space="preserve"> </w:t>
       </w:r>
       <w:r>
         <w:rPr>
-          <w:rFonts w:hint="eastAsia"/>
+          <w:rFonts w:hint="eastAsia" w:eastAsia="黑体"/>
         </w:rPr>
         <w:t xml:space="preserve">接口设计指南）。</w:t>
       </w:r>
@@ -3231,11 +3647,11 @@
       </w:pPr>
       <w:r>
         <w:rPr>
-          <w:rFonts w:ascii="Times New Roman" w:hAnsi="Times New Roman"/>
+          <w:rFonts w:ascii="Times New Roman" w:hAnsi="Times New Roman" w:eastAsia="黑体"/>
           <w:color w:val="555555"/>
           <w:sz w:val="21"/>
         </w:rPr>
-        <w:t>材料收集者：杜文杰</w:t>
+        <w:t>材料收集者：杜文杰，WX手机：19519196569，QQ:3478827729</w:t>
       </w:r>
     </w:p>
     <w:sectPr>
@@ -3255,7 +3671,7 @@
 </file>
 
 <file path=word/footer1.xml><?xml version="1.0" encoding="utf-8"?>
-<w:ftr xmlns:m="http://schemas.openxmlformats.org/officeDocument/2006/math" xmlns:mc="http://schemas.openxmlformats.org/markup-compatibility/2006" xmlns:mo="http://schemas.microsoft.com/office/mac/office/2008/main" xmlns:mv="urn:schemas-microsoft-com:mac:vml" xmlns:o="urn:schemas-microsoft-com:office:office" xmlns:r="http://schemas.openxmlformats.org/officeDocument/2006/relationships" xmlns:v="urn:schemas-microsoft-com:vml" xmlns:w10="urn:schemas-microsoft-com:office:word" xmlns:w14="http://schemas.microsoft.com/office/word/2010/wordml" xmlns:w="http://schemas.openxmlformats.org/wordprocessingml/2006/main" xmlns:wne="http://schemas.microsoft.com/office/word/2006/wordml" xmlns:wp14="http://schemas.microsoft.com/office/word/2010/wordprocessingDrawing" xmlns:wp="http://schemas.openxmlformats.org/drawingml/2006/wordprocessingDrawing" xmlns:wpc="http://schemas.microsoft.com/office/word/2010/wordprocessingCanvas" xmlns:wpg="http://schemas.microsoft.com/office/word/2010/wordprocessingGroup" xmlns:wpi="http://schemas.microsoft.com/office/word/2010/wordprocessingInk" xmlns:wps="http://schemas.microsoft.com/office/word/2010/wordprocessingShape" mc:Ignorable="w14 wp14">
+<w:ftr xmlns:mc="http://schemas.openxmlformats.org/markup-compatibility/2006" xmlns:w="http://schemas.openxmlformats.org/wordprocessingml/2006/main" xmlns:m="http://schemas.openxmlformats.org/officeDocument/2006/math" xmlns:mo="http://schemas.microsoft.com/office/mac/office/2008/main" xmlns:mv="urn:schemas-microsoft-com:mac:vml" xmlns:o="urn:schemas-microsoft-com:office:office" xmlns:r="http://schemas.openxmlformats.org/officeDocument/2006/relationships" xmlns:v="urn:schemas-microsoft-com:vml" xmlns:w10="urn:schemas-microsoft-com:office:word" xmlns:w14="http://schemas.microsoft.com/office/word/2010/wordml" xmlns:wne="http://schemas.microsoft.com/office/word/2006/wordml" xmlns:wp14="http://schemas.microsoft.com/office/word/2010/wordprocessingDrawing" xmlns:wp="http://schemas.openxmlformats.org/drawingml/2006/wordprocessingDrawing" xmlns:wpc="http://schemas.microsoft.com/office/word/2010/wordprocessingCanvas" xmlns:wpg="http://schemas.microsoft.com/office/word/2010/wordprocessingGroup" xmlns:wpi="http://schemas.microsoft.com/office/word/2010/wordprocessingInk" xmlns:wps="http://schemas.microsoft.com/office/word/2010/wordprocessingShape" mc:Ignorable="w14 wp14">
   <w:p>
     <w:pPr>
       <w:pStyle w:val="Footer"/>
@@ -3263,12 +3679,14 @@
     </w:pPr>
     <w:r>
       <w:rPr>
+        <w:rFonts w:eastAsia="黑体"/>
         <w:sz w:val="18"/>
       </w:rPr>
       <w:t xml:space="preserve">第 </w:t>
     </w:r>
     <w:r>
       <w:rPr>
+        <w:rFonts w:eastAsia="黑体"/>
         <w:sz w:val="18"/>
       </w:rPr>
       <w:fldChar w:fldCharType="begin"/>
@@ -3277,6 +3695,7 @@
     </w:r>
     <w:r>
       <w:rPr>
+        <w:rFonts w:eastAsia="黑体"/>
         <w:sz w:val="18"/>
       </w:rPr>
       <w:t xml:space="preserve"> 页</w:t>
@@ -3290,6 +3709,9 @@
   <w:footnote w:type="continuationSeparator" w:id="0">
     <w:p>
       <w:r>
+        <w:rPr>
+          <w:rFonts w:eastAsia="黑体"/>
+        </w:rPr>
         <w:continuationSeparator/>
       </w:r>
     </w:p>
@@ -3297,6 +3719,9 @@
   <w:footnote w:type="separator" w:id="-1">
     <w:p>
       <w:r>
+        <w:rPr>
+          <w:rFonts w:eastAsia="黑体"/>
+        </w:rPr>
         <w:separator/>
       </w:r>
     </w:p>
@@ -3305,7 +3730,7 @@
 </file>
 
 <file path=word/header1.xml><?xml version="1.0" encoding="utf-8"?>
-<w:hdr xmlns:m="http://schemas.openxmlformats.org/officeDocument/2006/math" xmlns:mc="http://schemas.openxmlformats.org/markup-compatibility/2006" xmlns:mo="http://schemas.microsoft.com/office/mac/office/2008/main" xmlns:mv="urn:schemas-microsoft-com:mac:vml" xmlns:o="urn:schemas-microsoft-com:office:office" xmlns:r="http://schemas.openxmlformats.org/officeDocument/2006/relationships" xmlns:v="urn:schemas-microsoft-com:vml" xmlns:w10="urn:schemas-microsoft-com:office:word" xmlns:w14="http://schemas.microsoft.com/office/word/2010/wordml" xmlns:w="http://schemas.openxmlformats.org/wordprocessingml/2006/main" xmlns:wne="http://schemas.microsoft.com/office/word/2006/wordml" xmlns:wp14="http://schemas.microsoft.com/office/word/2010/wordprocessingDrawing" xmlns:wp="http://schemas.openxmlformats.org/drawingml/2006/wordprocessingDrawing" xmlns:wpc="http://schemas.microsoft.com/office/word/2010/wordprocessingCanvas" xmlns:wpg="http://schemas.microsoft.com/office/word/2010/wordprocessingGroup" xmlns:wpi="http://schemas.microsoft.com/office/word/2010/wordprocessingInk" xmlns:wps="http://schemas.microsoft.com/office/word/2010/wordprocessingShape" mc:Ignorable="w14 wp14">
+<w:hdr xmlns:mc="http://schemas.openxmlformats.org/markup-compatibility/2006" xmlns:w="http://schemas.openxmlformats.org/wordprocessingml/2006/main" xmlns:m="http://schemas.openxmlformats.org/officeDocument/2006/math" xmlns:mo="http://schemas.microsoft.com/office/mac/office/2008/main" xmlns:mv="urn:schemas-microsoft-com:mac:vml" xmlns:o="urn:schemas-microsoft-com:office:office" xmlns:r="http://schemas.openxmlformats.org/officeDocument/2006/relationships" xmlns:v="urn:schemas-microsoft-com:vml" xmlns:w10="urn:schemas-microsoft-com:office:word" xmlns:w14="http://schemas.microsoft.com/office/word/2010/wordml" xmlns:wne="http://schemas.microsoft.com/office/word/2006/wordml" xmlns:wp14="http://schemas.microsoft.com/office/word/2010/wordprocessingDrawing" xmlns:wp="http://schemas.openxmlformats.org/drawingml/2006/wordprocessingDrawing" xmlns:wpc="http://schemas.microsoft.com/office/word/2010/wordprocessingCanvas" xmlns:wpg="http://schemas.microsoft.com/office/word/2010/wordprocessingGroup" xmlns:wpi="http://schemas.microsoft.com/office/word/2010/wordprocessingInk" xmlns:wps="http://schemas.microsoft.com/office/word/2010/wordprocessingShape" mc:Ignorable="w14 wp14">
   <w:p>
     <w:pPr>
       <w:pStyle w:val="Header"/>
@@ -3313,7 +3738,7 @@
     </w:pPr>
     <w:r>
       <w:rPr>
-        <w:rFonts w:ascii="Times New Roman" w:hAnsi="Times New Roman"/>
+        <w:rFonts w:ascii="Times New Roman" w:hAnsi="Times New Roman" w:eastAsia="黑体"/>
         <w:sz w:val="18"/>
         <w:rFonts w:eastAsia="黑体"/>
         <w:rFonts w:eastAsia="黑体"/>
@@ -3325,7 +3750,7 @@
 </file>
 
 <file path=word/numbering.xml><?xml version="1.0" encoding="utf-8"?>
-<w:numbering xmlns:m="http://schemas.openxmlformats.org/officeDocument/2006/math" xmlns:mc="http://schemas.openxmlformats.org/markup-compatibility/2006" xmlns:mo="http://schemas.microsoft.com/office/mac/office/2008/main" xmlns:mv="urn:schemas-microsoft-com:mac:vml" xmlns:o="urn:schemas-microsoft-com:office:office" xmlns:r="http://schemas.openxmlformats.org/officeDocument/2006/relationships" xmlns:v="urn:schemas-microsoft-com:vml" xmlns:w="http://schemas.openxmlformats.org/wordprocessingml/2006/main" xmlns:w10="urn:schemas-microsoft-com:office:word" xmlns:w14="http://schemas.microsoft.com/office/word/2010/wordml" xmlns:wne="http://schemas.microsoft.com/office/word/2006/wordml" xmlns:wp="http://schemas.openxmlformats.org/drawingml/2006/wordprocessingDrawing" xmlns:wp14="http://schemas.microsoft.com/office/word/2010/wordprocessingDrawing" xmlns:wpc="http://schemas.microsoft.com/office/word/2010/wordprocessingCanvas" xmlns:wpg="http://schemas.microsoft.com/office/word/2010/wordprocessingGroup" xmlns:wpi="http://schemas.microsoft.com/office/word/2010/wordprocessingInk" xmlns:wps="http://schemas.microsoft.com/office/word/2010/wordprocessingShape" mc:Ignorable="w14 wp14">
+<w:numbering xmlns:mc="http://schemas.openxmlformats.org/markup-compatibility/2006" xmlns:w="http://schemas.openxmlformats.org/wordprocessingml/2006/main" xmlns:m="http://schemas.openxmlformats.org/officeDocument/2006/math" xmlns:mo="http://schemas.microsoft.com/office/mac/office/2008/main" xmlns:mv="urn:schemas-microsoft-com:mac:vml" xmlns:o="urn:schemas-microsoft-com:office:office" xmlns:r="http://schemas.openxmlformats.org/officeDocument/2006/relationships" xmlns:v="urn:schemas-microsoft-com:vml" xmlns:w10="urn:schemas-microsoft-com:office:word" xmlns:w14="http://schemas.microsoft.com/office/word/2010/wordml" xmlns:wne="http://schemas.microsoft.com/office/word/2006/wordml" xmlns:wp="http://schemas.openxmlformats.org/drawingml/2006/wordprocessingDrawing" xmlns:wp14="http://schemas.microsoft.com/office/word/2010/wordprocessingDrawing" xmlns:wpc="http://schemas.microsoft.com/office/word/2010/wordprocessingCanvas" xmlns:wpg="http://schemas.microsoft.com/office/word/2010/wordprocessingGroup" xmlns:wpi="http://schemas.microsoft.com/office/word/2010/wordprocessingInk" xmlns:wps="http://schemas.microsoft.com/office/word/2010/wordprocessingShape" mc:Ignorable="w14 wp14">
   <w:abstractNum w:abstractNumId="0">
     <w:nsid w:val="FFFFFF7C"/>
     <w:multiLevelType w:val="singleLevel"/>
@@ -3412,7 +3837,7 @@
         <w:ind w:hanging="360" w:left="1440"/>
       </w:pPr>
       <w:rPr>
-        <w:rFonts w:ascii="Symbol" w:hAnsi="Symbol" w:hint="default"/>
+        <w:rFonts w:ascii="Symbol" w:hAnsi="Symbol" w:hint="default" w:eastAsia="黑体"/>
       </w:rPr>
     </w:lvl>
   </w:abstractNum>
@@ -3433,7 +3858,7 @@
         <w:ind w:hanging="360" w:left="1080"/>
       </w:pPr>
       <w:rPr>
-        <w:rFonts w:ascii="Symbol" w:hAnsi="Symbol" w:hint="default"/>
+        <w:rFonts w:ascii="Symbol" w:hAnsi="Symbol" w:hint="default" w:eastAsia="黑体"/>
       </w:rPr>
     </w:lvl>
   </w:abstractNum>
@@ -3454,7 +3879,7 @@
         <w:ind w:hanging="360" w:left="720"/>
       </w:pPr>
       <w:rPr>
-        <w:rFonts w:ascii="Symbol" w:hAnsi="Symbol" w:hint="default"/>
+        <w:rFonts w:ascii="Symbol" w:hAnsi="Symbol" w:hint="default" w:eastAsia="黑体"/>
       </w:rPr>
     </w:lvl>
   </w:abstractNum>
@@ -3493,7 +3918,7 @@
         <w:ind w:hanging="360" w:left="360"/>
       </w:pPr>
       <w:rPr>
-        <w:rFonts w:ascii="Symbol" w:hAnsi="Symbol" w:hint="default"/>
+        <w:rFonts w:ascii="Symbol" w:hAnsi="Symbol" w:hint="default" w:eastAsia="黑体"/>
       </w:rPr>
     </w:lvl>
   </w:abstractNum>
@@ -3584,7 +4009,7 @@
         <w:ind w:left="720" w:hanging="360"/>
       </w:pPr>
       <w:rPr>
-        <w:rFonts w:ascii="Symbol" w:hAnsi="Symbol" w:cs="Symbol" w:hint="default"/>
+        <w:rFonts w:ascii="Symbol" w:hAnsi="Symbol" w:cs="Symbol" w:hint="default" w:eastAsia="黑体"/>
       </w:rPr>
     </w:lvl>
     <w:lvl w:ilvl="1">
@@ -3595,7 +4020,7 @@
         <w:ind w:left="1440" w:hanging="360"/>
       </w:pPr>
       <w:rPr>
-        <w:rFonts w:ascii="Courier New" w:hAnsi="Courier New" w:cs="Courier New" w:hint="default"/>
+        <w:rFonts w:ascii="Courier New" w:hAnsi="Courier New" w:cs="Courier New" w:hint="default" w:eastAsia="黑体"/>
       </w:rPr>
     </w:lvl>
     <w:lvl w:ilvl="2">
@@ -3606,7 +4031,7 @@
         <w:ind w:left="2160" w:hanging="360"/>
       </w:pPr>
       <w:rPr>
-        <w:rFonts w:ascii="Wingdings" w:hAnsi="Wingdings" w:cs="Wingdings" w:hint="default"/>
+        <w:rFonts w:ascii="Wingdings" w:hAnsi="Wingdings" w:cs="Wingdings" w:hint="default" w:eastAsia="黑体"/>
       </w:rPr>
     </w:lvl>
     <w:lvl w:ilvl="3">
@@ -3617,7 +4042,7 @@
         <w:ind w:left="2880" w:hanging="360"/>
       </w:pPr>
       <w:rPr>
-        <w:rFonts w:ascii="Symbol" w:hAnsi="Symbol" w:cs="Symbol" w:hint="default"/>
+        <w:rFonts w:ascii="Symbol" w:hAnsi="Symbol" w:cs="Symbol" w:hint="default" w:eastAsia="黑体"/>
       </w:rPr>
     </w:lvl>
     <w:lvl w:ilvl="4">
@@ -3628,7 +4053,7 @@
         <w:ind w:left="3600" w:hanging="360"/>
       </w:pPr>
       <w:rPr>
-        <w:rFonts w:ascii="Courier New" w:hAnsi="Courier New" w:cs="Courier New" w:hint="default"/>
+        <w:rFonts w:ascii="Courier New" w:hAnsi="Courier New" w:cs="Courier New" w:hint="default" w:eastAsia="黑体"/>
       </w:rPr>
     </w:lvl>
     <w:lvl w:ilvl="5">
@@ -3639,7 +4064,7 @@
         <w:ind w:left="4320" w:hanging="360"/>
       </w:pPr>
       <w:rPr>
-        <w:rFonts w:ascii="Wingdings" w:hAnsi="Wingdings" w:cs="Wingdings" w:hint="default"/>
+        <w:rFonts w:ascii="Wingdings" w:hAnsi="Wingdings" w:cs="Wingdings" w:hint="default" w:eastAsia="黑体"/>
       </w:rPr>
     </w:lvl>
     <w:lvl w:ilvl="6">
@@ -3650,7 +4075,7 @@
         <w:ind w:left="5040" w:hanging="360"/>
       </w:pPr>
       <w:rPr>
-        <w:rFonts w:ascii="Symbol" w:hAnsi="Symbol" w:cs="Symbol" w:hint="default"/>
+        <w:rFonts w:ascii="Symbol" w:hAnsi="Symbol" w:cs="Symbol" w:hint="default" w:eastAsia="黑体"/>
       </w:rPr>
     </w:lvl>
     <w:lvl w:ilvl="7">
@@ -3661,7 +4086,7 @@
         <w:ind w:left="5760" w:hanging="360"/>
       </w:pPr>
       <w:rPr>
-        <w:rFonts w:ascii="Courier New" w:hAnsi="Courier New" w:cs="Courier New" w:hint="default"/>
+        <w:rFonts w:ascii="Courier New" w:hAnsi="Courier New" w:cs="Courier New" w:hint="default" w:eastAsia="黑体"/>
       </w:rPr>
     </w:lvl>
     <w:lvl w:ilvl="8">
@@ -3672,7 +4097,7 @@
         <w:ind w:left="6480" w:hanging="360"/>
       </w:pPr>
       <w:rPr>
-        <w:rFonts w:ascii="Wingdings" w:hAnsi="Wingdings" w:cs="Wingdings" w:hint="default"/>
+        <w:rFonts w:ascii="Wingdings" w:hAnsi="Wingdings" w:cs="Wingdings" w:hint="default" w:eastAsia="黑体"/>
       </w:rPr>
     </w:lvl>
   </w:abstractNum>
@@ -3728,11 +4153,11 @@
 </file>
 
 <file path=word/styles.xml><?xml version="1.0" encoding="utf-8"?>
-<w:styles xmlns:mc="http://schemas.openxmlformats.org/markup-compatibility/2006" xmlns:r="http://schemas.openxmlformats.org/officeDocument/2006/relationships" xmlns:w="http://schemas.openxmlformats.org/wordprocessingml/2006/main" xmlns:w14="http://schemas.microsoft.com/office/word/2010/wordml" mc:Ignorable="w14">
+<w:styles xmlns:mc="http://schemas.openxmlformats.org/markup-compatibility/2006" xmlns:w="http://schemas.openxmlformats.org/wordprocessingml/2006/main" xmlns:r="http://schemas.openxmlformats.org/officeDocument/2006/relationships" xmlns:w14="http://schemas.microsoft.com/office/word/2010/wordml" mc:Ignorable="w14">
   <w:docDefaults>
     <w:rPrDefault>
       <w:rPr>
-        <w:rFonts w:asciiTheme="minorHAnsi" w:cstheme="minorBidi" w:eastAsiaTheme="minorEastAsia" w:hAnsiTheme="minorHAnsi"/>
+        <w:rFonts w:asciiTheme="minorHAnsi" w:cstheme="minorBidi" w:hAnsiTheme="minorHAnsi" w:eastAsia="黑体"/>
         <w:sz w:val="22"/>
         <w:szCs w:val="22"/>
         <w:lang w:bidi="ar-SA" w:eastAsia="en-US" w:val="en-US"/>
@@ -3954,7 +4379,7 @@
       <w:outlineLvl w:val="0"/>
     </w:pPr>
     <w:rPr>
-      <w:rFonts w:ascii="Times New Roman" w:asciiTheme="majorHAnsi" w:cstheme="majorBidi" w:eastAsia="黑体" w:eastAsiaTheme="majorEastAsia" w:hAnsi="Times New Roman" w:hAnsiTheme="majorHAnsi"/>
+      <w:rFonts w:ascii="Times New Roman" w:asciiTheme="majorHAnsi" w:cstheme="majorBidi" w:eastAsia="黑体" w:hAnsi="Times New Roman" w:hAnsiTheme="majorHAnsi"/>
       <w:b/>
       <w:bCs/>
       <w:color w:val="1F3864"/>
@@ -3978,7 +4403,7 @@
       <w:outlineLvl w:val="1"/>
     </w:pPr>
     <w:rPr>
-      <w:rFonts w:ascii="Times New Roman" w:asciiTheme="majorHAnsi" w:cstheme="majorBidi" w:eastAsia="黑体" w:eastAsiaTheme="majorEastAsia" w:hAnsi="Times New Roman" w:hAnsiTheme="majorHAnsi"/>
+      <w:rFonts w:ascii="Times New Roman" w:asciiTheme="majorHAnsi" w:cstheme="majorBidi" w:eastAsia="黑体" w:hAnsi="Times New Roman" w:hAnsiTheme="majorHAnsi"/>
       <w:b/>
       <w:bCs/>
       <w:color w:val="2E4E7E"/>
@@ -4002,7 +4427,7 @@
       <w:outlineLvl w:val="2"/>
     </w:pPr>
     <w:rPr>
-      <w:rFonts w:ascii="Times New Roman" w:asciiTheme="majorHAnsi" w:cstheme="majorBidi" w:eastAsia="黑体" w:eastAsiaTheme="majorEastAsia" w:hAnsi="Times New Roman" w:hAnsiTheme="majorHAnsi"/>
+      <w:rFonts w:ascii="Times New Roman" w:asciiTheme="majorHAnsi" w:cstheme="majorBidi" w:eastAsia="黑体" w:hAnsi="Times New Roman" w:hAnsiTheme="majorHAnsi"/>
       <w:b/>
       <w:bCs/>
       <w:color w:val="2E4E7E"/>
@@ -4026,7 +4451,7 @@
       <w:outlineLvl w:val="3"/>
     </w:pPr>
     <w:rPr>
-      <w:rFonts w:ascii="Times New Roman" w:asciiTheme="majorHAnsi" w:cstheme="majorBidi" w:eastAsia="黑体" w:eastAsiaTheme="majorEastAsia" w:hAnsi="Times New Roman" w:hAnsiTheme="majorHAnsi"/>
+      <w:rFonts w:ascii="Times New Roman" w:asciiTheme="majorHAnsi" w:cstheme="majorBidi" w:eastAsia="黑体" w:hAnsi="Times New Roman" w:hAnsiTheme="majorHAnsi"/>
       <w:b/>
       <w:bCs/>
       <w:i/>
@@ -4052,7 +4477,7 @@
       <w:outlineLvl w:val="4"/>
     </w:pPr>
     <w:rPr>
-      <w:rFonts w:ascii="Times New Roman" w:asciiTheme="majorHAnsi" w:cstheme="majorBidi" w:eastAsia="黑体" w:eastAsiaTheme="majorEastAsia" w:hAnsi="Times New Roman" w:hAnsiTheme="majorHAnsi"/>
+      <w:rFonts w:ascii="Times New Roman" w:asciiTheme="majorHAnsi" w:cstheme="majorBidi" w:eastAsia="黑体" w:hAnsi="Times New Roman" w:hAnsiTheme="majorHAnsi"/>
       <w:b/>
       <w:color w:val="333333"/>
       <w:sz w:val="22"/>
@@ -4075,7 +4500,7 @@
       <w:outlineLvl w:val="5"/>
     </w:pPr>
     <w:rPr>
-      <w:rFonts w:asciiTheme="majorHAnsi" w:cstheme="majorBidi" w:eastAsiaTheme="majorEastAsia" w:hAnsiTheme="majorHAnsi"/>
+      <w:rFonts w:asciiTheme="majorHAnsi" w:cstheme="majorBidi" w:hAnsiTheme="majorHAnsi" w:eastAsia="黑体"/>
       <w:i/>
       <w:iCs/>
       <w:color w:themeColor="accent1" w:themeShade="7F" w:val="243F60"/>
@@ -4098,7 +4523,7 @@
       <w:outlineLvl w:val="6"/>
     </w:pPr>
     <w:rPr>
-      <w:rFonts w:asciiTheme="majorHAnsi" w:cstheme="majorBidi" w:eastAsiaTheme="majorEastAsia" w:hAnsiTheme="majorHAnsi"/>
+      <w:rFonts w:asciiTheme="majorHAnsi" w:cstheme="majorBidi" w:hAnsiTheme="majorHAnsi" w:eastAsia="黑体"/>
       <w:i/>
       <w:iCs/>
       <w:color w:themeColor="text1" w:themeTint="BF" w:val="404040"/>
@@ -4121,7 +4546,7 @@
       <w:outlineLvl w:val="7"/>
     </w:pPr>
     <w:rPr>
-      <w:rFonts w:asciiTheme="majorHAnsi" w:cstheme="majorBidi" w:eastAsiaTheme="majorEastAsia" w:hAnsiTheme="majorHAnsi"/>
+      <w:rFonts w:asciiTheme="majorHAnsi" w:cstheme="majorBidi" w:hAnsiTheme="majorHAnsi" w:eastAsia="黑体"/>
       <w:color w:themeColor="accent1" w:val="4F81BD"/>
       <w:sz w:val="20"/>
       <w:szCs w:val="20"/>
@@ -4144,7 +4569,7 @@
       <w:outlineLvl w:val="8"/>
     </w:pPr>
     <w:rPr>
-      <w:rFonts w:asciiTheme="majorHAnsi" w:cstheme="majorBidi" w:eastAsiaTheme="majorEastAsia" w:hAnsiTheme="majorHAnsi"/>
+      <w:rFonts w:asciiTheme="majorHAnsi" w:cstheme="majorBidi" w:hAnsiTheme="majorHAnsi" w:eastAsia="黑体"/>
       <w:i/>
       <w:iCs/>
       <w:color w:themeColor="text1" w:themeTint="BF" w:val="404040"/>
@@ -4195,7 +4620,7 @@
     <w:uiPriority w:val="9"/>
     <w:rsid w:val="00FC693F"/>
     <w:rPr>
-      <w:rFonts w:asciiTheme="majorHAnsi" w:cstheme="majorBidi" w:eastAsiaTheme="majorEastAsia" w:hAnsiTheme="majorHAnsi"/>
+      <w:rFonts w:asciiTheme="majorHAnsi" w:cstheme="majorBidi" w:hAnsiTheme="majorHAnsi" w:eastAsia="黑体"/>
       <w:b/>
       <w:bCs/>
       <w:color w:themeColor="accent1" w:themeShade="BF" w:val="365F91"/>
@@ -4210,7 +4635,7 @@
     <w:uiPriority w:val="9"/>
     <w:rsid w:val="00FC693F"/>
     <w:rPr>
-      <w:rFonts w:asciiTheme="majorHAnsi" w:cstheme="majorBidi" w:eastAsiaTheme="majorEastAsia" w:hAnsiTheme="majorHAnsi"/>
+      <w:rFonts w:asciiTheme="majorHAnsi" w:cstheme="majorBidi" w:hAnsiTheme="majorHAnsi" w:eastAsia="黑体"/>
       <w:b/>
       <w:bCs/>
       <w:color w:themeColor="accent1" w:val="4F81BD"/>
@@ -4225,7 +4650,7 @@
     <w:uiPriority w:val="9"/>
     <w:rsid w:val="00FC693F"/>
     <w:rPr>
-      <w:rFonts w:asciiTheme="majorHAnsi" w:cstheme="majorBidi" w:eastAsiaTheme="majorEastAsia" w:hAnsiTheme="majorHAnsi"/>
+      <w:rFonts w:asciiTheme="majorHAnsi" w:cstheme="majorBidi" w:hAnsiTheme="majorHAnsi" w:eastAsia="黑体"/>
       <w:b/>
       <w:bCs/>
       <w:color w:themeColor="accent1" w:val="4F81BD"/>
@@ -4248,7 +4673,7 @@
       <w:contextualSpacing/>
     </w:pPr>
     <w:rPr>
-      <w:rFonts w:ascii="Times New Roman" w:asciiTheme="majorHAnsi" w:cstheme="majorBidi" w:eastAsia="黑体" w:eastAsiaTheme="majorEastAsia" w:hAnsi="Times New Roman" w:hAnsiTheme="majorHAnsi"/>
+      <w:rFonts w:ascii="Times New Roman" w:asciiTheme="majorHAnsi" w:cstheme="majorBidi" w:eastAsia="黑体" w:hAnsi="Times New Roman" w:hAnsiTheme="majorHAnsi"/>
       <w:b/>
       <w:color w:val="1F3864"/>
       <w:spacing w:val="5"/>
@@ -4264,7 +4689,7 @@
     <w:uiPriority w:val="10"/>
     <w:rsid w:val="00FC693F"/>
     <w:rPr>
-      <w:rFonts w:asciiTheme="majorHAnsi" w:cstheme="majorBidi" w:eastAsiaTheme="majorEastAsia" w:hAnsiTheme="majorHAnsi"/>
+      <w:rFonts w:asciiTheme="majorHAnsi" w:cstheme="majorBidi" w:hAnsiTheme="majorHAnsi" w:eastAsia="黑体"/>
       <w:color w:themeColor="text2" w:themeShade="BF" w:val="17365D"/>
       <w:spacing w:val="5"/>
       <w:kern w:val="28"/>
@@ -4286,7 +4711,7 @@
       </w:numPr>
     </w:pPr>
     <w:rPr>
-      <w:rFonts w:asciiTheme="majorHAnsi" w:cstheme="majorBidi" w:eastAsiaTheme="majorEastAsia" w:hAnsiTheme="majorHAnsi"/>
+      <w:rFonts w:asciiTheme="majorHAnsi" w:cstheme="majorBidi" w:hAnsiTheme="majorHAnsi" w:eastAsia="黑体"/>
       <w:i/>
       <w:iCs/>
       <w:color w:themeColor="accent1" w:val="4F81BD"/>
@@ -4302,7 +4727,7 @@
     <w:uiPriority w:val="11"/>
     <w:rsid w:val="00FC693F"/>
     <w:rPr>
-      <w:rFonts w:asciiTheme="majorHAnsi" w:cstheme="majorBidi" w:eastAsiaTheme="majorEastAsia" w:hAnsiTheme="majorHAnsi"/>
+      <w:rFonts w:asciiTheme="majorHAnsi" w:cstheme="majorBidi" w:hAnsiTheme="majorHAnsi" w:eastAsia="黑体"/>
       <w:i/>
       <w:iCs/>
       <w:color w:themeColor="accent1" w:val="4F81BD"/>
@@ -4369,6 +4794,7 @@
       <w:spacing w:after="120"/>
     </w:pPr>
     <w:rPr>
+      <w:rFonts w:eastAsia="黑体"/>
       <w:sz w:val="16"/>
       <w:szCs w:val="16"/>
     </w:rPr>
@@ -4380,6 +4806,7 @@
     <w:uiPriority w:val="99"/>
     <w:rsid w:val="00AA1D8D"/>
     <w:rPr>
+      <w:rFonts w:eastAsia="黑体"/>
       <w:sz w:val="16"/>
       <w:szCs w:val="16"/>
     </w:rPr>
@@ -4549,7 +4976,7 @@
       </w:tabs>
     </w:pPr>
     <w:rPr>
-      <w:rFonts w:ascii="Courier" w:hAnsi="Courier"/>
+      <w:rFonts w:ascii="Courier" w:hAnsi="Courier" w:eastAsia="黑体"/>
       <w:sz w:val="20"/>
       <w:szCs w:val="20"/>
     </w:rPr>
@@ -4561,7 +4988,7 @@
     <w:uiPriority w:val="99"/>
     <w:rsid w:val="0029639D"/>
     <w:rPr>
-      <w:rFonts w:ascii="Courier" w:hAnsi="Courier"/>
+      <w:rFonts w:ascii="Courier" w:hAnsi="Courier" w:eastAsia="黑体"/>
       <w:sz w:val="20"/>
       <w:szCs w:val="20"/>
     </w:rPr>
@@ -4597,6 +5024,7 @@
     <w:uiPriority w:val="29"/>
     <w:rsid w:val="00FC693F"/>
     <w:rPr>
+      <w:rFonts w:eastAsia="黑体"/>
       <w:i/>
       <w:iCs/>
       <w:color w:themeColor="text1" w:val="000000"/>
@@ -4610,7 +5038,7 @@
     <w:semiHidden/>
     <w:rsid w:val="00FC693F"/>
     <w:rPr>
-      <w:rFonts w:asciiTheme="majorHAnsi" w:cstheme="majorBidi" w:eastAsiaTheme="majorEastAsia" w:hAnsiTheme="majorHAnsi"/>
+      <w:rFonts w:asciiTheme="majorHAnsi" w:cstheme="majorBidi" w:hAnsiTheme="majorHAnsi" w:eastAsia="黑体"/>
       <w:b/>
       <w:bCs/>
       <w:i/>
@@ -4626,7 +5054,7 @@
     <w:semiHidden/>
     <w:rsid w:val="00FC693F"/>
     <w:rPr>
-      <w:rFonts w:asciiTheme="majorHAnsi" w:cstheme="majorBidi" w:eastAsiaTheme="majorEastAsia" w:hAnsiTheme="majorHAnsi"/>
+      <w:rFonts w:asciiTheme="majorHAnsi" w:cstheme="majorBidi" w:hAnsiTheme="majorHAnsi" w:eastAsia="黑体"/>
       <w:color w:themeColor="accent1" w:themeShade="7F" w:val="243F60"/>
     </w:rPr>
   </w:style>
@@ -4638,7 +5066,7 @@
     <w:semiHidden/>
     <w:rsid w:val="00FC693F"/>
     <w:rPr>
-      <w:rFonts w:asciiTheme="majorHAnsi" w:cstheme="majorBidi" w:eastAsiaTheme="majorEastAsia" w:hAnsiTheme="majorHAnsi"/>
+      <w:rFonts w:asciiTheme="majorHAnsi" w:cstheme="majorBidi" w:hAnsiTheme="majorHAnsi" w:eastAsia="黑体"/>
       <w:i/>
       <w:iCs/>
       <w:color w:themeColor="accent1" w:themeShade="7F" w:val="243F60"/>
@@ -4652,7 +5080,7 @@
     <w:semiHidden/>
     <w:rsid w:val="00FC693F"/>
     <w:rPr>
-      <w:rFonts w:asciiTheme="majorHAnsi" w:cstheme="majorBidi" w:eastAsiaTheme="majorEastAsia" w:hAnsiTheme="majorHAnsi"/>
+      <w:rFonts w:asciiTheme="majorHAnsi" w:cstheme="majorBidi" w:hAnsiTheme="majorHAnsi" w:eastAsia="黑体"/>
       <w:i/>
       <w:iCs/>
       <w:color w:themeColor="text1" w:themeTint="BF" w:val="404040"/>
@@ -4666,7 +5094,7 @@
     <w:semiHidden/>
     <w:rsid w:val="00FC693F"/>
     <w:rPr>
-      <w:rFonts w:asciiTheme="majorHAnsi" w:cstheme="majorBidi" w:eastAsiaTheme="majorEastAsia" w:hAnsiTheme="majorHAnsi"/>
+      <w:rFonts w:asciiTheme="majorHAnsi" w:cstheme="majorBidi" w:hAnsiTheme="majorHAnsi" w:eastAsia="黑体"/>
       <w:color w:themeColor="accent1" w:val="4F81BD"/>
       <w:sz w:val="20"/>
       <w:szCs w:val="20"/>
@@ -4680,7 +5108,7 @@
     <w:semiHidden/>
     <w:rsid w:val="00FC693F"/>
     <w:rPr>
-      <w:rFonts w:asciiTheme="majorHAnsi" w:cstheme="majorBidi" w:eastAsiaTheme="majorEastAsia" w:hAnsiTheme="majorHAnsi"/>
+      <w:rFonts w:asciiTheme="majorHAnsi" w:cstheme="majorBidi" w:hAnsiTheme="majorHAnsi" w:eastAsia="黑体"/>
       <w:i/>
       <w:iCs/>
       <w:color w:themeColor="text1" w:themeTint="BF" w:val="404040"/>
@@ -4701,6 +5129,7 @@
       <w:spacing w:line="240" w:lineRule="auto"/>
     </w:pPr>
     <w:rPr>
+      <w:rFonts w:eastAsia="黑体"/>
       <w:b/>
       <w:bCs/>
       <w:color w:themeColor="accent1" w:val="4F81BD"/>
@@ -4715,6 +5144,7 @@
     <w:qFormat/>
     <w:rsid w:val="00FC693F"/>
     <w:rPr>
+      <w:rFonts w:eastAsia="黑体"/>
       <w:b/>
       <w:bCs/>
     </w:rPr>
@@ -4726,6 +5156,7 @@
     <w:qFormat/>
     <w:rsid w:val="00FC693F"/>
     <w:rPr>
+      <w:rFonts w:eastAsia="黑体"/>
       <w:i/>
       <w:iCs/>
     </w:rPr>
@@ -4746,6 +5177,7 @@
       <w:ind w:left="936" w:right="936"/>
     </w:pPr>
     <w:rPr>
+      <w:rFonts w:eastAsia="黑体"/>
       <w:b/>
       <w:bCs/>
       <w:i/>
@@ -4760,6 +5192,7 @@
     <w:uiPriority w:val="30"/>
     <w:rsid w:val="00FC693F"/>
     <w:rPr>
+      <w:rFonts w:eastAsia="黑体"/>
       <w:b/>
       <w:bCs/>
       <w:i/>
@@ -4774,6 +5207,7 @@
     <w:qFormat/>
     <w:rsid w:val="00FC693F"/>
     <w:rPr>
+      <w:rFonts w:eastAsia="黑体"/>
       <w:i/>
       <w:iCs/>
       <w:color w:themeColor="text1" w:themeTint="7F" w:val="808080"/>
@@ -4786,6 +5220,7 @@
     <w:qFormat/>
     <w:rsid w:val="00FC693F"/>
     <w:rPr>
+      <w:rFonts w:eastAsia="黑体"/>
       <w:b/>
       <w:bCs/>
       <w:i/>
@@ -4800,6 +5235,7 @@
     <w:qFormat/>
     <w:rsid w:val="00FC693F"/>
     <w:rPr>
+      <w:rFonts w:eastAsia="黑体"/>
       <w:smallCaps/>
       <w:color w:themeColor="accent2" w:val="C0504D"/>
       <w:u w:val="single"/>
@@ -4812,6 +5248,7 @@
     <w:qFormat/>
     <w:rsid w:val="00FC693F"/>
     <w:rPr>
+      <w:rFonts w:eastAsia="黑体"/>
       <w:b/>
       <w:bCs/>
       <w:smallCaps/>
@@ -4827,6 +5264,7 @@
     <w:qFormat/>
     <w:rsid w:val="00FC693F"/>
     <w:rPr>
+      <w:rFonts w:eastAsia="黑体"/>
       <w:b/>
       <w:bCs/>
       <w:smallCaps/>
@@ -4881,6 +5319,7 @@
       <w:spacing w:after="0" w:line="240" w:lineRule="auto"/>
     </w:pPr>
     <w:rPr>
+      <w:rFonts w:eastAsia="黑体"/>
       <w:color w:themeColor="text1" w:themeShade="BF" w:val="000000"/>
     </w:rPr>
     <w:tblPr>
@@ -4903,6 +5342,7 @@
         <w:spacing w:after="0" w:before="0" w:line="240" w:lineRule="auto"/>
       </w:pPr>
       <w:rPr>
+        <w:rFonts w:eastAsia="黑体"/>
         <w:b/>
         <w:bCs/>
       </w:rPr>
@@ -4923,6 +5363,7 @@
         <w:spacing w:after="0" w:before="0" w:line="240" w:lineRule="auto"/>
       </w:pPr>
       <w:rPr>
+        <w:rFonts w:eastAsia="黑体"/>
         <w:b/>
         <w:bCs/>
       </w:rPr>
@@ -4940,12 +5381,14 @@
     </w:tblStylePr>
     <w:tblStylePr w:type="firstCol">
       <w:rPr>
+        <w:rFonts w:eastAsia="黑体"/>
         <w:b/>
         <w:bCs/>
       </w:rPr>
     </w:tblStylePr>
     <w:tblStylePr w:type="lastCol">
       <w:rPr>
+        <w:rFonts w:eastAsia="黑体"/>
         <w:b/>
         <w:bCs/>
       </w:rPr>
@@ -4984,6 +5427,7 @@
       <w:spacing w:after="0" w:line="240" w:lineRule="auto"/>
     </w:pPr>
     <w:rPr>
+      <w:rFonts w:eastAsia="黑体"/>
       <w:color w:themeColor="accent1" w:themeShade="BF" w:val="365F91"/>
     </w:rPr>
     <w:tblPr>
@@ -5006,6 +5450,7 @@
         <w:spacing w:after="0" w:before="0" w:line="240" w:lineRule="auto"/>
       </w:pPr>
       <w:rPr>
+        <w:rFonts w:eastAsia="黑体"/>
         <w:b/>
         <w:bCs/>
       </w:rPr>
@@ -5026,6 +5471,7 @@
         <w:spacing w:after="0" w:before="0" w:line="240" w:lineRule="auto"/>
       </w:pPr>
       <w:rPr>
+        <w:rFonts w:eastAsia="黑体"/>
         <w:b/>
         <w:bCs/>
       </w:rPr>
@@ -5043,12 +5489,14 @@
     </w:tblStylePr>
     <w:tblStylePr w:type="firstCol">
       <w:rPr>
+        <w:rFonts w:eastAsia="黑体"/>
         <w:b/>
         <w:bCs/>
       </w:rPr>
     </w:tblStylePr>
     <w:tblStylePr w:type="lastCol">
       <w:rPr>
+        <w:rFonts w:eastAsia="黑体"/>
         <w:b/>
         <w:bCs/>
       </w:rPr>
@@ -5087,6 +5535,7 @@
       <w:spacing w:after="0" w:line="240" w:lineRule="auto"/>
     </w:pPr>
     <w:rPr>
+      <w:rFonts w:eastAsia="黑体"/>
       <w:color w:themeColor="accent2" w:themeShade="BF" w:val="943634"/>
     </w:rPr>
     <w:tblPr>
@@ -5109,6 +5558,7 @@
         <w:spacing w:after="0" w:before="0" w:line="240" w:lineRule="auto"/>
       </w:pPr>
       <w:rPr>
+        <w:rFonts w:eastAsia="黑体"/>
         <w:b/>
         <w:bCs/>
       </w:rPr>
@@ -5129,6 +5579,7 @@
         <w:spacing w:after="0" w:before="0" w:line="240" w:lineRule="auto"/>
       </w:pPr>
       <w:rPr>
+        <w:rFonts w:eastAsia="黑体"/>
         <w:b/>
         <w:bCs/>
       </w:rPr>
@@ -5146,12 +5597,14 @@
     </w:tblStylePr>
     <w:tblStylePr w:type="firstCol">
       <w:rPr>
+        <w:rFonts w:eastAsia="黑体"/>
         <w:b/>
         <w:bCs/>
       </w:rPr>
     </w:tblStylePr>
     <w:tblStylePr w:type="lastCol">
       <w:rPr>
+        <w:rFonts w:eastAsia="黑体"/>
         <w:b/>
         <w:bCs/>
       </w:rPr>
@@ -5190,6 +5643,7 @@
       <w:spacing w:after="0" w:line="240" w:lineRule="auto"/>
     </w:pPr>
     <w:rPr>
+      <w:rFonts w:eastAsia="黑体"/>
       <w:color w:themeColor="accent3" w:themeShade="BF" w:val="76923C"/>
     </w:rPr>
     <w:tblPr>
@@ -5212,6 +5666,7 @@
         <w:spacing w:after="0" w:before="0" w:line="240" w:lineRule="auto"/>
       </w:pPr>
       <w:rPr>
+        <w:rFonts w:eastAsia="黑体"/>
         <w:b/>
         <w:bCs/>
       </w:rPr>
@@ -5232,6 +5687,7 @@
         <w:spacing w:after="0" w:before="0" w:line="240" w:lineRule="auto"/>
       </w:pPr>
       <w:rPr>
+        <w:rFonts w:eastAsia="黑体"/>
         <w:b/>
         <w:bCs/>
       </w:rPr>
@@ -5249,12 +5705,14 @@
     </w:tblStylePr>
     <w:tblStylePr w:type="firstCol">
       <w:rPr>
+        <w:rFonts w:eastAsia="黑体"/>
         <w:b/>
         <w:bCs/>
       </w:rPr>
     </w:tblStylePr>
     <w:tblStylePr w:type="lastCol">
       <w:rPr>
+        <w:rFonts w:eastAsia="黑体"/>
         <w:b/>
         <w:bCs/>
       </w:rPr>
@@ -5293,6 +5751,7 @@
       <w:spacing w:after="0" w:line="240" w:lineRule="auto"/>
     </w:pPr>
     <w:rPr>
+      <w:rFonts w:eastAsia="黑体"/>
       <w:color w:themeColor="accent4" w:themeShade="BF" w:val="5F497A"/>
     </w:rPr>
     <w:tblPr>
@@ -5315,6 +5774,7 @@
         <w:spacing w:after="0" w:before="0" w:line="240" w:lineRule="auto"/>
       </w:pPr>
       <w:rPr>
+        <w:rFonts w:eastAsia="黑体"/>
         <w:b/>
         <w:bCs/>
       </w:rPr>
@@ -5335,6 +5795,7 @@
         <w:spacing w:after="0" w:before="0" w:line="240" w:lineRule="auto"/>
       </w:pPr>
       <w:rPr>
+        <w:rFonts w:eastAsia="黑体"/>
         <w:b/>
         <w:bCs/>
       </w:rPr>
@@ -5352,12 +5813,14 @@
     </w:tblStylePr>
     <w:tblStylePr w:type="firstCol">
       <w:rPr>
+        <w:rFonts w:eastAsia="黑体"/>
         <w:b/>
         <w:bCs/>
       </w:rPr>
     </w:tblStylePr>
     <w:tblStylePr w:type="lastCol">
       <w:rPr>
+        <w:rFonts w:eastAsia="黑体"/>
         <w:b/>
         <w:bCs/>
       </w:rPr>
@@ -5396,6 +5859,7 @@
       <w:spacing w:after="0" w:line="240" w:lineRule="auto"/>
     </w:pPr>
     <w:rPr>
+      <w:rFonts w:eastAsia="黑体"/>
       <w:color w:themeColor="accent5" w:themeShade="BF" w:val="31849B"/>
     </w:rPr>
     <w:tblPr>
@@ -5418,6 +5882,7 @@
         <w:spacing w:after="0" w:before="0" w:line="240" w:lineRule="auto"/>
       </w:pPr>
       <w:rPr>
+        <w:rFonts w:eastAsia="黑体"/>
         <w:b/>
         <w:bCs/>
       </w:rPr>
@@ -5438,6 +5903,7 @@
         <w:spacing w:after="0" w:before="0" w:line="240" w:lineRule="auto"/>
       </w:pPr>
       <w:rPr>
+        <w:rFonts w:eastAsia="黑体"/>
         <w:b/>
         <w:bCs/>
       </w:rPr>
@@ -5455,12 +5921,14 @@
     </w:tblStylePr>
     <w:tblStylePr w:type="firstCol">
       <w:rPr>
+        <w:rFonts w:eastAsia="黑体"/>
         <w:b/>
         <w:bCs/>
       </w:rPr>
     </w:tblStylePr>
     <w:tblStylePr w:type="lastCol">
       <w:rPr>
+        <w:rFonts w:eastAsia="黑体"/>
         <w:b/>
         <w:bCs/>
       </w:rPr>
@@ -5499,6 +5967,7 @@
       <w:spacing w:after="0" w:line="240" w:lineRule="auto"/>
     </w:pPr>
     <w:rPr>
+      <w:rFonts w:eastAsia="黑体"/>
       <w:color w:themeColor="accent6" w:themeShade="BF" w:val="E36C0A"/>
     </w:rPr>
     <w:tblPr>
@@ -5521,6 +5990,7 @@
         <w:spacing w:after="0" w:before="0" w:line="240" w:lineRule="auto"/>
       </w:pPr>
       <w:rPr>
+        <w:rFonts w:eastAsia="黑体"/>
         <w:b/>
         <w:bCs/>
       </w:rPr>
@@ -5541,6 +6011,7 @@
         <w:spacing w:after="0" w:before="0" w:line="240" w:lineRule="auto"/>
       </w:pPr>
       <w:rPr>
+        <w:rFonts w:eastAsia="黑体"/>
         <w:b/>
         <w:bCs/>
       </w:rPr>
@@ -5558,12 +6029,14 @@
     </w:tblStylePr>
     <w:tblStylePr w:type="firstCol">
       <w:rPr>
+        <w:rFonts w:eastAsia="黑体"/>
         <w:b/>
         <w:bCs/>
       </w:rPr>
     </w:tblStylePr>
     <w:tblStylePr w:type="lastCol">
       <w:rPr>
+        <w:rFonts w:eastAsia="黑体"/>
         <w:b/>
         <w:bCs/>
       </w:rPr>
@@ -5623,6 +6096,7 @@
         <w:spacing w:after="0" w:before="0" w:line="240" w:lineRule="auto"/>
       </w:pPr>
       <w:rPr>
+        <w:rFonts w:eastAsia="黑体"/>
         <w:b/>
         <w:bCs/>
         <w:color w:themeColor="background1" w:val="FFFFFF"/>
@@ -5637,6 +6111,7 @@
         <w:spacing w:after="0" w:before="0" w:line="240" w:lineRule="auto"/>
       </w:pPr>
       <w:rPr>
+        <w:rFonts w:eastAsia="黑体"/>
         <w:b/>
         <w:bCs/>
       </w:rPr>
@@ -5652,12 +6127,14 @@
     </w:tblStylePr>
     <w:tblStylePr w:type="firstCol">
       <w:rPr>
+        <w:rFonts w:eastAsia="黑体"/>
         <w:b/>
         <w:bCs/>
       </w:rPr>
     </w:tblStylePr>
     <w:tblStylePr w:type="lastCol">
       <w:rPr>
+        <w:rFonts w:eastAsia="黑体"/>
         <w:b/>
         <w:bCs/>
       </w:rPr>
@@ -5715,6 +6192,7 @@
         <w:spacing w:after="0" w:before="0" w:line="240" w:lineRule="auto"/>
       </w:pPr>
       <w:rPr>
+        <w:rFonts w:eastAsia="黑体"/>
         <w:b/>
         <w:bCs/>
         <w:color w:themeColor="background1" w:val="FFFFFF"/>
@@ -5729,6 +6207,7 @@
         <w:spacing w:after="0" w:before="0" w:line="240" w:lineRule="auto"/>
       </w:pPr>
       <w:rPr>
+        <w:rFonts w:eastAsia="黑体"/>
         <w:b/>
         <w:bCs/>
       </w:rPr>
@@ -5744,12 +6223,14 @@
     </w:tblStylePr>
     <w:tblStylePr w:type="firstCol">
       <w:rPr>
+        <w:rFonts w:eastAsia="黑体"/>
         <w:b/>
         <w:bCs/>
       </w:rPr>
     </w:tblStylePr>
     <w:tblStylePr w:type="lastCol">
       <w:rPr>
+        <w:rFonts w:eastAsia="黑体"/>
         <w:b/>
         <w:bCs/>
       </w:rPr>
@@ -5807,6 +6288,7 @@
         <w:spacing w:after="0" w:before="0" w:line="240" w:lineRule="auto"/>
       </w:pPr>
       <w:rPr>
+        <w:rFonts w:eastAsia="黑体"/>
         <w:b/>
         <w:bCs/>
         <w:color w:themeColor="background1" w:val="FFFFFF"/>
@@ -5821,6 +6303,7 @@
         <w:spacing w:after="0" w:before="0" w:line="240" w:lineRule="auto"/>
       </w:pPr>
       <w:rPr>
+        <w:rFonts w:eastAsia="黑体"/>
         <w:b/>
         <w:bCs/>
       </w:rPr>
@@ -5836,12 +6319,14 @@
     </w:tblStylePr>
     <w:tblStylePr w:type="firstCol">
       <w:rPr>
+        <w:rFonts w:eastAsia="黑体"/>
         <w:b/>
         <w:bCs/>
       </w:rPr>
     </w:tblStylePr>
     <w:tblStylePr w:type="lastCol">
       <w:rPr>
+        <w:rFonts w:eastAsia="黑体"/>
         <w:b/>
         <w:bCs/>
       </w:rPr>
@@ -5899,6 +6384,7 @@
         <w:spacing w:after="0" w:before="0" w:line="240" w:lineRule="auto"/>
       </w:pPr>
       <w:rPr>
+        <w:rFonts w:eastAsia="黑体"/>
         <w:b/>
         <w:bCs/>
         <w:color w:themeColor="background1" w:val="FFFFFF"/>
@@ -5913,6 +6399,7 @@
         <w:spacing w:after="0" w:before="0" w:line="240" w:lineRule="auto"/>
       </w:pPr>
       <w:rPr>
+        <w:rFonts w:eastAsia="黑体"/>
         <w:b/>
         <w:bCs/>
       </w:rPr>
@@ -5928,12 +6415,14 @@
     </w:tblStylePr>
     <w:tblStylePr w:type="firstCol">
       <w:rPr>
+        <w:rFonts w:eastAsia="黑体"/>
         <w:b/>
         <w:bCs/>
       </w:rPr>
     </w:tblStylePr>
     <w:tblStylePr w:type="lastCol">
       <w:rPr>
+        <w:rFonts w:eastAsia="黑体"/>
         <w:b/>
         <w:bCs/>
       </w:rPr>
@@ -5991,6 +6480,7 @@
         <w:spacing w:after="0" w:before="0" w:line="240" w:lineRule="auto"/>
       </w:pPr>
       <w:rPr>
+        <w:rFonts w:eastAsia="黑体"/>
         <w:b/>
         <w:bCs/>
         <w:color w:themeColor="background1" w:val="FFFFFF"/>
@@ -6005,6 +6495,7 @@
         <w:spacing w:after="0" w:before="0" w:line="240" w:lineRule="auto"/>
       </w:pPr>
       <w:rPr>
+        <w:rFonts w:eastAsia="黑体"/>
         <w:b/>
         <w:bCs/>
       </w:rPr>
@@ -6020,12 +6511,14 @@
     </w:tblStylePr>
     <w:tblStylePr w:type="firstCol">
       <w:rPr>
+        <w:rFonts w:eastAsia="黑体"/>
         <w:b/>
         <w:bCs/>
       </w:rPr>
     </w:tblStylePr>
     <w:tblStylePr w:type="lastCol">
       <w:rPr>
+        <w:rFonts w:eastAsia="黑体"/>
         <w:b/>
         <w:bCs/>
       </w:rPr>
@@ -6083,6 +6576,7 @@
         <w:spacing w:after="0" w:before="0" w:line="240" w:lineRule="auto"/>
       </w:pPr>
       <w:rPr>
+        <w:rFonts w:eastAsia="黑体"/>
         <w:b/>
         <w:bCs/>
         <w:color w:themeColor="background1" w:val="FFFFFF"/>
@@ -6097,6 +6591,7 @@
         <w:spacing w:after="0" w:before="0" w:line="240" w:lineRule="auto"/>
       </w:pPr>
       <w:rPr>
+        <w:rFonts w:eastAsia="黑体"/>
         <w:b/>
         <w:bCs/>
       </w:rPr>
@@ -6112,12 +6607,14 @@
     </w:tblStylePr>
     <w:tblStylePr w:type="firstCol">
       <w:rPr>
+        <w:rFonts w:eastAsia="黑体"/>
         <w:b/>
         <w:bCs/>
       </w:rPr>
     </w:tblStylePr>
     <w:tblStylePr w:type="lastCol">
       <w:rPr>
+        <w:rFonts w:eastAsia="黑体"/>
         <w:b/>
         <w:bCs/>
       </w:rPr>
@@ -6175,6 +6672,7 @@
         <w:spacing w:after="0" w:before="0" w:line="240" w:lineRule="auto"/>
       </w:pPr>
       <w:rPr>
+        <w:rFonts w:eastAsia="黑体"/>
         <w:b/>
         <w:bCs/>
         <w:color w:themeColor="background1" w:val="FFFFFF"/>
@@ -6189,6 +6687,7 @@
         <w:spacing w:after="0" w:before="0" w:line="240" w:lineRule="auto"/>
       </w:pPr>
       <w:rPr>
+        <w:rFonts w:eastAsia="黑体"/>
         <w:b/>
         <w:bCs/>
       </w:rPr>
@@ -6204,12 +6703,14 @@
     </w:tblStylePr>
     <w:tblStylePr w:type="firstCol">
       <w:rPr>
+        <w:rFonts w:eastAsia="黑体"/>
         <w:b/>
         <w:bCs/>
       </w:rPr>
     </w:tblStylePr>
     <w:tblStylePr w:type="lastCol">
       <w:rPr>
+        <w:rFonts w:eastAsia="黑体"/>
         <w:b/>
         <w:bCs/>
       </w:rPr>
@@ -6269,7 +6770,7 @@
         <w:spacing w:after="0" w:before="0" w:line="240" w:lineRule="auto"/>
       </w:pPr>
       <w:rPr>
-        <w:rFonts w:asciiTheme="majorHAnsi" w:cstheme="majorBidi" w:eastAsiaTheme="majorEastAsia" w:hAnsiTheme="majorHAnsi"/>
+        <w:rFonts w:asciiTheme="majorHAnsi" w:cstheme="majorBidi" w:hAnsiTheme="majorHAnsi" w:eastAsia="黑体"/>
         <w:b/>
         <w:bCs/>
       </w:rPr>
@@ -6290,7 +6791,7 @@
         <w:spacing w:after="0" w:before="0" w:line="240" w:lineRule="auto"/>
       </w:pPr>
       <w:rPr>
-        <w:rFonts w:asciiTheme="majorHAnsi" w:cstheme="majorBidi" w:eastAsiaTheme="majorEastAsia" w:hAnsiTheme="majorHAnsi"/>
+        <w:rFonts w:asciiTheme="majorHAnsi" w:cstheme="majorBidi" w:hAnsiTheme="majorHAnsi" w:eastAsia="黑体"/>
         <w:b/>
         <w:bCs/>
       </w:rPr>
@@ -6308,14 +6809,14 @@
     </w:tblStylePr>
     <w:tblStylePr w:type="firstCol">
       <w:rPr>
-        <w:rFonts w:asciiTheme="majorHAnsi" w:cstheme="majorBidi" w:eastAsiaTheme="majorEastAsia" w:hAnsiTheme="majorHAnsi"/>
+        <w:rFonts w:asciiTheme="majorHAnsi" w:cstheme="majorBidi" w:hAnsiTheme="majorHAnsi" w:eastAsia="黑体"/>
         <w:b/>
         <w:bCs/>
       </w:rPr>
     </w:tblStylePr>
     <w:tblStylePr w:type="lastCol">
       <w:rPr>
-        <w:rFonts w:asciiTheme="majorHAnsi" w:cstheme="majorBidi" w:eastAsiaTheme="majorEastAsia" w:hAnsiTheme="majorHAnsi"/>
+        <w:rFonts w:asciiTheme="majorHAnsi" w:cstheme="majorBidi" w:hAnsiTheme="majorHAnsi" w:eastAsia="黑体"/>
         <w:b/>
         <w:bCs/>
       </w:rPr>
@@ -6399,7 +6900,7 @@
         <w:spacing w:after="0" w:before="0" w:line="240" w:lineRule="auto"/>
       </w:pPr>
       <w:rPr>
-        <w:rFonts w:asciiTheme="majorHAnsi" w:cstheme="majorBidi" w:eastAsiaTheme="majorEastAsia" w:hAnsiTheme="majorHAnsi"/>
+        <w:rFonts w:asciiTheme="majorHAnsi" w:cstheme="majorBidi" w:hAnsiTheme="majorHAnsi" w:eastAsia="黑体"/>
         <w:b/>
         <w:bCs/>
       </w:rPr>
@@ -6420,7 +6921,7 @@
         <w:spacing w:after="0" w:before="0" w:line="240" w:lineRule="auto"/>
       </w:pPr>
       <w:rPr>
-        <w:rFonts w:asciiTheme="majorHAnsi" w:cstheme="majorBidi" w:eastAsiaTheme="majorEastAsia" w:hAnsiTheme="majorHAnsi"/>
+        <w:rFonts w:asciiTheme="majorHAnsi" w:cstheme="majorBidi" w:hAnsiTheme="majorHAnsi" w:eastAsia="黑体"/>
         <w:b/>
         <w:bCs/>
       </w:rPr>
@@ -6438,14 +6939,14 @@
     </w:tblStylePr>
     <w:tblStylePr w:type="firstCol">
       <w:rPr>
-        <w:rFonts w:asciiTheme="majorHAnsi" w:cstheme="majorBidi" w:eastAsiaTheme="majorEastAsia" w:hAnsiTheme="majorHAnsi"/>
+        <w:rFonts w:asciiTheme="majorHAnsi" w:cstheme="majorBidi" w:hAnsiTheme="majorHAnsi" w:eastAsia="黑体"/>
         <w:b/>
         <w:bCs/>
       </w:rPr>
     </w:tblStylePr>
     <w:tblStylePr w:type="lastCol">
       <w:rPr>
-        <w:rFonts w:asciiTheme="majorHAnsi" w:cstheme="majorBidi" w:eastAsiaTheme="majorEastAsia" w:hAnsiTheme="majorHAnsi"/>
+        <w:rFonts w:asciiTheme="majorHAnsi" w:cstheme="majorBidi" w:hAnsiTheme="majorHAnsi" w:eastAsia="黑体"/>
         <w:b/>
         <w:bCs/>
       </w:rPr>
@@ -6529,7 +7030,7 @@
         <w:spacing w:after="0" w:before="0" w:line="240" w:lineRule="auto"/>
       </w:pPr>
       <w:rPr>
-        <w:rFonts w:asciiTheme="majorHAnsi" w:cstheme="majorBidi" w:eastAsiaTheme="majorEastAsia" w:hAnsiTheme="majorHAnsi"/>
+        <w:rFonts w:asciiTheme="majorHAnsi" w:cstheme="majorBidi" w:hAnsiTheme="majorHAnsi" w:eastAsia="黑体"/>
         <w:b/>
         <w:bCs/>
       </w:rPr>
@@ -6550,7 +7051,7 @@
         <w:spacing w:after="0" w:before="0" w:line="240" w:lineRule="auto"/>
       </w:pPr>
       <w:rPr>
-        <w:rFonts w:asciiTheme="majorHAnsi" w:cstheme="majorBidi" w:eastAsiaTheme="majorEastAsia" w:hAnsiTheme="majorHAnsi"/>
+        <w:rFonts w:asciiTheme="majorHAnsi" w:cstheme="majorBidi" w:hAnsiTheme="majorHAnsi" w:eastAsia="黑体"/>
         <w:b/>
         <w:bCs/>
       </w:rPr>
@@ -6568,14 +7069,14 @@
     </w:tblStylePr>
     <w:tblStylePr w:type="firstCol">
       <w:rPr>
-        <w:rFonts w:asciiTheme="majorHAnsi" w:cstheme="majorBidi" w:eastAsiaTheme="majorEastAsia" w:hAnsiTheme="majorHAnsi"/>
+        <w:rFonts w:asciiTheme="majorHAnsi" w:cstheme="majorBidi" w:hAnsiTheme="majorHAnsi" w:eastAsia="黑体"/>
         <w:b/>
         <w:bCs/>
       </w:rPr>
     </w:tblStylePr>
     <w:tblStylePr w:type="lastCol">
       <w:rPr>
-        <w:rFonts w:asciiTheme="majorHAnsi" w:cstheme="majorBidi" w:eastAsiaTheme="majorEastAsia" w:hAnsiTheme="majorHAnsi"/>
+        <w:rFonts w:asciiTheme="majorHAnsi" w:cstheme="majorBidi" w:hAnsiTheme="majorHAnsi" w:eastAsia="黑体"/>
         <w:b/>
         <w:bCs/>
       </w:rPr>
@@ -6659,7 +7160,7 @@
         <w:spacing w:after="0" w:before="0" w:line="240" w:lineRule="auto"/>
       </w:pPr>
       <w:rPr>
-        <w:rFonts w:asciiTheme="majorHAnsi" w:cstheme="majorBidi" w:eastAsiaTheme="majorEastAsia" w:hAnsiTheme="majorHAnsi"/>
+        <w:rFonts w:asciiTheme="majorHAnsi" w:cstheme="majorBidi" w:hAnsiTheme="majorHAnsi" w:eastAsia="黑体"/>
         <w:b/>
         <w:bCs/>
       </w:rPr>
@@ -6680,7 +7181,7 @@
         <w:spacing w:after="0" w:before="0" w:line="240" w:lineRule="auto"/>
       </w:pPr>
       <w:rPr>
-        <w:rFonts w:asciiTheme="majorHAnsi" w:cstheme="majorBidi" w:eastAsiaTheme="majorEastAsia" w:hAnsiTheme="majorHAnsi"/>
+        <w:rFonts w:asciiTheme="majorHAnsi" w:cstheme="majorBidi" w:hAnsiTheme="majorHAnsi" w:eastAsia="黑体"/>
         <w:b/>
         <w:bCs/>
       </w:rPr>
@@ -6698,14 +7199,14 @@
     </w:tblStylePr>
     <w:tblStylePr w:type="firstCol">
       <w:rPr>
-        <w:rFonts w:asciiTheme="majorHAnsi" w:cstheme="majorBidi" w:eastAsiaTheme="majorEastAsia" w:hAnsiTheme="majorHAnsi"/>
+        <w:rFonts w:asciiTheme="majorHAnsi" w:cstheme="majorBidi" w:hAnsiTheme="majorHAnsi" w:eastAsia="黑体"/>
         <w:b/>
         <w:bCs/>
       </w:rPr>
     </w:tblStylePr>
     <w:tblStylePr w:type="lastCol">
       <w:rPr>
-        <w:rFonts w:asciiTheme="majorHAnsi" w:cstheme="majorBidi" w:eastAsiaTheme="majorEastAsia" w:hAnsiTheme="majorHAnsi"/>
+        <w:rFonts w:asciiTheme="majorHAnsi" w:cstheme="majorBidi" w:hAnsiTheme="majorHAnsi" w:eastAsia="黑体"/>
         <w:b/>
         <w:bCs/>
       </w:rPr>
@@ -6789,7 +7290,7 @@
         <w:spacing w:after="0" w:before="0" w:line="240" w:lineRule="auto"/>
       </w:pPr>
       <w:rPr>
-        <w:rFonts w:asciiTheme="majorHAnsi" w:cstheme="majorBidi" w:eastAsiaTheme="majorEastAsia" w:hAnsiTheme="majorHAnsi"/>
+        <w:rFonts w:asciiTheme="majorHAnsi" w:cstheme="majorBidi" w:hAnsiTheme="majorHAnsi" w:eastAsia="黑体"/>
         <w:b/>
         <w:bCs/>
       </w:rPr>
@@ -6810,7 +7311,7 @@
         <w:spacing w:after="0" w:before="0" w:line="240" w:lineRule="auto"/>
       </w:pPr>
       <w:rPr>
-        <w:rFonts w:asciiTheme="majorHAnsi" w:cstheme="majorBidi" w:eastAsiaTheme="majorEastAsia" w:hAnsiTheme="majorHAnsi"/>
+        <w:rFonts w:asciiTheme="majorHAnsi" w:cstheme="majorBidi" w:hAnsiTheme="majorHAnsi" w:eastAsia="黑体"/>
         <w:b/>
         <w:bCs/>
       </w:rPr>
@@ -6828,14 +7329,14 @@
     </w:tblStylePr>
     <w:tblStylePr w:type="firstCol">
       <w:rPr>
-        <w:rFonts w:asciiTheme="majorHAnsi" w:cstheme="majorBidi" w:eastAsiaTheme="majorEastAsia" w:hAnsiTheme="majorHAnsi"/>
+        <w:rFonts w:asciiTheme="majorHAnsi" w:cstheme="majorBidi" w:hAnsiTheme="majorHAnsi" w:eastAsia="黑体"/>
         <w:b/>
         <w:bCs/>
       </w:rPr>
     </w:tblStylePr>
     <w:tblStylePr w:type="lastCol">
       <w:rPr>
-        <w:rFonts w:asciiTheme="majorHAnsi" w:cstheme="majorBidi" w:eastAsiaTheme="majorEastAsia" w:hAnsiTheme="majorHAnsi"/>
+        <w:rFonts w:asciiTheme="majorHAnsi" w:cstheme="majorBidi" w:hAnsiTheme="majorHAnsi" w:eastAsia="黑体"/>
         <w:b/>
         <w:bCs/>
       </w:rPr>
@@ -6919,7 +7420,7 @@
         <w:spacing w:after="0" w:before="0" w:line="240" w:lineRule="auto"/>
       </w:pPr>
       <w:rPr>
-        <w:rFonts w:asciiTheme="majorHAnsi" w:cstheme="majorBidi" w:eastAsiaTheme="majorEastAsia" w:hAnsiTheme="majorHAnsi"/>
+        <w:rFonts w:asciiTheme="majorHAnsi" w:cstheme="majorBidi" w:hAnsiTheme="majorHAnsi" w:eastAsia="黑体"/>
         <w:b/>
         <w:bCs/>
       </w:rPr>
@@ -6940,7 +7441,7 @@
         <w:spacing w:after="0" w:before="0" w:line="240" w:lineRule="auto"/>
       </w:pPr>
       <w:rPr>
-        <w:rFonts w:asciiTheme="majorHAnsi" w:cstheme="majorBidi" w:eastAsiaTheme="majorEastAsia" w:hAnsiTheme="majorHAnsi"/>
+        <w:rFonts w:asciiTheme="majorHAnsi" w:cstheme="majorBidi" w:hAnsiTheme="majorHAnsi" w:eastAsia="黑体"/>
         <w:b/>
         <w:bCs/>
       </w:rPr>
@@ -6958,14 +7459,14 @@
     </w:tblStylePr>
     <w:tblStylePr w:type="firstCol">
       <w:rPr>
-        <w:rFonts w:asciiTheme="majorHAnsi" w:cstheme="majorBidi" w:eastAsiaTheme="majorEastAsia" w:hAnsiTheme="majorHAnsi"/>
+        <w:rFonts w:asciiTheme="majorHAnsi" w:cstheme="majorBidi" w:hAnsiTheme="majorHAnsi" w:eastAsia="黑体"/>
         <w:b/>
         <w:bCs/>
       </w:rPr>
     </w:tblStylePr>
     <w:tblStylePr w:type="lastCol">
       <w:rPr>
-        <w:rFonts w:asciiTheme="majorHAnsi" w:cstheme="majorBidi" w:eastAsiaTheme="majorEastAsia" w:hAnsiTheme="majorHAnsi"/>
+        <w:rFonts w:asciiTheme="majorHAnsi" w:cstheme="majorBidi" w:hAnsiTheme="majorHAnsi" w:eastAsia="黑体"/>
         <w:b/>
         <w:bCs/>
       </w:rPr>
@@ -7049,7 +7550,7 @@
         <w:spacing w:after="0" w:before="0" w:line="240" w:lineRule="auto"/>
       </w:pPr>
       <w:rPr>
-        <w:rFonts w:asciiTheme="majorHAnsi" w:cstheme="majorBidi" w:eastAsiaTheme="majorEastAsia" w:hAnsiTheme="majorHAnsi"/>
+        <w:rFonts w:asciiTheme="majorHAnsi" w:cstheme="majorBidi" w:hAnsiTheme="majorHAnsi" w:eastAsia="黑体"/>
         <w:b/>
         <w:bCs/>
       </w:rPr>
@@ -7070,7 +7571,7 @@
         <w:spacing w:after="0" w:before="0" w:line="240" w:lineRule="auto"/>
       </w:pPr>
       <w:rPr>
-        <w:rFonts w:asciiTheme="majorHAnsi" w:cstheme="majorBidi" w:eastAsiaTheme="majorEastAsia" w:hAnsiTheme="majorHAnsi"/>
+        <w:rFonts w:asciiTheme="majorHAnsi" w:cstheme="majorBidi" w:hAnsiTheme="majorHAnsi" w:eastAsia="黑体"/>
         <w:b/>
         <w:bCs/>
       </w:rPr>
@@ -7088,14 +7589,14 @@
     </w:tblStylePr>
     <w:tblStylePr w:type="firstCol">
       <w:rPr>
-        <w:rFonts w:asciiTheme="majorHAnsi" w:cstheme="majorBidi" w:eastAsiaTheme="majorEastAsia" w:hAnsiTheme="majorHAnsi"/>
+        <w:rFonts w:asciiTheme="majorHAnsi" w:cstheme="majorBidi" w:hAnsiTheme="majorHAnsi" w:eastAsia="黑体"/>
         <w:b/>
         <w:bCs/>
       </w:rPr>
     </w:tblStylePr>
     <w:tblStylePr w:type="lastCol">
       <w:rPr>
-        <w:rFonts w:asciiTheme="majorHAnsi" w:cstheme="majorBidi" w:eastAsiaTheme="majorEastAsia" w:hAnsiTheme="majorHAnsi"/>
+        <w:rFonts w:asciiTheme="majorHAnsi" w:cstheme="majorBidi" w:hAnsiTheme="majorHAnsi" w:eastAsia="黑体"/>
         <w:b/>
         <w:bCs/>
       </w:rPr>
@@ -7178,6 +7679,7 @@
         <w:spacing w:after="0" w:before="0" w:line="240" w:lineRule="auto"/>
       </w:pPr>
       <w:rPr>
+        <w:rFonts w:eastAsia="黑体"/>
         <w:b/>
         <w:bCs/>
         <w:color w:themeColor="background1" w:val="FFFFFF"/>
@@ -7200,6 +7702,7 @@
         <w:spacing w:after="0" w:before="0" w:line="240" w:lineRule="auto"/>
       </w:pPr>
       <w:rPr>
+        <w:rFonts w:eastAsia="黑体"/>
         <w:b/>
         <w:bCs/>
       </w:rPr>
@@ -7217,12 +7720,14 @@
     </w:tblStylePr>
     <w:tblStylePr w:type="firstCol">
       <w:rPr>
+        <w:rFonts w:eastAsia="黑体"/>
         <w:b/>
         <w:bCs/>
       </w:rPr>
     </w:tblStylePr>
     <w:tblStylePr w:type="lastCol">
       <w:rPr>
+        <w:rFonts w:eastAsia="黑体"/>
         <w:b/>
         <w:bCs/>
       </w:rPr>
@@ -7284,6 +7789,7 @@
         <w:spacing w:after="0" w:before="0" w:line="240" w:lineRule="auto"/>
       </w:pPr>
       <w:rPr>
+        <w:rFonts w:eastAsia="黑体"/>
         <w:b/>
         <w:bCs/>
         <w:color w:themeColor="background1" w:val="FFFFFF"/>
@@ -7306,6 +7812,7 @@
         <w:spacing w:after="0" w:before="0" w:line="240" w:lineRule="auto"/>
       </w:pPr>
       <w:rPr>
+        <w:rFonts w:eastAsia="黑体"/>
         <w:b/>
         <w:bCs/>
       </w:rPr>
@@ -7323,12 +7830,14 @@
     </w:tblStylePr>
     <w:tblStylePr w:type="firstCol">
       <w:rPr>
+        <w:rFonts w:eastAsia="黑体"/>
         <w:b/>
         <w:bCs/>
       </w:rPr>
     </w:tblStylePr>
     <w:tblStylePr w:type="lastCol">
       <w:rPr>
+        <w:rFonts w:eastAsia="黑体"/>
         <w:b/>
         <w:bCs/>
       </w:rPr>
@@ -7390,6 +7899,7 @@
         <w:spacing w:after="0" w:before="0" w:line="240" w:lineRule="auto"/>
       </w:pPr>
       <w:rPr>
+        <w:rFonts w:eastAsia="黑体"/>
         <w:b/>
         <w:bCs/>
         <w:color w:themeColor="background1" w:val="FFFFFF"/>
@@ -7412,6 +7922,7 @@
         <w:spacing w:after="0" w:before="0" w:line="240" w:lineRule="auto"/>
       </w:pPr>
       <w:rPr>
+        <w:rFonts w:eastAsia="黑体"/>
         <w:b/>
         <w:bCs/>
       </w:rPr>
@@ -7429,12 +7940,14 @@
     </w:tblStylePr>
     <w:tblStylePr w:type="firstCol">
       <w:rPr>
+        <w:rFonts w:eastAsia="黑体"/>
         <w:b/>
         <w:bCs/>
       </w:rPr>
     </w:tblStylePr>
     <w:tblStylePr w:type="lastCol">
       <w:rPr>
+        <w:rFonts w:eastAsia="黑体"/>
         <w:b/>
         <w:bCs/>
       </w:rPr>
@@ -7496,6 +8009,7 @@
         <w:spacing w:after="0" w:before="0" w:line="240" w:lineRule="auto"/>
       </w:pPr>
       <w:rPr>
+        <w:rFonts w:eastAsia="黑体"/>
         <w:b/>
         <w:bCs/>
         <w:color w:themeColor="background1" w:val="FFFFFF"/>
@@ -7518,6 +8032,7 @@
         <w:spacing w:after="0" w:before="0" w:line="240" w:lineRule="auto"/>
       </w:pPr>
       <w:rPr>
+        <w:rFonts w:eastAsia="黑体"/>
         <w:b/>
         <w:bCs/>
       </w:rPr>
@@ -7535,12 +8050,14 @@
     </w:tblStylePr>
     <w:tblStylePr w:type="firstCol">
       <w:rPr>
+        <w:rFonts w:eastAsia="黑体"/>
         <w:b/>
         <w:bCs/>
       </w:rPr>
     </w:tblStylePr>
     <w:tblStylePr w:type="lastCol">
       <w:rPr>
+        <w:rFonts w:eastAsia="黑体"/>
         <w:b/>
         <w:bCs/>
       </w:rPr>
@@ -7602,6 +8119,7 @@
         <w:spacing w:after="0" w:before="0" w:line="240" w:lineRule="auto"/>
       </w:pPr>
       <w:rPr>
+        <w:rFonts w:eastAsia="黑体"/>
         <w:b/>
         <w:bCs/>
         <w:color w:themeColor="background1" w:val="FFFFFF"/>
@@ -7624,6 +8142,7 @@
         <w:spacing w:after="0" w:before="0" w:line="240" w:lineRule="auto"/>
       </w:pPr>
       <w:rPr>
+        <w:rFonts w:eastAsia="黑体"/>
         <w:b/>
         <w:bCs/>
       </w:rPr>
@@ -7641,12 +8160,14 @@
     </w:tblStylePr>
     <w:tblStylePr w:type="firstCol">
       <w:rPr>
+        <w:rFonts w:eastAsia="黑体"/>
         <w:b/>
         <w:bCs/>
       </w:rPr>
     </w:tblStylePr>
     <w:tblStylePr w:type="lastCol">
       <w:rPr>
+        <w:rFonts w:eastAsia="黑体"/>
         <w:b/>
         <w:bCs/>
       </w:rPr>
@@ -7708,6 +8229,7 @@
         <w:spacing w:after="0" w:before="0" w:line="240" w:lineRule="auto"/>
       </w:pPr>
       <w:rPr>
+        <w:rFonts w:eastAsia="黑体"/>
         <w:b/>
         <w:bCs/>
         <w:color w:themeColor="background1" w:val="FFFFFF"/>
@@ -7730,6 +8252,7 @@
         <w:spacing w:after="0" w:before="0" w:line="240" w:lineRule="auto"/>
       </w:pPr>
       <w:rPr>
+        <w:rFonts w:eastAsia="黑体"/>
         <w:b/>
         <w:bCs/>
       </w:rPr>
@@ -7747,12 +8270,14 @@
     </w:tblStylePr>
     <w:tblStylePr w:type="firstCol">
       <w:rPr>
+        <w:rFonts w:eastAsia="黑体"/>
         <w:b/>
         <w:bCs/>
       </w:rPr>
     </w:tblStylePr>
     <w:tblStylePr w:type="lastCol">
       <w:rPr>
+        <w:rFonts w:eastAsia="黑体"/>
         <w:b/>
         <w:bCs/>
       </w:rPr>
@@ -7814,6 +8339,7 @@
         <w:spacing w:after="0" w:before="0" w:line="240" w:lineRule="auto"/>
       </w:pPr>
       <w:rPr>
+        <w:rFonts w:eastAsia="黑体"/>
         <w:b/>
         <w:bCs/>
         <w:color w:themeColor="background1" w:val="FFFFFF"/>
@@ -7836,6 +8362,7 @@
         <w:spacing w:after="0" w:before="0" w:line="240" w:lineRule="auto"/>
       </w:pPr>
       <w:rPr>
+        <w:rFonts w:eastAsia="黑体"/>
         <w:b/>
         <w:bCs/>
       </w:rPr>
@@ -7853,12 +8380,14 @@
     </w:tblStylePr>
     <w:tblStylePr w:type="firstCol">
       <w:rPr>
+        <w:rFonts w:eastAsia="黑体"/>
         <w:b/>
         <w:bCs/>
       </w:rPr>
     </w:tblStylePr>
     <w:tblStylePr w:type="lastCol">
       <w:rPr>
+        <w:rFonts w:eastAsia="黑体"/>
         <w:b/>
         <w:bCs/>
       </w:rPr>
@@ -7917,6 +8446,7 @@
         <w:spacing w:after="0" w:before="0" w:line="240" w:lineRule="auto"/>
       </w:pPr>
       <w:rPr>
+        <w:rFonts w:eastAsia="黑体"/>
         <w:b/>
         <w:bCs/>
         <w:color w:themeColor="background1" w:val="FFFFFF"/>
@@ -7939,6 +8469,7 @@
         <w:spacing w:after="0" w:before="0" w:line="240" w:lineRule="auto"/>
       </w:pPr>
       <w:rPr>
+        <w:rFonts w:eastAsia="黑体"/>
         <w:color w:val="auto"/>
       </w:rPr>
       <w:tblPr/>
@@ -7956,6 +8487,7 @@
     </w:tblStylePr>
     <w:tblStylePr w:type="firstCol">
       <w:rPr>
+        <w:rFonts w:eastAsia="黑体"/>
         <w:b/>
         <w:bCs/>
         <w:color w:themeColor="background1" w:val="FFFFFF"/>
@@ -7975,6 +8507,7 @@
     </w:tblStylePr>
     <w:tblStylePr w:type="lastCol">
       <w:rPr>
+        <w:rFonts w:eastAsia="黑体"/>
         <w:b/>
         <w:bCs/>
         <w:color w:themeColor="background1" w:val="FFFFFF"/>
@@ -8023,6 +8556,7 @@
     </w:tblStylePr>
     <w:tblStylePr w:type="nwCell">
       <w:rPr>
+        <w:rFonts w:eastAsia="黑体"/>
         <w:color w:themeColor="background1" w:val="FFFFFF"/>
       </w:rPr>
       <w:tblPr/>
@@ -8066,6 +8600,7 @@
         <w:spacing w:after="0" w:before="0" w:line="240" w:lineRule="auto"/>
       </w:pPr>
       <w:rPr>
+        <w:rFonts w:eastAsia="黑体"/>
         <w:b/>
         <w:bCs/>
         <w:color w:themeColor="background1" w:val="FFFFFF"/>
@@ -8088,6 +8623,7 @@
         <w:spacing w:after="0" w:before="0" w:line="240" w:lineRule="auto"/>
       </w:pPr>
       <w:rPr>
+        <w:rFonts w:eastAsia="黑体"/>
         <w:color w:val="auto"/>
       </w:rPr>
       <w:tblPr/>
@@ -8105,6 +8641,7 @@
     </w:tblStylePr>
     <w:tblStylePr w:type="firstCol">
       <w:rPr>
+        <w:rFonts w:eastAsia="黑体"/>
         <w:b/>
         <w:bCs/>
         <w:color w:themeColor="background1" w:val="FFFFFF"/>
@@ -8124,6 +8661,7 @@
     </w:tblStylePr>
     <w:tblStylePr w:type="lastCol">
       <w:rPr>
+        <w:rFonts w:eastAsia="黑体"/>
         <w:b/>
         <w:bCs/>
         <w:color w:themeColor="background1" w:val="FFFFFF"/>
@@ -8172,6 +8710,7 @@
     </w:tblStylePr>
     <w:tblStylePr w:type="nwCell">
       <w:rPr>
+        <w:rFonts w:eastAsia="黑体"/>
         <w:color w:themeColor="background1" w:val="FFFFFF"/>
       </w:rPr>
       <w:tblPr/>
@@ -8215,6 +8754,7 @@
         <w:spacing w:after="0" w:before="0" w:line="240" w:lineRule="auto"/>
       </w:pPr>
       <w:rPr>
+        <w:rFonts w:eastAsia="黑体"/>
         <w:b/>
         <w:bCs/>
         <w:color w:themeColor="background1" w:val="FFFFFF"/>
@@ -8237,6 +8777,7 @@
         <w:spacing w:after="0" w:before="0" w:line="240" w:lineRule="auto"/>
       </w:pPr>
       <w:rPr>
+        <w:rFonts w:eastAsia="黑体"/>
         <w:color w:val="auto"/>
       </w:rPr>
       <w:tblPr/>
@@ -8254,6 +8795,7 @@
     </w:tblStylePr>
     <w:tblStylePr w:type="firstCol">
       <w:rPr>
+        <w:rFonts w:eastAsia="黑体"/>
         <w:b/>
         <w:bCs/>
         <w:color w:themeColor="background1" w:val="FFFFFF"/>
@@ -8273,6 +8815,7 @@
     </w:tblStylePr>
     <w:tblStylePr w:type="lastCol">
       <w:rPr>
+        <w:rFonts w:eastAsia="黑体"/>
         <w:b/>
         <w:bCs/>
         <w:color w:themeColor="background1" w:val="FFFFFF"/>
@@ -8321,6 +8864,7 @@
     </w:tblStylePr>
     <w:tblStylePr w:type="nwCell">
       <w:rPr>
+        <w:rFonts w:eastAsia="黑体"/>
         <w:color w:themeColor="background1" w:val="FFFFFF"/>
       </w:rPr>
       <w:tblPr/>
@@ -8364,6 +8908,7 @@
         <w:spacing w:after="0" w:before="0" w:line="240" w:lineRule="auto"/>
       </w:pPr>
       <w:rPr>
+        <w:rFonts w:eastAsia="黑体"/>
         <w:b/>
         <w:bCs/>
         <w:color w:themeColor="background1" w:val="FFFFFF"/>
@@ -8386,6 +8931,7 @@
         <w:spacing w:after="0" w:before="0" w:line="240" w:lineRule="auto"/>
       </w:pPr>
       <w:rPr>
+        <w:rFonts w:eastAsia="黑体"/>
         <w:color w:val="auto"/>
       </w:rPr>
       <w:tblPr/>
@@ -8403,6 +8949,7 @@
     </w:tblStylePr>
     <w:tblStylePr w:type="firstCol">
       <w:rPr>
+        <w:rFonts w:eastAsia="黑体"/>
         <w:b/>
         <w:bCs/>
         <w:color w:themeColor="background1" w:val="FFFFFF"/>
@@ -8422,6 +8969,7 @@
     </w:tblStylePr>
     <w:tblStylePr w:type="lastCol">
       <w:rPr>
+        <w:rFonts w:eastAsia="黑体"/>
         <w:b/>
         <w:bCs/>
         <w:color w:themeColor="background1" w:val="FFFFFF"/>
@@ -8470,6 +9018,7 @@
     </w:tblStylePr>
     <w:tblStylePr w:type="nwCell">
       <w:rPr>
+        <w:rFonts w:eastAsia="黑体"/>
         <w:color w:themeColor="background1" w:val="FFFFFF"/>
       </w:rPr>
       <w:tblPr/>
@@ -8513,6 +9062,7 @@
         <w:spacing w:after="0" w:before="0" w:line="240" w:lineRule="auto"/>
       </w:pPr>
       <w:rPr>
+        <w:rFonts w:eastAsia="黑体"/>
         <w:b/>
         <w:bCs/>
         <w:color w:themeColor="background1" w:val="FFFFFF"/>
@@ -8535,6 +9085,7 @@
         <w:spacing w:after="0" w:before="0" w:line="240" w:lineRule="auto"/>
       </w:pPr>
       <w:rPr>
+        <w:rFonts w:eastAsia="黑体"/>
         <w:color w:val="auto"/>
       </w:rPr>
       <w:tblPr/>
@@ -8552,6 +9103,7 @@
     </w:tblStylePr>
     <w:tblStylePr w:type="firstCol">
       <w:rPr>
+        <w:rFonts w:eastAsia="黑体"/>
         <w:b/>
         <w:bCs/>
         <w:color w:themeColor="background1" w:val="FFFFFF"/>
@@ -8571,6 +9123,7 @@
     </w:tblStylePr>
     <w:tblStylePr w:type="lastCol">
       <w:rPr>
+        <w:rFonts w:eastAsia="黑体"/>
         <w:b/>
         <w:bCs/>
         <w:color w:themeColor="background1" w:val="FFFFFF"/>
@@ -8619,6 +9172,7 @@
     </w:tblStylePr>
     <w:tblStylePr w:type="nwCell">
       <w:rPr>
+        <w:rFonts w:eastAsia="黑体"/>
         <w:color w:themeColor="background1" w:val="FFFFFF"/>
       </w:rPr>
       <w:tblPr/>
@@ -8662,6 +9216,7 @@
         <w:spacing w:after="0" w:before="0" w:line="240" w:lineRule="auto"/>
       </w:pPr>
       <w:rPr>
+        <w:rFonts w:eastAsia="黑体"/>
         <w:b/>
         <w:bCs/>
         <w:color w:themeColor="background1" w:val="FFFFFF"/>
@@ -8684,6 +9239,7 @@
         <w:spacing w:after="0" w:before="0" w:line="240" w:lineRule="auto"/>
       </w:pPr>
       <w:rPr>
+        <w:rFonts w:eastAsia="黑体"/>
         <w:color w:val="auto"/>
       </w:rPr>
       <w:tblPr/>
@@ -8701,6 +9257,7 @@
     </w:tblStylePr>
     <w:tblStylePr w:type="firstCol">
       <w:rPr>
+        <w:rFonts w:eastAsia="黑体"/>
         <w:b/>
         <w:bCs/>
         <w:color w:themeColor="background1" w:val="FFFFFF"/>
@@ -8720,6 +9277,7 @@
     </w:tblStylePr>
     <w:tblStylePr w:type="lastCol">
       <w:rPr>
+        <w:rFonts w:eastAsia="黑体"/>
         <w:b/>
         <w:bCs/>
         <w:color w:themeColor="background1" w:val="FFFFFF"/>
@@ -8768,6 +9326,7 @@
     </w:tblStylePr>
     <w:tblStylePr w:type="nwCell">
       <w:rPr>
+        <w:rFonts w:eastAsia="黑体"/>
         <w:color w:themeColor="background1" w:val="FFFFFF"/>
       </w:rPr>
       <w:tblPr/>
@@ -8811,6 +9370,7 @@
         <w:spacing w:after="0" w:before="0" w:line="240" w:lineRule="auto"/>
       </w:pPr>
       <w:rPr>
+        <w:rFonts w:eastAsia="黑体"/>
         <w:b/>
         <w:bCs/>
         <w:color w:themeColor="background1" w:val="FFFFFF"/>
@@ -8833,6 +9393,7 @@
         <w:spacing w:after="0" w:before="0" w:line="240" w:lineRule="auto"/>
       </w:pPr>
       <w:rPr>
+        <w:rFonts w:eastAsia="黑体"/>
         <w:color w:val="auto"/>
       </w:rPr>
       <w:tblPr/>
@@ -8850,6 +9411,7 @@
     </w:tblStylePr>
     <w:tblStylePr w:type="firstCol">
       <w:rPr>
+        <w:rFonts w:eastAsia="黑体"/>
         <w:b/>
         <w:bCs/>
         <w:color w:themeColor="background1" w:val="FFFFFF"/>
@@ -8869,6 +9431,7 @@
     </w:tblStylePr>
     <w:tblStylePr w:type="lastCol">
       <w:rPr>
+        <w:rFonts w:eastAsia="黑体"/>
         <w:b/>
         <w:bCs/>
         <w:color w:themeColor="background1" w:val="FFFFFF"/>
@@ -8917,6 +9480,7 @@
     </w:tblStylePr>
     <w:tblStylePr w:type="nwCell">
       <w:rPr>
+        <w:rFonts w:eastAsia="黑体"/>
         <w:color w:themeColor="background1" w:val="FFFFFF"/>
       </w:rPr>
       <w:tblPr/>
@@ -8941,6 +9505,7 @@
       <w:spacing w:after="0" w:line="240" w:lineRule="auto"/>
     </w:pPr>
     <w:rPr>
+      <w:rFonts w:eastAsia="黑体"/>
       <w:color w:themeColor="text1" w:val="000000"/>
     </w:rPr>
     <w:tblPr>
@@ -8960,7 +9525,7 @@
     </w:tblPr>
     <w:tblStylePr w:type="firstRow">
       <w:rPr>
-        <w:rFonts w:asciiTheme="majorHAnsi" w:cstheme="majorBidi" w:eastAsiaTheme="majorEastAsia" w:hAnsiTheme="majorHAnsi"/>
+        <w:rFonts w:asciiTheme="majorHAnsi" w:cstheme="majorBidi" w:hAnsiTheme="majorHAnsi" w:eastAsia="黑体"/>
       </w:rPr>
       <w:tblPr/>
       <w:tcPr>
@@ -8972,6 +9537,7 @@
     </w:tblStylePr>
     <w:tblStylePr w:type="lastRow">
       <w:rPr>
+        <w:rFonts w:eastAsia="黑体"/>
         <w:b/>
         <w:bCs/>
         <w:color w:themeColor="text2" w:val="1F497D"/>
@@ -8986,12 +9552,14 @@
     </w:tblStylePr>
     <w:tblStylePr w:type="firstCol">
       <w:rPr>
+        <w:rFonts w:eastAsia="黑体"/>
         <w:b/>
         <w:bCs/>
       </w:rPr>
     </w:tblStylePr>
     <w:tblStylePr w:type="lastCol">
       <w:rPr>
+        <w:rFonts w:eastAsia="黑体"/>
         <w:b/>
         <w:bCs/>
       </w:rPr>
@@ -9025,6 +9593,7 @@
       <w:spacing w:after="0" w:line="240" w:lineRule="auto"/>
     </w:pPr>
     <w:rPr>
+      <w:rFonts w:eastAsia="黑体"/>
       <w:color w:themeColor="text1" w:val="000000"/>
     </w:rPr>
     <w:tblPr>
@@ -9044,7 +9613,7 @@
     </w:tblPr>
     <w:tblStylePr w:type="firstRow">
       <w:rPr>
-        <w:rFonts w:asciiTheme="majorHAnsi" w:cstheme="majorBidi" w:eastAsiaTheme="majorEastAsia" w:hAnsiTheme="majorHAnsi"/>
+        <w:rFonts w:asciiTheme="majorHAnsi" w:cstheme="majorBidi" w:hAnsiTheme="majorHAnsi" w:eastAsia="黑体"/>
       </w:rPr>
       <w:tblPr/>
       <w:tcPr>
@@ -9056,6 +9625,7 @@
     </w:tblStylePr>
     <w:tblStylePr w:type="lastRow">
       <w:rPr>
+        <w:rFonts w:eastAsia="黑体"/>
         <w:b/>
         <w:bCs/>
         <w:color w:themeColor="text2" w:val="1F497D"/>
@@ -9070,12 +9640,14 @@
     </w:tblStylePr>
     <w:tblStylePr w:type="firstCol">
       <w:rPr>
+        <w:rFonts w:eastAsia="黑体"/>
         <w:b/>
         <w:bCs/>
       </w:rPr>
     </w:tblStylePr>
     <w:tblStylePr w:type="lastCol">
       <w:rPr>
+        <w:rFonts w:eastAsia="黑体"/>
         <w:b/>
         <w:bCs/>
       </w:rPr>
@@ -9109,6 +9681,7 @@
       <w:spacing w:after="0" w:line="240" w:lineRule="auto"/>
     </w:pPr>
     <w:rPr>
+      <w:rFonts w:eastAsia="黑体"/>
       <w:color w:themeColor="text1" w:val="000000"/>
     </w:rPr>
     <w:tblPr>
@@ -9128,7 +9701,7 @@
     </w:tblPr>
     <w:tblStylePr w:type="firstRow">
       <w:rPr>
-        <w:rFonts w:asciiTheme="majorHAnsi" w:cstheme="majorBidi" w:eastAsiaTheme="majorEastAsia" w:hAnsiTheme="majorHAnsi"/>
+        <w:rFonts w:asciiTheme="majorHAnsi" w:cstheme="majorBidi" w:hAnsiTheme="majorHAnsi" w:eastAsia="黑体"/>
       </w:rPr>
       <w:tblPr/>
       <w:tcPr>
@@ -9140,6 +9713,7 @@
     </w:tblStylePr>
     <w:tblStylePr w:type="lastRow">
       <w:rPr>
+        <w:rFonts w:eastAsia="黑体"/>
         <w:b/>
         <w:bCs/>
         <w:color w:themeColor="text2" w:val="1F497D"/>
@@ -9154,12 +9728,14 @@
     </w:tblStylePr>
     <w:tblStylePr w:type="firstCol">
       <w:rPr>
+        <w:rFonts w:eastAsia="黑体"/>
         <w:b/>
         <w:bCs/>
       </w:rPr>
     </w:tblStylePr>
     <w:tblStylePr w:type="lastCol">
       <w:rPr>
+        <w:rFonts w:eastAsia="黑体"/>
         <w:b/>
         <w:bCs/>
       </w:rPr>
@@ -9193,6 +9769,7 @@
       <w:spacing w:after="0" w:line="240" w:lineRule="auto"/>
     </w:pPr>
     <w:rPr>
+      <w:rFonts w:eastAsia="黑体"/>
       <w:color w:themeColor="text1" w:val="000000"/>
     </w:rPr>
     <w:tblPr>
@@ -9212,7 +9789,7 @@
     </w:tblPr>
     <w:tblStylePr w:type="firstRow">
       <w:rPr>
-        <w:rFonts w:asciiTheme="majorHAnsi" w:cstheme="majorBidi" w:eastAsiaTheme="majorEastAsia" w:hAnsiTheme="majorHAnsi"/>
+        <w:rFonts w:asciiTheme="majorHAnsi" w:cstheme="majorBidi" w:hAnsiTheme="majorHAnsi" w:eastAsia="黑体"/>
       </w:rPr>
       <w:tblPr/>
       <w:tcPr>
@@ -9224,6 +9801,7 @@
     </w:tblStylePr>
     <w:tblStylePr w:type="lastRow">
       <w:rPr>
+        <w:rFonts w:eastAsia="黑体"/>
         <w:b/>
         <w:bCs/>
         <w:color w:themeColor="text2" w:val="1F497D"/>
@@ -9238,12 +9816,14 @@
     </w:tblStylePr>
     <w:tblStylePr w:type="firstCol">
       <w:rPr>
+        <w:rFonts w:eastAsia="黑体"/>
         <w:b/>
         <w:bCs/>
       </w:rPr>
     </w:tblStylePr>
     <w:tblStylePr w:type="lastCol">
       <w:rPr>
+        <w:rFonts w:eastAsia="黑体"/>
         <w:b/>
         <w:bCs/>
       </w:rPr>
@@ -9277,6 +9857,7 @@
       <w:spacing w:after="0" w:line="240" w:lineRule="auto"/>
     </w:pPr>
     <w:rPr>
+      <w:rFonts w:eastAsia="黑体"/>
       <w:color w:themeColor="text1" w:val="000000"/>
     </w:rPr>
     <w:tblPr>
@@ -9296,7 +9877,7 @@
     </w:tblPr>
     <w:tblStylePr w:type="firstRow">
       <w:rPr>
-        <w:rFonts w:asciiTheme="majorHAnsi" w:cstheme="majorBidi" w:eastAsiaTheme="majorEastAsia" w:hAnsiTheme="majorHAnsi"/>
+        <w:rFonts w:asciiTheme="majorHAnsi" w:cstheme="majorBidi" w:hAnsiTheme="majorHAnsi" w:eastAsia="黑体"/>
       </w:rPr>
       <w:tblPr/>
       <w:tcPr>
@@ -9308,6 +9889,7 @@
     </w:tblStylePr>
     <w:tblStylePr w:type="lastRow">
       <w:rPr>
+        <w:rFonts w:eastAsia="黑体"/>
         <w:b/>
         <w:bCs/>
         <w:color w:themeColor="text2" w:val="1F497D"/>
@@ -9322,12 +9904,14 @@
     </w:tblStylePr>
     <w:tblStylePr w:type="firstCol">
       <w:rPr>
+        <w:rFonts w:eastAsia="黑体"/>
         <w:b/>
         <w:bCs/>
       </w:rPr>
     </w:tblStylePr>
     <w:tblStylePr w:type="lastCol">
       <w:rPr>
+        <w:rFonts w:eastAsia="黑体"/>
         <w:b/>
         <w:bCs/>
       </w:rPr>
@@ -9361,6 +9945,7 @@
       <w:spacing w:after="0" w:line="240" w:lineRule="auto"/>
     </w:pPr>
     <w:rPr>
+      <w:rFonts w:eastAsia="黑体"/>
       <w:color w:themeColor="text1" w:val="000000"/>
     </w:rPr>
     <w:tblPr>
@@ -9380,7 +9965,7 @@
     </w:tblPr>
     <w:tblStylePr w:type="firstRow">
       <w:rPr>
-        <w:rFonts w:asciiTheme="majorHAnsi" w:cstheme="majorBidi" w:eastAsiaTheme="majorEastAsia" w:hAnsiTheme="majorHAnsi"/>
+        <w:rFonts w:asciiTheme="majorHAnsi" w:cstheme="majorBidi" w:hAnsiTheme="majorHAnsi" w:eastAsia="黑体"/>
       </w:rPr>
       <w:tblPr/>
       <w:tcPr>
@@ -9392,6 +9977,7 @@
     </w:tblStylePr>
     <w:tblStylePr w:type="lastRow">
       <w:rPr>
+        <w:rFonts w:eastAsia="黑体"/>
         <w:b/>
         <w:bCs/>
         <w:color w:themeColor="text2" w:val="1F497D"/>
@@ -9406,12 +9992,14 @@
     </w:tblStylePr>
     <w:tblStylePr w:type="firstCol">
       <w:rPr>
+        <w:rFonts w:eastAsia="黑体"/>
         <w:b/>
         <w:bCs/>
       </w:rPr>
     </w:tblStylePr>
     <w:tblStylePr w:type="lastCol">
       <w:rPr>
+        <w:rFonts w:eastAsia="黑体"/>
         <w:b/>
         <w:bCs/>
       </w:rPr>
@@ -9445,6 +10033,7 @@
       <w:spacing w:after="0" w:line="240" w:lineRule="auto"/>
     </w:pPr>
     <w:rPr>
+      <w:rFonts w:eastAsia="黑体"/>
       <w:color w:themeColor="text1" w:val="000000"/>
     </w:rPr>
     <w:tblPr>
@@ -9464,7 +10053,7 @@
     </w:tblPr>
     <w:tblStylePr w:type="firstRow">
       <w:rPr>
-        <w:rFonts w:asciiTheme="majorHAnsi" w:cstheme="majorBidi" w:eastAsiaTheme="majorEastAsia" w:hAnsiTheme="majorHAnsi"/>
+        <w:rFonts w:asciiTheme="majorHAnsi" w:cstheme="majorBidi" w:hAnsiTheme="majorHAnsi" w:eastAsia="黑体"/>
       </w:rPr>
       <w:tblPr/>
       <w:tcPr>
@@ -9476,6 +10065,7 @@
     </w:tblStylePr>
     <w:tblStylePr w:type="lastRow">
       <w:rPr>
+        <w:rFonts w:eastAsia="黑体"/>
         <w:b/>
         <w:bCs/>
         <w:color w:themeColor="text2" w:val="1F497D"/>
@@ -9490,12 +10080,14 @@
     </w:tblStylePr>
     <w:tblStylePr w:type="firstCol">
       <w:rPr>
+        <w:rFonts w:eastAsia="黑体"/>
         <w:b/>
         <w:bCs/>
       </w:rPr>
     </w:tblStylePr>
     <w:tblStylePr w:type="lastCol">
       <w:rPr>
+        <w:rFonts w:eastAsia="黑体"/>
         <w:b/>
         <w:bCs/>
       </w:rPr>
@@ -9529,7 +10121,7 @@
       <w:spacing w:after="0" w:line="240" w:lineRule="auto"/>
     </w:pPr>
     <w:rPr>
-      <w:rFonts w:asciiTheme="majorHAnsi" w:cstheme="majorBidi" w:eastAsiaTheme="majorEastAsia" w:hAnsiTheme="majorHAnsi"/>
+      <w:rFonts w:asciiTheme="majorHAnsi" w:cstheme="majorBidi" w:hAnsiTheme="majorHAnsi" w:eastAsia="黑体"/>
       <w:color w:themeColor="text1" w:val="000000"/>
     </w:rPr>
     <w:tblPr>
@@ -9551,6 +10143,7 @@
     </w:tblPr>
     <w:tblStylePr w:type="firstRow">
       <w:rPr>
+        <w:rFonts w:eastAsia="黑体"/>
         <w:sz w:val="24"/>
         <w:szCs w:val="24"/>
       </w:rPr>
@@ -9657,7 +10250,7 @@
       <w:spacing w:after="0" w:line="240" w:lineRule="auto"/>
     </w:pPr>
     <w:rPr>
-      <w:rFonts w:asciiTheme="majorHAnsi" w:cstheme="majorBidi" w:eastAsiaTheme="majorEastAsia" w:hAnsiTheme="majorHAnsi"/>
+      <w:rFonts w:asciiTheme="majorHAnsi" w:cstheme="majorBidi" w:hAnsiTheme="majorHAnsi" w:eastAsia="黑体"/>
       <w:color w:themeColor="text1" w:val="000000"/>
     </w:rPr>
     <w:tblPr>
@@ -9679,6 +10272,7 @@
     </w:tblPr>
     <w:tblStylePr w:type="firstRow">
       <w:rPr>
+        <w:rFonts w:eastAsia="黑体"/>
         <w:sz w:val="24"/>
         <w:szCs w:val="24"/>
       </w:rPr>
@@ -9785,7 +10379,7 @@
       <w:spacing w:after="0" w:line="240" w:lineRule="auto"/>
     </w:pPr>
     <w:rPr>
-      <w:rFonts w:asciiTheme="majorHAnsi" w:cstheme="majorBidi" w:eastAsiaTheme="majorEastAsia" w:hAnsiTheme="majorHAnsi"/>
+      <w:rFonts w:asciiTheme="majorHAnsi" w:cstheme="majorBidi" w:hAnsiTheme="majorHAnsi" w:eastAsia="黑体"/>
       <w:color w:themeColor="text1" w:val="000000"/>
     </w:rPr>
     <w:tblPr>
@@ -9807,6 +10401,7 @@
     </w:tblPr>
     <w:tblStylePr w:type="firstRow">
       <w:rPr>
+        <w:rFonts w:eastAsia="黑体"/>
         <w:sz w:val="24"/>
         <w:szCs w:val="24"/>
       </w:rPr>
@@ -9913,7 +10508,7 @@
       <w:spacing w:after="0" w:line="240" w:lineRule="auto"/>
     </w:pPr>
     <w:rPr>
-      <w:rFonts w:asciiTheme="majorHAnsi" w:cstheme="majorBidi" w:eastAsiaTheme="majorEastAsia" w:hAnsiTheme="majorHAnsi"/>
+      <w:rFonts w:asciiTheme="majorHAnsi" w:cstheme="majorBidi" w:hAnsiTheme="majorHAnsi" w:eastAsia="黑体"/>
       <w:color w:themeColor="text1" w:val="000000"/>
     </w:rPr>
     <w:tblPr>
@@ -9935,6 +10530,7 @@
     </w:tblPr>
     <w:tblStylePr w:type="firstRow">
       <w:rPr>
+        <w:rFonts w:eastAsia="黑体"/>
         <w:sz w:val="24"/>
         <w:szCs w:val="24"/>
       </w:rPr>
@@ -10041,7 +10637,7 @@
       <w:spacing w:after="0" w:line="240" w:lineRule="auto"/>
     </w:pPr>
     <w:rPr>
-      <w:rFonts w:asciiTheme="majorHAnsi" w:cstheme="majorBidi" w:eastAsiaTheme="majorEastAsia" w:hAnsiTheme="majorHAnsi"/>
+      <w:rFonts w:asciiTheme="majorHAnsi" w:cstheme="majorBidi" w:hAnsiTheme="majorHAnsi" w:eastAsia="黑体"/>
       <w:color w:themeColor="text1" w:val="000000"/>
     </w:rPr>
     <w:tblPr>
@@ -10063,6 +10659,7 @@
     </w:tblPr>
     <w:tblStylePr w:type="firstRow">
       <w:rPr>
+        <w:rFonts w:eastAsia="黑体"/>
         <w:sz w:val="24"/>
         <w:szCs w:val="24"/>
       </w:rPr>
@@ -10169,7 +10766,7 @@
       <w:spacing w:after="0" w:line="240" w:lineRule="auto"/>
     </w:pPr>
     <w:rPr>
-      <w:rFonts w:asciiTheme="majorHAnsi" w:cstheme="majorBidi" w:eastAsiaTheme="majorEastAsia" w:hAnsiTheme="majorHAnsi"/>
+      <w:rFonts w:asciiTheme="majorHAnsi" w:cstheme="majorBidi" w:hAnsiTheme="majorHAnsi" w:eastAsia="黑体"/>
       <w:color w:themeColor="text1" w:val="000000"/>
     </w:rPr>
     <w:tblPr>
@@ -10191,6 +10788,7 @@
     </w:tblPr>
     <w:tblStylePr w:type="firstRow">
       <w:rPr>
+        <w:rFonts w:eastAsia="黑体"/>
         <w:sz w:val="24"/>
         <w:szCs w:val="24"/>
       </w:rPr>
@@ -10297,7 +10895,7 @@
       <w:spacing w:after="0" w:line="240" w:lineRule="auto"/>
     </w:pPr>
     <w:rPr>
-      <w:rFonts w:asciiTheme="majorHAnsi" w:cstheme="majorBidi" w:eastAsiaTheme="majorEastAsia" w:hAnsiTheme="majorHAnsi"/>
+      <w:rFonts w:asciiTheme="majorHAnsi" w:cstheme="majorBidi" w:hAnsiTheme="majorHAnsi" w:eastAsia="黑体"/>
       <w:color w:themeColor="text1" w:val="000000"/>
     </w:rPr>
     <w:tblPr>
@@ -10319,6 +10917,7 @@
     </w:tblPr>
     <w:tblStylePr w:type="firstRow">
       <w:rPr>
+        <w:rFonts w:eastAsia="黑体"/>
         <w:sz w:val="24"/>
         <w:szCs w:val="24"/>
       </w:rPr>
@@ -10448,12 +11047,14 @@
     </w:tcPr>
     <w:tblStylePr w:type="firstRow">
       <w:rPr>
+        <w:rFonts w:eastAsia="黑体"/>
         <w:b/>
         <w:bCs/>
       </w:rPr>
     </w:tblStylePr>
     <w:tblStylePr w:type="lastRow">
       <w:rPr>
+        <w:rFonts w:eastAsia="黑体"/>
         <w:b/>
         <w:bCs/>
       </w:rPr>
@@ -10466,12 +11067,14 @@
     </w:tblStylePr>
     <w:tblStylePr w:type="firstCol">
       <w:rPr>
+        <w:rFonts w:eastAsia="黑体"/>
         <w:b/>
         <w:bCs/>
       </w:rPr>
     </w:tblStylePr>
     <w:tblStylePr w:type="lastCol">
       <w:rPr>
+        <w:rFonts w:eastAsia="黑体"/>
         <w:b/>
         <w:bCs/>
       </w:rPr>
@@ -10521,12 +11124,14 @@
     </w:tcPr>
     <w:tblStylePr w:type="firstRow">
       <w:rPr>
+        <w:rFonts w:eastAsia="黑体"/>
         <w:b/>
         <w:bCs/>
       </w:rPr>
     </w:tblStylePr>
     <w:tblStylePr w:type="lastRow">
       <w:rPr>
+        <w:rFonts w:eastAsia="黑体"/>
         <w:b/>
         <w:bCs/>
       </w:rPr>
@@ -10539,12 +11144,14 @@
     </w:tblStylePr>
     <w:tblStylePr w:type="firstCol">
       <w:rPr>
+        <w:rFonts w:eastAsia="黑体"/>
         <w:b/>
         <w:bCs/>
       </w:rPr>
     </w:tblStylePr>
     <w:tblStylePr w:type="lastCol">
       <w:rPr>
+        <w:rFonts w:eastAsia="黑体"/>
         <w:b/>
         <w:bCs/>
       </w:rPr>
@@ -10594,12 +11201,14 @@
     </w:tcPr>
     <w:tblStylePr w:type="firstRow">
       <w:rPr>
+        <w:rFonts w:eastAsia="黑体"/>
         <w:b/>
         <w:bCs/>
       </w:rPr>
     </w:tblStylePr>
     <w:tblStylePr w:type="lastRow">
       <w:rPr>
+        <w:rFonts w:eastAsia="黑体"/>
         <w:b/>
         <w:bCs/>
       </w:rPr>
@@ -10612,12 +11221,14 @@
     </w:tblStylePr>
     <w:tblStylePr w:type="firstCol">
       <w:rPr>
+        <w:rFonts w:eastAsia="黑体"/>
         <w:b/>
         <w:bCs/>
       </w:rPr>
     </w:tblStylePr>
     <w:tblStylePr w:type="lastCol">
       <w:rPr>
+        <w:rFonts w:eastAsia="黑体"/>
         <w:b/>
         <w:bCs/>
       </w:rPr>
@@ -10667,12 +11278,14 @@
     </w:tcPr>
     <w:tblStylePr w:type="firstRow">
       <w:rPr>
+        <w:rFonts w:eastAsia="黑体"/>
         <w:b/>
         <w:bCs/>
       </w:rPr>
     </w:tblStylePr>
     <w:tblStylePr w:type="lastRow">
       <w:rPr>
+        <w:rFonts w:eastAsia="黑体"/>
         <w:b/>
         <w:bCs/>
       </w:rPr>
@@ -10685,12 +11298,14 @@
     </w:tblStylePr>
     <w:tblStylePr w:type="firstCol">
       <w:rPr>
+        <w:rFonts w:eastAsia="黑体"/>
         <w:b/>
         <w:bCs/>
       </w:rPr>
     </w:tblStylePr>
     <w:tblStylePr w:type="lastCol">
       <w:rPr>
+        <w:rFonts w:eastAsia="黑体"/>
         <w:b/>
         <w:bCs/>
       </w:rPr>
@@ -10740,12 +11355,14 @@
     </w:tcPr>
     <w:tblStylePr w:type="firstRow">
       <w:rPr>
+        <w:rFonts w:eastAsia="黑体"/>
         <w:b/>
         <w:bCs/>
       </w:rPr>
     </w:tblStylePr>
     <w:tblStylePr w:type="lastRow">
       <w:rPr>
+        <w:rFonts w:eastAsia="黑体"/>
         <w:b/>
         <w:bCs/>
       </w:rPr>
@@ -10758,12 +11375,14 @@
     </w:tblStylePr>
     <w:tblStylePr w:type="firstCol">
       <w:rPr>
+        <w:rFonts w:eastAsia="黑体"/>
         <w:b/>
         <w:bCs/>
       </w:rPr>
     </w:tblStylePr>
     <w:tblStylePr w:type="lastCol">
       <w:rPr>
+        <w:rFonts w:eastAsia="黑体"/>
         <w:b/>
         <w:bCs/>
       </w:rPr>
@@ -10813,12 +11432,14 @@
     </w:tcPr>
     <w:tblStylePr w:type="firstRow">
       <w:rPr>
+        <w:rFonts w:eastAsia="黑体"/>
         <w:b/>
         <w:bCs/>
       </w:rPr>
     </w:tblStylePr>
     <w:tblStylePr w:type="lastRow">
       <w:rPr>
+        <w:rFonts w:eastAsia="黑体"/>
         <w:b/>
         <w:bCs/>
       </w:rPr>
@@ -10831,12 +11452,14 @@
     </w:tblStylePr>
     <w:tblStylePr w:type="firstCol">
       <w:rPr>
+        <w:rFonts w:eastAsia="黑体"/>
         <w:b/>
         <w:bCs/>
       </w:rPr>
     </w:tblStylePr>
     <w:tblStylePr w:type="lastCol">
       <w:rPr>
+        <w:rFonts w:eastAsia="黑体"/>
         <w:b/>
         <w:bCs/>
       </w:rPr>
@@ -10886,12 +11509,14 @@
     </w:tcPr>
     <w:tblStylePr w:type="firstRow">
       <w:rPr>
+        <w:rFonts w:eastAsia="黑体"/>
         <w:b/>
         <w:bCs/>
       </w:rPr>
     </w:tblStylePr>
     <w:tblStylePr w:type="lastRow">
       <w:rPr>
+        <w:rFonts w:eastAsia="黑体"/>
         <w:b/>
         <w:bCs/>
       </w:rPr>
@@ -10904,12 +11529,14 @@
     </w:tblStylePr>
     <w:tblStylePr w:type="firstCol">
       <w:rPr>
+        <w:rFonts w:eastAsia="黑体"/>
         <w:b/>
         <w:bCs/>
       </w:rPr>
     </w:tblStylePr>
     <w:tblStylePr w:type="lastCol">
       <w:rPr>
+        <w:rFonts w:eastAsia="黑体"/>
         <w:b/>
         <w:bCs/>
       </w:rPr>
@@ -10936,7 +11563,7 @@
       <w:spacing w:after="0" w:line="240" w:lineRule="auto"/>
     </w:pPr>
     <w:rPr>
-      <w:rFonts w:asciiTheme="majorHAnsi" w:cstheme="majorBidi" w:eastAsiaTheme="majorEastAsia" w:hAnsiTheme="majorHAnsi"/>
+      <w:rFonts w:asciiTheme="majorHAnsi" w:cstheme="majorBidi" w:hAnsiTheme="majorHAnsi" w:eastAsia="黑体"/>
       <w:color w:themeColor="text1" w:val="000000"/>
     </w:rPr>
     <w:tblPr>
@@ -10963,6 +11590,7 @@
     </w:tcPr>
     <w:tblStylePr w:type="firstRow">
       <w:rPr>
+        <w:rFonts w:eastAsia="黑体"/>
         <w:b/>
         <w:bCs/>
         <w:color w:themeColor="text1" w:val="000000"/>
@@ -10974,6 +11602,7 @@
     </w:tblStylePr>
     <w:tblStylePr w:type="lastRow">
       <w:rPr>
+        <w:rFonts w:eastAsia="黑体"/>
         <w:b/>
         <w:bCs/>
         <w:color w:themeColor="text1" w:val="000000"/>
@@ -10993,6 +11622,7 @@
     </w:tblStylePr>
     <w:tblStylePr w:type="firstCol">
       <w:rPr>
+        <w:rFonts w:eastAsia="黑体"/>
         <w:b/>
         <w:bCs/>
         <w:color w:themeColor="text1" w:val="000000"/>
@@ -11012,6 +11642,7 @@
     </w:tblStylePr>
     <w:tblStylePr w:type="lastCol">
       <w:rPr>
+        <w:rFonts w:eastAsia="黑体"/>
         <w:b w:val="0"/>
         <w:bCs w:val="0"/>
         <w:color w:themeColor="text1" w:val="000000"/>
@@ -11061,7 +11692,7 @@
       <w:spacing w:after="0" w:line="240" w:lineRule="auto"/>
     </w:pPr>
     <w:rPr>
-      <w:rFonts w:asciiTheme="majorHAnsi" w:cstheme="majorBidi" w:eastAsiaTheme="majorEastAsia" w:hAnsiTheme="majorHAnsi"/>
+      <w:rFonts w:asciiTheme="majorHAnsi" w:cstheme="majorBidi" w:hAnsiTheme="majorHAnsi" w:eastAsia="黑体"/>
       <w:color w:themeColor="text1" w:val="000000"/>
     </w:rPr>
     <w:tblPr>
@@ -11088,6 +11719,7 @@
     </w:tcPr>
     <w:tblStylePr w:type="firstRow">
       <w:rPr>
+        <w:rFonts w:eastAsia="黑体"/>
         <w:b/>
         <w:bCs/>
         <w:color w:themeColor="text1" w:val="000000"/>
@@ -11099,6 +11731,7 @@
     </w:tblStylePr>
     <w:tblStylePr w:type="lastRow">
       <w:rPr>
+        <w:rFonts w:eastAsia="黑体"/>
         <w:b/>
         <w:bCs/>
         <w:color w:themeColor="text1" w:val="000000"/>
@@ -11118,6 +11751,7 @@
     </w:tblStylePr>
     <w:tblStylePr w:type="firstCol">
       <w:rPr>
+        <w:rFonts w:eastAsia="黑体"/>
         <w:b/>
         <w:bCs/>
         <w:color w:themeColor="text1" w:val="000000"/>
@@ -11137,6 +11771,7 @@
     </w:tblStylePr>
     <w:tblStylePr w:type="lastCol">
       <w:rPr>
+        <w:rFonts w:eastAsia="黑体"/>
         <w:b w:val="0"/>
         <w:bCs w:val="0"/>
         <w:color w:themeColor="text1" w:val="000000"/>
@@ -11186,7 +11821,7 @@
       <w:spacing w:after="0" w:line="240" w:lineRule="auto"/>
     </w:pPr>
     <w:rPr>
-      <w:rFonts w:asciiTheme="majorHAnsi" w:cstheme="majorBidi" w:eastAsiaTheme="majorEastAsia" w:hAnsiTheme="majorHAnsi"/>
+      <w:rFonts w:asciiTheme="majorHAnsi" w:cstheme="majorBidi" w:hAnsiTheme="majorHAnsi" w:eastAsia="黑体"/>
       <w:color w:themeColor="text1" w:val="000000"/>
     </w:rPr>
     <w:tblPr>
@@ -11213,6 +11848,7 @@
     </w:tcPr>
     <w:tblStylePr w:type="firstRow">
       <w:rPr>
+        <w:rFonts w:eastAsia="黑体"/>
         <w:b/>
         <w:bCs/>
         <w:color w:themeColor="text1" w:val="000000"/>
@@ -11224,6 +11860,7 @@
     </w:tblStylePr>
     <w:tblStylePr w:type="lastRow">
       <w:rPr>
+        <w:rFonts w:eastAsia="黑体"/>
         <w:b/>
         <w:bCs/>
         <w:color w:themeColor="text1" w:val="000000"/>
@@ -11243,6 +11880,7 @@
     </w:tblStylePr>
     <w:tblStylePr w:type="firstCol">
       <w:rPr>
+        <w:rFonts w:eastAsia="黑体"/>
         <w:b/>
         <w:bCs/>
         <w:color w:themeColor="text1" w:val="000000"/>
@@ -11262,6 +11900,7 @@
     </w:tblStylePr>
     <w:tblStylePr w:type="lastCol">
       <w:rPr>
+        <w:rFonts w:eastAsia="黑体"/>
         <w:b w:val="0"/>
         <w:bCs w:val="0"/>
         <w:color w:themeColor="text1" w:val="000000"/>
@@ -11311,7 +11950,7 @@
       <w:spacing w:after="0" w:line="240" w:lineRule="auto"/>
     </w:pPr>
     <w:rPr>
-      <w:rFonts w:asciiTheme="majorHAnsi" w:cstheme="majorBidi" w:eastAsiaTheme="majorEastAsia" w:hAnsiTheme="majorHAnsi"/>
+      <w:rFonts w:asciiTheme="majorHAnsi" w:cstheme="majorBidi" w:hAnsiTheme="majorHAnsi" w:eastAsia="黑体"/>
       <w:color w:themeColor="text1" w:val="000000"/>
     </w:rPr>
     <w:tblPr>
@@ -11338,6 +11977,7 @@
     </w:tcPr>
     <w:tblStylePr w:type="firstRow">
       <w:rPr>
+        <w:rFonts w:eastAsia="黑体"/>
         <w:b/>
         <w:bCs/>
         <w:color w:themeColor="text1" w:val="000000"/>
@@ -11349,6 +11989,7 @@
     </w:tblStylePr>
     <w:tblStylePr w:type="lastRow">
       <w:rPr>
+        <w:rFonts w:eastAsia="黑体"/>
         <w:b/>
         <w:bCs/>
         <w:color w:themeColor="text1" w:val="000000"/>
@@ -11368,6 +12009,7 @@
     </w:tblStylePr>
     <w:tblStylePr w:type="firstCol">
       <w:rPr>
+        <w:rFonts w:eastAsia="黑体"/>
         <w:b/>
         <w:bCs/>
         <w:color w:themeColor="text1" w:val="000000"/>
@@ -11387,6 +12029,7 @@
     </w:tblStylePr>
     <w:tblStylePr w:type="lastCol">
       <w:rPr>
+        <w:rFonts w:eastAsia="黑体"/>
         <w:b w:val="0"/>
         <w:bCs w:val="0"/>
         <w:color w:themeColor="text1" w:val="000000"/>
@@ -11436,7 +12079,7 @@
       <w:spacing w:after="0" w:line="240" w:lineRule="auto"/>
     </w:pPr>
     <w:rPr>
-      <w:rFonts w:asciiTheme="majorHAnsi" w:cstheme="majorBidi" w:eastAsiaTheme="majorEastAsia" w:hAnsiTheme="majorHAnsi"/>
+      <w:rFonts w:asciiTheme="majorHAnsi" w:cstheme="majorBidi" w:hAnsiTheme="majorHAnsi" w:eastAsia="黑体"/>
       <w:color w:themeColor="text1" w:val="000000"/>
     </w:rPr>
     <w:tblPr>
@@ -11463,6 +12106,7 @@
     </w:tcPr>
     <w:tblStylePr w:type="firstRow">
       <w:rPr>
+        <w:rFonts w:eastAsia="黑体"/>
         <w:b/>
         <w:bCs/>
         <w:color w:themeColor="text1" w:val="000000"/>
@@ -11474,6 +12118,7 @@
     </w:tblStylePr>
     <w:tblStylePr w:type="lastRow">
       <w:rPr>
+        <w:rFonts w:eastAsia="黑体"/>
         <w:b/>
         <w:bCs/>
         <w:color w:themeColor="text1" w:val="000000"/>
@@ -11493,6 +12138,7 @@
     </w:tblStylePr>
     <w:tblStylePr w:type="firstCol">
       <w:rPr>
+        <w:rFonts w:eastAsia="黑体"/>
         <w:b/>
         <w:bCs/>
         <w:color w:themeColor="text1" w:val="000000"/>
@@ -11512,6 +12158,7 @@
     </w:tblStylePr>
     <w:tblStylePr w:type="lastCol">
       <w:rPr>
+        <w:rFonts w:eastAsia="黑体"/>
         <w:b w:val="0"/>
         <w:bCs w:val="0"/>
         <w:color w:themeColor="text1" w:val="000000"/>
@@ -11561,7 +12208,7 @@
       <w:spacing w:after="0" w:line="240" w:lineRule="auto"/>
     </w:pPr>
     <w:rPr>
-      <w:rFonts w:asciiTheme="majorHAnsi" w:cstheme="majorBidi" w:eastAsiaTheme="majorEastAsia" w:hAnsiTheme="majorHAnsi"/>
+      <w:rFonts w:asciiTheme="majorHAnsi" w:cstheme="majorBidi" w:hAnsiTheme="majorHAnsi" w:eastAsia="黑体"/>
       <w:color w:themeColor="text1" w:val="000000"/>
     </w:rPr>
     <w:tblPr>
@@ -11588,6 +12235,7 @@
     </w:tcPr>
     <w:tblStylePr w:type="firstRow">
       <w:rPr>
+        <w:rFonts w:eastAsia="黑体"/>
         <w:b/>
         <w:bCs/>
         <w:color w:themeColor="text1" w:val="000000"/>
@@ -11599,6 +12247,7 @@
     </w:tblStylePr>
     <w:tblStylePr w:type="lastRow">
       <w:rPr>
+        <w:rFonts w:eastAsia="黑体"/>
         <w:b/>
         <w:bCs/>
         <w:color w:themeColor="text1" w:val="000000"/>
@@ -11618,6 +12267,7 @@
     </w:tblStylePr>
     <w:tblStylePr w:type="firstCol">
       <w:rPr>
+        <w:rFonts w:eastAsia="黑体"/>
         <w:b/>
         <w:bCs/>
         <w:color w:themeColor="text1" w:val="000000"/>
@@ -11637,6 +12287,7 @@
     </w:tblStylePr>
     <w:tblStylePr w:type="lastCol">
       <w:rPr>
+        <w:rFonts w:eastAsia="黑体"/>
         <w:b w:val="0"/>
         <w:bCs w:val="0"/>
         <w:color w:themeColor="text1" w:val="000000"/>
@@ -11686,7 +12337,7 @@
       <w:spacing w:after="0" w:line="240" w:lineRule="auto"/>
     </w:pPr>
     <w:rPr>
-      <w:rFonts w:asciiTheme="majorHAnsi" w:cstheme="majorBidi" w:eastAsiaTheme="majorEastAsia" w:hAnsiTheme="majorHAnsi"/>
+      <w:rFonts w:asciiTheme="majorHAnsi" w:cstheme="majorBidi" w:hAnsiTheme="majorHAnsi" w:eastAsia="黑体"/>
       <w:color w:themeColor="text1" w:val="000000"/>
     </w:rPr>
     <w:tblPr>
@@ -11713,6 +12364,7 @@
     </w:tcPr>
     <w:tblStylePr w:type="firstRow">
       <w:rPr>
+        <w:rFonts w:eastAsia="黑体"/>
         <w:b/>
         <w:bCs/>
         <w:color w:themeColor="text1" w:val="000000"/>
@@ -11724,6 +12376,7 @@
     </w:tblStylePr>
     <w:tblStylePr w:type="lastRow">
       <w:rPr>
+        <w:rFonts w:eastAsia="黑体"/>
         <w:b/>
         <w:bCs/>
         <w:color w:themeColor="text1" w:val="000000"/>
@@ -11743,6 +12396,7 @@
     </w:tblStylePr>
     <w:tblStylePr w:type="firstCol">
       <w:rPr>
+        <w:rFonts w:eastAsia="黑体"/>
         <w:b/>
         <w:bCs/>
         <w:color w:themeColor="text1" w:val="000000"/>
@@ -11762,6 +12416,7 @@
     </w:tblStylePr>
     <w:tblStylePr w:type="lastCol">
       <w:rPr>
+        <w:rFonts w:eastAsia="黑体"/>
         <w:b w:val="0"/>
         <w:bCs w:val="0"/>
         <w:color w:themeColor="text1" w:val="000000"/>
@@ -11834,6 +12489,7 @@
     </w:tcPr>
     <w:tblStylePr w:type="firstRow">
       <w:rPr>
+        <w:rFonts w:eastAsia="黑体"/>
         <w:b/>
         <w:bCs/>
         <w:i w:val="0"/>
@@ -11855,6 +12511,7 @@
     </w:tblStylePr>
     <w:tblStylePr w:type="lastRow">
       <w:rPr>
+        <w:rFonts w:eastAsia="黑体"/>
         <w:b/>
         <w:bCs/>
         <w:i w:val="0"/>
@@ -11876,6 +12533,7 @@
     </w:tblStylePr>
     <w:tblStylePr w:type="firstCol">
       <w:rPr>
+        <w:rFonts w:eastAsia="黑体"/>
         <w:b/>
         <w:bCs/>
         <w:i w:val="0"/>
@@ -11895,6 +12553,7 @@
     </w:tblStylePr>
     <w:tblStylePr w:type="lastCol">
       <w:rPr>
+        <w:rFonts w:eastAsia="黑体"/>
         <w:b/>
         <w:bCs/>
         <w:i w:val="0"/>
@@ -11975,6 +12634,7 @@
     </w:tcPr>
     <w:tblStylePr w:type="firstRow">
       <w:rPr>
+        <w:rFonts w:eastAsia="黑体"/>
         <w:b/>
         <w:bCs/>
         <w:i w:val="0"/>
@@ -11996,6 +12656,7 @@
     </w:tblStylePr>
     <w:tblStylePr w:type="lastRow">
       <w:rPr>
+        <w:rFonts w:eastAsia="黑体"/>
         <w:b/>
         <w:bCs/>
         <w:i w:val="0"/>
@@ -12017,6 +12678,7 @@
     </w:tblStylePr>
     <w:tblStylePr w:type="firstCol">
       <w:rPr>
+        <w:rFonts w:eastAsia="黑体"/>
         <w:b/>
         <w:bCs/>
         <w:i w:val="0"/>
@@ -12036,6 +12698,7 @@
     </w:tblStylePr>
     <w:tblStylePr w:type="lastCol">
       <w:rPr>
+        <w:rFonts w:eastAsia="黑体"/>
         <w:b/>
         <w:bCs/>
         <w:i w:val="0"/>
@@ -12116,6 +12779,7 @@
     </w:tcPr>
     <w:tblStylePr w:type="firstRow">
       <w:rPr>
+        <w:rFonts w:eastAsia="黑体"/>
         <w:b/>
         <w:bCs/>
         <w:i w:val="0"/>
@@ -12137,6 +12801,7 @@
     </w:tblStylePr>
     <w:tblStylePr w:type="lastRow">
       <w:rPr>
+        <w:rFonts w:eastAsia="黑体"/>
         <w:b/>
         <w:bCs/>
         <w:i w:val="0"/>
@@ -12158,6 +12823,7 @@
     </w:tblStylePr>
     <w:tblStylePr w:type="firstCol">
       <w:rPr>
+        <w:rFonts w:eastAsia="黑体"/>
         <w:b/>
         <w:bCs/>
         <w:i w:val="0"/>
@@ -12177,6 +12843,7 @@
     </w:tblStylePr>
     <w:tblStylePr w:type="lastCol">
       <w:rPr>
+        <w:rFonts w:eastAsia="黑体"/>
         <w:b/>
         <w:bCs/>
         <w:i w:val="0"/>
@@ -12257,6 +12924,7 @@
     </w:tcPr>
     <w:tblStylePr w:type="firstRow">
       <w:rPr>
+        <w:rFonts w:eastAsia="黑体"/>
         <w:b/>
         <w:bCs/>
         <w:i w:val="0"/>
@@ -12278,6 +12946,7 @@
     </w:tblStylePr>
     <w:tblStylePr w:type="lastRow">
       <w:rPr>
+        <w:rFonts w:eastAsia="黑体"/>
         <w:b/>
         <w:bCs/>
         <w:i w:val="0"/>
@@ -12299,6 +12968,7 @@
     </w:tblStylePr>
     <w:tblStylePr w:type="firstCol">
       <w:rPr>
+        <w:rFonts w:eastAsia="黑体"/>
         <w:b/>
         <w:bCs/>
         <w:i w:val="0"/>
@@ -12318,6 +12988,7 @@
     </w:tblStylePr>
     <w:tblStylePr w:type="lastCol">
       <w:rPr>
+        <w:rFonts w:eastAsia="黑体"/>
         <w:b/>
         <w:bCs/>
         <w:i w:val="0"/>
@@ -12398,6 +13069,7 @@
     </w:tcPr>
     <w:tblStylePr w:type="firstRow">
       <w:rPr>
+        <w:rFonts w:eastAsia="黑体"/>
         <w:b/>
         <w:bCs/>
         <w:i w:val="0"/>
@@ -12419,6 +13091,7 @@
     </w:tblStylePr>
     <w:tblStylePr w:type="lastRow">
       <w:rPr>
+        <w:rFonts w:eastAsia="黑体"/>
         <w:b/>
         <w:bCs/>
         <w:i w:val="0"/>
@@ -12440,6 +13113,7 @@
     </w:tblStylePr>
     <w:tblStylePr w:type="firstCol">
       <w:rPr>
+        <w:rFonts w:eastAsia="黑体"/>
         <w:b/>
         <w:bCs/>
         <w:i w:val="0"/>
@@ -12459,6 +13133,7 @@
     </w:tblStylePr>
     <w:tblStylePr w:type="lastCol">
       <w:rPr>
+        <w:rFonts w:eastAsia="黑体"/>
         <w:b/>
         <w:bCs/>
         <w:i w:val="0"/>
@@ -12539,6 +13214,7 @@
     </w:tcPr>
     <w:tblStylePr w:type="firstRow">
       <w:rPr>
+        <w:rFonts w:eastAsia="黑体"/>
         <w:b/>
         <w:bCs/>
         <w:i w:val="0"/>
@@ -12560,6 +13236,7 @@
     </w:tblStylePr>
     <w:tblStylePr w:type="lastRow">
       <w:rPr>
+        <w:rFonts w:eastAsia="黑体"/>
         <w:b/>
         <w:bCs/>
         <w:i w:val="0"/>
@@ -12581,6 +13258,7 @@
     </w:tblStylePr>
     <w:tblStylePr w:type="firstCol">
       <w:rPr>
+        <w:rFonts w:eastAsia="黑体"/>
         <w:b/>
         <w:bCs/>
         <w:i w:val="0"/>
@@ -12600,6 +13278,7 @@
     </w:tblStylePr>
     <w:tblStylePr w:type="lastCol">
       <w:rPr>
+        <w:rFonts w:eastAsia="黑体"/>
         <w:b/>
         <w:bCs/>
         <w:i w:val="0"/>
@@ -12680,6 +13359,7 @@
     </w:tcPr>
     <w:tblStylePr w:type="firstRow">
       <w:rPr>
+        <w:rFonts w:eastAsia="黑体"/>
         <w:b/>
         <w:bCs/>
         <w:i w:val="0"/>
@@ -12701,6 +13381,7 @@
     </w:tblStylePr>
     <w:tblStylePr w:type="lastRow">
       <w:rPr>
+        <w:rFonts w:eastAsia="黑体"/>
         <w:b/>
         <w:bCs/>
         <w:i w:val="0"/>
@@ -12722,6 +13403,7 @@
     </w:tblStylePr>
     <w:tblStylePr w:type="firstCol">
       <w:rPr>
+        <w:rFonts w:eastAsia="黑体"/>
         <w:b/>
         <w:bCs/>
         <w:i w:val="0"/>
@@ -12741,6 +13423,7 @@
     </w:tblStylePr>
     <w:tblStylePr w:type="lastCol">
       <w:rPr>
+        <w:rFonts w:eastAsia="黑体"/>
         <w:b/>
         <w:bCs/>
         <w:i w:val="0"/>
@@ -12798,6 +13481,7 @@
       <w:spacing w:after="0" w:line="240" w:lineRule="auto"/>
     </w:pPr>
     <w:rPr>
+      <w:rFonts w:eastAsia="黑体"/>
       <w:color w:themeColor="background1" w:val="FFFFFF"/>
     </w:rPr>
     <w:tblPr>
@@ -12816,6 +13500,7 @@
     </w:tcPr>
     <w:tblStylePr w:type="firstRow">
       <w:rPr>
+        <w:rFonts w:eastAsia="黑体"/>
         <w:b/>
         <w:bCs/>
       </w:rPr>
@@ -12912,6 +13597,7 @@
       <w:spacing w:after="0" w:line="240" w:lineRule="auto"/>
     </w:pPr>
     <w:rPr>
+      <w:rFonts w:eastAsia="黑体"/>
       <w:color w:themeColor="background1" w:val="FFFFFF"/>
     </w:rPr>
     <w:tblPr>
@@ -12930,6 +13616,7 @@
     </w:tcPr>
     <w:tblStylePr w:type="firstRow">
       <w:rPr>
+        <w:rFonts w:eastAsia="黑体"/>
         <w:b/>
         <w:bCs/>
       </w:rPr>
@@ -13026,6 +13713,7 @@
       <w:spacing w:after="0" w:line="240" w:lineRule="auto"/>
     </w:pPr>
     <w:rPr>
+      <w:rFonts w:eastAsia="黑体"/>
       <w:color w:themeColor="background1" w:val="FFFFFF"/>
     </w:rPr>
     <w:tblPr>
@@ -13044,6 +13732,7 @@
     </w:tcPr>
     <w:tblStylePr w:type="firstRow">
       <w:rPr>
+        <w:rFonts w:eastAsia="黑体"/>
         <w:b/>
         <w:bCs/>
       </w:rPr>
@@ -13140,6 +13829,7 @@
       <w:spacing w:after="0" w:line="240" w:lineRule="auto"/>
     </w:pPr>
     <w:rPr>
+      <w:rFonts w:eastAsia="黑体"/>
       <w:color w:themeColor="background1" w:val="FFFFFF"/>
     </w:rPr>
     <w:tblPr>
@@ -13158,6 +13848,7 @@
     </w:tcPr>
     <w:tblStylePr w:type="firstRow">
       <w:rPr>
+        <w:rFonts w:eastAsia="黑体"/>
         <w:b/>
         <w:bCs/>
       </w:rPr>
@@ -13254,6 +13945,7 @@
       <w:spacing w:after="0" w:line="240" w:lineRule="auto"/>
     </w:pPr>
     <w:rPr>
+      <w:rFonts w:eastAsia="黑体"/>
       <w:color w:themeColor="background1" w:val="FFFFFF"/>
     </w:rPr>
     <w:tblPr>
@@ -13272,6 +13964,7 @@
     </w:tcPr>
     <w:tblStylePr w:type="firstRow">
       <w:rPr>
+        <w:rFonts w:eastAsia="黑体"/>
         <w:b/>
         <w:bCs/>
       </w:rPr>
@@ -13368,6 +14061,7 @@
       <w:spacing w:after="0" w:line="240" w:lineRule="auto"/>
     </w:pPr>
     <w:rPr>
+      <w:rFonts w:eastAsia="黑体"/>
       <w:color w:themeColor="background1" w:val="FFFFFF"/>
     </w:rPr>
     <w:tblPr>
@@ -13386,6 +14080,7 @@
     </w:tcPr>
     <w:tblStylePr w:type="firstRow">
       <w:rPr>
+        <w:rFonts w:eastAsia="黑体"/>
         <w:b/>
         <w:bCs/>
       </w:rPr>
@@ -13482,6 +14177,7 @@
       <w:spacing w:after="0" w:line="240" w:lineRule="auto"/>
     </w:pPr>
     <w:rPr>
+      <w:rFonts w:eastAsia="黑体"/>
       <w:color w:themeColor="background1" w:val="FFFFFF"/>
     </w:rPr>
     <w:tblPr>
@@ -13500,6 +14196,7 @@
     </w:tcPr>
     <w:tblStylePr w:type="firstRow">
       <w:rPr>
+        <w:rFonts w:eastAsia="黑体"/>
         <w:b/>
         <w:bCs/>
       </w:rPr>
@@ -13596,6 +14293,7 @@
       <w:spacing w:after="0" w:line="240" w:lineRule="auto"/>
     </w:pPr>
     <w:rPr>
+      <w:rFonts w:eastAsia="黑体"/>
       <w:color w:themeColor="text1" w:val="000000"/>
     </w:rPr>
     <w:tblPr>
@@ -13622,6 +14320,7 @@
     </w:tcPr>
     <w:tblStylePr w:type="firstRow">
       <w:rPr>
+        <w:rFonts w:eastAsia="黑体"/>
         <w:b/>
         <w:bCs/>
       </w:rPr>
@@ -13640,6 +14339,7 @@
     </w:tblStylePr>
     <w:tblStylePr w:type="lastRow">
       <w:rPr>
+        <w:rFonts w:eastAsia="黑体"/>
         <w:b/>
         <w:bCs/>
         <w:color w:themeColor="background1" w:val="FFFFFF"/>
@@ -13654,6 +14354,7 @@
     </w:tblStylePr>
     <w:tblStylePr w:type="firstCol">
       <w:rPr>
+        <w:rFonts w:eastAsia="黑体"/>
         <w:color w:themeColor="background1" w:val="FFFFFF"/>
       </w:rPr>
       <w:tblPr/>
@@ -13671,6 +14372,7 @@
     </w:tblStylePr>
     <w:tblStylePr w:type="lastCol">
       <w:rPr>
+        <w:rFonts w:eastAsia="黑体"/>
         <w:color w:themeColor="background1" w:val="FFFFFF"/>
       </w:rPr>
       <w:tblPr/>
@@ -13700,11 +14402,13 @@
     </w:tblStylePr>
     <w:tblStylePr w:type="neCell">
       <w:rPr>
+        <w:rFonts w:eastAsia="黑体"/>
         <w:color w:themeColor="text1" w:val="000000"/>
       </w:rPr>
     </w:tblStylePr>
     <w:tblStylePr w:type="nwCell">
       <w:rPr>
+        <w:rFonts w:eastAsia="黑体"/>
         <w:color w:themeColor="text1" w:val="000000"/>
       </w:rPr>
     </w:tblStylePr>
@@ -13718,6 +14422,7 @@
       <w:spacing w:after="0" w:line="240" w:lineRule="auto"/>
     </w:pPr>
     <w:rPr>
+      <w:rFonts w:eastAsia="黑体"/>
       <w:color w:themeColor="text1" w:val="000000"/>
     </w:rPr>
     <w:tblPr>
@@ -13744,6 +14449,7 @@
     </w:tcPr>
     <w:tblStylePr w:type="firstRow">
       <w:rPr>
+        <w:rFonts w:eastAsia="黑体"/>
         <w:b/>
         <w:bCs/>
       </w:rPr>
@@ -13762,6 +14468,7 @@
     </w:tblStylePr>
     <w:tblStylePr w:type="lastRow">
       <w:rPr>
+        <w:rFonts w:eastAsia="黑体"/>
         <w:b/>
         <w:bCs/>
         <w:color w:themeColor="background1" w:val="FFFFFF"/>
@@ -13776,6 +14483,7 @@
     </w:tblStylePr>
     <w:tblStylePr w:type="firstCol">
       <w:rPr>
+        <w:rFonts w:eastAsia="黑体"/>
         <w:color w:themeColor="background1" w:val="FFFFFF"/>
       </w:rPr>
       <w:tblPr/>
@@ -13793,6 +14501,7 @@
     </w:tblStylePr>
     <w:tblStylePr w:type="lastCol">
       <w:rPr>
+        <w:rFonts w:eastAsia="黑体"/>
         <w:color w:themeColor="background1" w:val="FFFFFF"/>
       </w:rPr>
       <w:tblPr/>
@@ -13822,11 +14531,13 @@
     </w:tblStylePr>
     <w:tblStylePr w:type="neCell">
       <w:rPr>
+        <w:rFonts w:eastAsia="黑体"/>
         <w:color w:themeColor="text1" w:val="000000"/>
       </w:rPr>
     </w:tblStylePr>
     <w:tblStylePr w:type="nwCell">
       <w:rPr>
+        <w:rFonts w:eastAsia="黑体"/>
         <w:color w:themeColor="text1" w:val="000000"/>
       </w:rPr>
     </w:tblStylePr>
@@ -13840,6 +14551,7 @@
       <w:spacing w:after="0" w:line="240" w:lineRule="auto"/>
     </w:pPr>
     <w:rPr>
+      <w:rFonts w:eastAsia="黑体"/>
       <w:color w:themeColor="text1" w:val="000000"/>
     </w:rPr>
     <w:tblPr>
@@ -13866,6 +14578,7 @@
     </w:tcPr>
     <w:tblStylePr w:type="firstRow">
       <w:rPr>
+        <w:rFonts w:eastAsia="黑体"/>
         <w:b/>
         <w:bCs/>
       </w:rPr>
@@ -13884,6 +14597,7 @@
     </w:tblStylePr>
     <w:tblStylePr w:type="lastRow">
       <w:rPr>
+        <w:rFonts w:eastAsia="黑体"/>
         <w:b/>
         <w:bCs/>
         <w:color w:themeColor="background1" w:val="FFFFFF"/>
@@ -13898,6 +14612,7 @@
     </w:tblStylePr>
     <w:tblStylePr w:type="firstCol">
       <w:rPr>
+        <w:rFonts w:eastAsia="黑体"/>
         <w:color w:themeColor="background1" w:val="FFFFFF"/>
       </w:rPr>
       <w:tblPr/>
@@ -13915,6 +14630,7 @@
     </w:tblStylePr>
     <w:tblStylePr w:type="lastCol">
       <w:rPr>
+        <w:rFonts w:eastAsia="黑体"/>
         <w:color w:themeColor="background1" w:val="FFFFFF"/>
       </w:rPr>
       <w:tblPr/>
@@ -13944,11 +14660,13 @@
     </w:tblStylePr>
     <w:tblStylePr w:type="neCell">
       <w:rPr>
+        <w:rFonts w:eastAsia="黑体"/>
         <w:color w:themeColor="text1" w:val="000000"/>
       </w:rPr>
     </w:tblStylePr>
     <w:tblStylePr w:type="nwCell">
       <w:rPr>
+        <w:rFonts w:eastAsia="黑体"/>
         <w:color w:themeColor="text1" w:val="000000"/>
       </w:rPr>
     </w:tblStylePr>
@@ -13962,6 +14680,7 @@
       <w:spacing w:after="0" w:line="240" w:lineRule="auto"/>
     </w:pPr>
     <w:rPr>
+      <w:rFonts w:eastAsia="黑体"/>
       <w:color w:themeColor="text1" w:val="000000"/>
     </w:rPr>
     <w:tblPr>
@@ -13988,6 +14707,7 @@
     </w:tcPr>
     <w:tblStylePr w:type="firstRow">
       <w:rPr>
+        <w:rFonts w:eastAsia="黑体"/>
         <w:b/>
         <w:bCs/>
       </w:rPr>
@@ -14006,6 +14726,7 @@
     </w:tblStylePr>
     <w:tblStylePr w:type="lastRow">
       <w:rPr>
+        <w:rFonts w:eastAsia="黑体"/>
         <w:b/>
         <w:bCs/>
         <w:color w:themeColor="background1" w:val="FFFFFF"/>
@@ -14020,6 +14741,7 @@
     </w:tblStylePr>
     <w:tblStylePr w:type="firstCol">
       <w:rPr>
+        <w:rFonts w:eastAsia="黑体"/>
         <w:color w:themeColor="background1" w:val="FFFFFF"/>
       </w:rPr>
       <w:tblPr/>
@@ -14037,6 +14759,7 @@
     </w:tblStylePr>
     <w:tblStylePr w:type="lastCol">
       <w:rPr>
+        <w:rFonts w:eastAsia="黑体"/>
         <w:color w:themeColor="background1" w:val="FFFFFF"/>
       </w:rPr>
       <w:tblPr/>
@@ -14074,6 +14797,7 @@
       <w:spacing w:after="0" w:line="240" w:lineRule="auto"/>
     </w:pPr>
     <w:rPr>
+      <w:rFonts w:eastAsia="黑体"/>
       <w:color w:themeColor="text1" w:val="000000"/>
     </w:rPr>
     <w:tblPr>
@@ -14100,6 +14824,7 @@
     </w:tcPr>
     <w:tblStylePr w:type="firstRow">
       <w:rPr>
+        <w:rFonts w:eastAsia="黑体"/>
         <w:b/>
         <w:bCs/>
       </w:rPr>
@@ -14118,6 +14843,7 @@
     </w:tblStylePr>
     <w:tblStylePr w:type="lastRow">
       <w:rPr>
+        <w:rFonts w:eastAsia="黑体"/>
         <w:b/>
         <w:bCs/>
         <w:color w:themeColor="background1" w:val="FFFFFF"/>
@@ -14132,6 +14858,7 @@
     </w:tblStylePr>
     <w:tblStylePr w:type="firstCol">
       <w:rPr>
+        <w:rFonts w:eastAsia="黑体"/>
         <w:color w:themeColor="background1" w:val="FFFFFF"/>
       </w:rPr>
       <w:tblPr/>
@@ -14149,6 +14876,7 @@
     </w:tblStylePr>
     <w:tblStylePr w:type="lastCol">
       <w:rPr>
+        <w:rFonts w:eastAsia="黑体"/>
         <w:color w:themeColor="background1" w:val="FFFFFF"/>
       </w:rPr>
       <w:tblPr/>
@@ -14178,11 +14906,13 @@
     </w:tblStylePr>
     <w:tblStylePr w:type="neCell">
       <w:rPr>
+        <w:rFonts w:eastAsia="黑体"/>
         <w:color w:themeColor="text1" w:val="000000"/>
       </w:rPr>
     </w:tblStylePr>
     <w:tblStylePr w:type="nwCell">
       <w:rPr>
+        <w:rFonts w:eastAsia="黑体"/>
         <w:color w:themeColor="text1" w:val="000000"/>
       </w:rPr>
     </w:tblStylePr>
@@ -14196,6 +14926,7 @@
       <w:spacing w:after="0" w:line="240" w:lineRule="auto"/>
     </w:pPr>
     <w:rPr>
+      <w:rFonts w:eastAsia="黑体"/>
       <w:color w:themeColor="text1" w:val="000000"/>
     </w:rPr>
     <w:tblPr>
@@ -14222,6 +14953,7 @@
     </w:tcPr>
     <w:tblStylePr w:type="firstRow">
       <w:rPr>
+        <w:rFonts w:eastAsia="黑体"/>
         <w:b/>
         <w:bCs/>
       </w:rPr>
@@ -14240,6 +14972,7 @@
     </w:tblStylePr>
     <w:tblStylePr w:type="lastRow">
       <w:rPr>
+        <w:rFonts w:eastAsia="黑体"/>
         <w:b/>
         <w:bCs/>
         <w:color w:themeColor="background1" w:val="FFFFFF"/>
@@ -14254,6 +14987,7 @@
     </w:tblStylePr>
     <w:tblStylePr w:type="firstCol">
       <w:rPr>
+        <w:rFonts w:eastAsia="黑体"/>
         <w:color w:themeColor="background1" w:val="FFFFFF"/>
       </w:rPr>
       <w:tblPr/>
@@ -14271,6 +15005,7 @@
     </w:tblStylePr>
     <w:tblStylePr w:type="lastCol">
       <w:rPr>
+        <w:rFonts w:eastAsia="黑体"/>
         <w:color w:themeColor="background1" w:val="FFFFFF"/>
       </w:rPr>
       <w:tblPr/>
@@ -14300,11 +15035,13 @@
     </w:tblStylePr>
     <w:tblStylePr w:type="neCell">
       <w:rPr>
+        <w:rFonts w:eastAsia="黑体"/>
         <w:color w:themeColor="text1" w:val="000000"/>
       </w:rPr>
     </w:tblStylePr>
     <w:tblStylePr w:type="nwCell">
       <w:rPr>
+        <w:rFonts w:eastAsia="黑体"/>
         <w:color w:themeColor="text1" w:val="000000"/>
       </w:rPr>
     </w:tblStylePr>
@@ -14318,6 +15055,7 @@
       <w:spacing w:after="0" w:line="240" w:lineRule="auto"/>
     </w:pPr>
     <w:rPr>
+      <w:rFonts w:eastAsia="黑体"/>
       <w:color w:themeColor="text1" w:val="000000"/>
     </w:rPr>
     <w:tblPr>
@@ -14344,6 +15082,7 @@
     </w:tcPr>
     <w:tblStylePr w:type="firstRow">
       <w:rPr>
+        <w:rFonts w:eastAsia="黑体"/>
         <w:b/>
         <w:bCs/>
       </w:rPr>
@@ -14362,6 +15101,7 @@
     </w:tblStylePr>
     <w:tblStylePr w:type="lastRow">
       <w:rPr>
+        <w:rFonts w:eastAsia="黑体"/>
         <w:b/>
         <w:bCs/>
         <w:color w:themeColor="background1" w:val="FFFFFF"/>
@@ -14376,6 +15116,7 @@
     </w:tblStylePr>
     <w:tblStylePr w:type="firstCol">
       <w:rPr>
+        <w:rFonts w:eastAsia="黑体"/>
         <w:color w:themeColor="background1" w:val="FFFFFF"/>
       </w:rPr>
       <w:tblPr/>
@@ -14393,6 +15134,7 @@
     </w:tblStylePr>
     <w:tblStylePr w:type="lastCol">
       <w:rPr>
+        <w:rFonts w:eastAsia="黑体"/>
         <w:color w:themeColor="background1" w:val="FFFFFF"/>
       </w:rPr>
       <w:tblPr/>
@@ -14422,11 +15164,13 @@
     </w:tblStylePr>
     <w:tblStylePr w:type="neCell">
       <w:rPr>
+        <w:rFonts w:eastAsia="黑体"/>
         <w:color w:themeColor="text1" w:val="000000"/>
       </w:rPr>
     </w:tblStylePr>
     <w:tblStylePr w:type="nwCell">
       <w:rPr>
+        <w:rFonts w:eastAsia="黑体"/>
         <w:color w:themeColor="text1" w:val="000000"/>
       </w:rPr>
     </w:tblStylePr>
@@ -14440,6 +15184,7 @@
       <w:spacing w:after="0" w:line="240" w:lineRule="auto"/>
     </w:pPr>
     <w:rPr>
+      <w:rFonts w:eastAsia="黑体"/>
       <w:color w:themeColor="text1" w:val="000000"/>
     </w:rPr>
     <w:tblPr>
@@ -14458,6 +15203,7 @@
     </w:tcPr>
     <w:tblStylePr w:type="firstRow">
       <w:rPr>
+        <w:rFonts w:eastAsia="黑体"/>
         <w:b/>
         <w:bCs/>
         <w:color w:themeColor="background1" w:val="FFFFFF"/>
@@ -14472,6 +15218,7 @@
     </w:tblStylePr>
     <w:tblStylePr w:type="lastRow">
       <w:rPr>
+        <w:rFonts w:eastAsia="黑体"/>
         <w:b/>
         <w:bCs/>
         <w:color w:themeColor="accent2" w:themeShade="CC" w:val="9E3A38"/>
@@ -14486,12 +15233,14 @@
     </w:tblStylePr>
     <w:tblStylePr w:type="firstCol">
       <w:rPr>
+        <w:rFonts w:eastAsia="黑体"/>
         <w:b/>
         <w:bCs/>
       </w:rPr>
     </w:tblStylePr>
     <w:tblStylePr w:type="lastCol">
       <w:rPr>
+        <w:rFonts w:eastAsia="黑体"/>
         <w:b/>
         <w:bCs/>
       </w:rPr>
@@ -14526,6 +15275,7 @@
       <w:spacing w:after="0" w:line="240" w:lineRule="auto"/>
     </w:pPr>
     <w:rPr>
+      <w:rFonts w:eastAsia="黑体"/>
       <w:color w:themeColor="text1" w:val="000000"/>
     </w:rPr>
     <w:tblPr>
@@ -14544,6 +15294,7 @@
     </w:tcPr>
     <w:tblStylePr w:type="firstRow">
       <w:rPr>
+        <w:rFonts w:eastAsia="黑体"/>
         <w:b/>
         <w:bCs/>
         <w:color w:themeColor="background1" w:val="FFFFFF"/>
@@ -14558,6 +15309,7 @@
     </w:tblStylePr>
     <w:tblStylePr w:type="lastRow">
       <w:rPr>
+        <w:rFonts w:eastAsia="黑体"/>
         <w:b/>
         <w:bCs/>
         <w:color w:themeColor="accent2" w:themeShade="CC" w:val="9E3A38"/>
@@ -14572,12 +15324,14 @@
     </w:tblStylePr>
     <w:tblStylePr w:type="firstCol">
       <w:rPr>
+        <w:rFonts w:eastAsia="黑体"/>
         <w:b/>
         <w:bCs/>
       </w:rPr>
     </w:tblStylePr>
     <w:tblStylePr w:type="lastCol">
       <w:rPr>
+        <w:rFonts w:eastAsia="黑体"/>
         <w:b/>
         <w:bCs/>
       </w:rPr>
@@ -14612,6 +15366,7 @@
       <w:spacing w:after="0" w:line="240" w:lineRule="auto"/>
     </w:pPr>
     <w:rPr>
+      <w:rFonts w:eastAsia="黑体"/>
       <w:color w:themeColor="text1" w:val="000000"/>
     </w:rPr>
     <w:tblPr>
@@ -14630,6 +15385,7 @@
     </w:tcPr>
     <w:tblStylePr w:type="firstRow">
       <w:rPr>
+        <w:rFonts w:eastAsia="黑体"/>
         <w:b/>
         <w:bCs/>
         <w:color w:themeColor="background1" w:val="FFFFFF"/>
@@ -14644,6 +15400,7 @@
     </w:tblStylePr>
     <w:tblStylePr w:type="lastRow">
       <w:rPr>
+        <w:rFonts w:eastAsia="黑体"/>
         <w:b/>
         <w:bCs/>
         <w:color w:themeColor="accent2" w:themeShade="CC" w:val="9E3A38"/>
@@ -14658,12 +15415,14 @@
     </w:tblStylePr>
     <w:tblStylePr w:type="firstCol">
       <w:rPr>
+        <w:rFonts w:eastAsia="黑体"/>
         <w:b/>
         <w:bCs/>
       </w:rPr>
     </w:tblStylePr>
     <w:tblStylePr w:type="lastCol">
       <w:rPr>
+        <w:rFonts w:eastAsia="黑体"/>
         <w:b/>
         <w:bCs/>
       </w:rPr>
@@ -14698,6 +15457,7 @@
       <w:spacing w:after="0" w:line="240" w:lineRule="auto"/>
     </w:pPr>
     <w:rPr>
+      <w:rFonts w:eastAsia="黑体"/>
       <w:color w:themeColor="text1" w:val="000000"/>
     </w:rPr>
     <w:tblPr>
@@ -14716,6 +15476,7 @@
     </w:tcPr>
     <w:tblStylePr w:type="firstRow">
       <w:rPr>
+        <w:rFonts w:eastAsia="黑体"/>
         <w:b/>
         <w:bCs/>
         <w:color w:themeColor="background1" w:val="FFFFFF"/>
@@ -14730,6 +15491,7 @@
     </w:tblStylePr>
     <w:tblStylePr w:type="lastRow">
       <w:rPr>
+        <w:rFonts w:eastAsia="黑体"/>
         <w:b/>
         <w:bCs/>
         <w:color w:themeColor="accent4" w:themeShade="CC" w:val="664E82"/>
@@ -14744,12 +15506,14 @@
     </w:tblStylePr>
     <w:tblStylePr w:type="firstCol">
       <w:rPr>
+        <w:rFonts w:eastAsia="黑体"/>
         <w:b/>
         <w:bCs/>
       </w:rPr>
     </w:tblStylePr>
     <w:tblStylePr w:type="lastCol">
       <w:rPr>
+        <w:rFonts w:eastAsia="黑体"/>
         <w:b/>
         <w:bCs/>
       </w:rPr>
@@ -14784,6 +15548,7 @@
       <w:spacing w:after="0" w:line="240" w:lineRule="auto"/>
     </w:pPr>
     <w:rPr>
+      <w:rFonts w:eastAsia="黑体"/>
       <w:color w:themeColor="text1" w:val="000000"/>
     </w:rPr>
     <w:tblPr>
@@ -14802,6 +15567,7 @@
     </w:tcPr>
     <w:tblStylePr w:type="firstRow">
       <w:rPr>
+        <w:rFonts w:eastAsia="黑体"/>
         <w:b/>
         <w:bCs/>
         <w:color w:themeColor="background1" w:val="FFFFFF"/>
@@ -14816,6 +15582,7 @@
     </w:tblStylePr>
     <w:tblStylePr w:type="lastRow">
       <w:rPr>
+        <w:rFonts w:eastAsia="黑体"/>
         <w:b/>
         <w:bCs/>
         <w:color w:themeColor="accent3" w:themeShade="CC" w:val="7E9C40"/>
@@ -14830,12 +15597,14 @@
     </w:tblStylePr>
     <w:tblStylePr w:type="firstCol">
       <w:rPr>
+        <w:rFonts w:eastAsia="黑体"/>
         <w:b/>
         <w:bCs/>
       </w:rPr>
     </w:tblStylePr>
     <w:tblStylePr w:type="lastCol">
       <w:rPr>
+        <w:rFonts w:eastAsia="黑体"/>
         <w:b/>
         <w:bCs/>
       </w:rPr>
@@ -14870,6 +15639,7 @@
       <w:spacing w:after="0" w:line="240" w:lineRule="auto"/>
     </w:pPr>
     <w:rPr>
+      <w:rFonts w:eastAsia="黑体"/>
       <w:color w:themeColor="text1" w:val="000000"/>
     </w:rPr>
     <w:tblPr>
@@ -14888,6 +15658,7 @@
     </w:tcPr>
     <w:tblStylePr w:type="firstRow">
       <w:rPr>
+        <w:rFonts w:eastAsia="黑体"/>
         <w:b/>
         <w:bCs/>
         <w:color w:themeColor="background1" w:val="FFFFFF"/>
@@ -14902,6 +15673,7 @@
     </w:tblStylePr>
     <w:tblStylePr w:type="lastRow">
       <w:rPr>
+        <w:rFonts w:eastAsia="黑体"/>
         <w:b/>
         <w:bCs/>
         <w:color w:themeColor="accent6" w:themeShade="CC" w:val="F2730A"/>
@@ -14916,12 +15688,14 @@
     </w:tblStylePr>
     <w:tblStylePr w:type="firstCol">
       <w:rPr>
+        <w:rFonts w:eastAsia="黑体"/>
         <w:b/>
         <w:bCs/>
       </w:rPr>
     </w:tblStylePr>
     <w:tblStylePr w:type="lastCol">
       <w:rPr>
+        <w:rFonts w:eastAsia="黑体"/>
         <w:b/>
         <w:bCs/>
       </w:rPr>
@@ -14956,6 +15730,7 @@
       <w:spacing w:after="0" w:line="240" w:lineRule="auto"/>
     </w:pPr>
     <w:rPr>
+      <w:rFonts w:eastAsia="黑体"/>
       <w:color w:themeColor="text1" w:val="000000"/>
     </w:rPr>
     <w:tblPr>
@@ -14974,6 +15749,7 @@
     </w:tcPr>
     <w:tblStylePr w:type="firstRow">
       <w:rPr>
+        <w:rFonts w:eastAsia="黑体"/>
         <w:b/>
         <w:bCs/>
         <w:color w:themeColor="background1" w:val="FFFFFF"/>
@@ -14988,6 +15764,7 @@
     </w:tblStylePr>
     <w:tblStylePr w:type="lastRow">
       <w:rPr>
+        <w:rFonts w:eastAsia="黑体"/>
         <w:b/>
         <w:bCs/>
         <w:color w:themeColor="accent5" w:themeShade="CC" w:val="348DA5"/>
@@ -15002,12 +15779,14 @@
     </w:tblStylePr>
     <w:tblStylePr w:type="firstCol">
       <w:rPr>
+        <w:rFonts w:eastAsia="黑体"/>
         <w:b/>
         <w:bCs/>
       </w:rPr>
     </w:tblStylePr>
     <w:tblStylePr w:type="lastCol">
       <w:rPr>
+        <w:rFonts w:eastAsia="黑体"/>
         <w:b/>
         <w:bCs/>
       </w:rPr>
@@ -15042,6 +15821,7 @@
       <w:spacing w:after="0" w:line="240" w:lineRule="auto"/>
     </w:pPr>
     <w:rPr>
+      <w:rFonts w:eastAsia="黑体"/>
       <w:color w:themeColor="text1" w:val="000000"/>
     </w:rPr>
     <w:tblPr>
@@ -15063,6 +15843,7 @@
     </w:tcPr>
     <w:tblStylePr w:type="firstRow">
       <w:rPr>
+        <w:rFonts w:eastAsia="黑体"/>
         <w:b/>
         <w:bCs/>
       </w:rPr>
@@ -15073,6 +15854,7 @@
     </w:tblStylePr>
     <w:tblStylePr w:type="lastRow">
       <w:rPr>
+        <w:rFonts w:eastAsia="黑体"/>
         <w:b/>
         <w:bCs/>
         <w:color w:themeColor="text1" w:val="000000"/>
@@ -15084,6 +15866,7 @@
     </w:tblStylePr>
     <w:tblStylePr w:type="firstCol">
       <w:rPr>
+        <w:rFonts w:eastAsia="黑体"/>
         <w:color w:themeColor="background1" w:val="FFFFFF"/>
       </w:rPr>
       <w:tblPr/>
@@ -15093,6 +15876,7 @@
     </w:tblStylePr>
     <w:tblStylePr w:type="lastCol">
       <w:rPr>
+        <w:rFonts w:eastAsia="黑体"/>
         <w:color w:themeColor="background1" w:val="FFFFFF"/>
       </w:rPr>
       <w:tblPr/>
@@ -15122,6 +15906,7 @@
       <w:spacing w:after="0" w:line="240" w:lineRule="auto"/>
     </w:pPr>
     <w:rPr>
+      <w:rFonts w:eastAsia="黑体"/>
       <w:color w:themeColor="text1" w:val="000000"/>
     </w:rPr>
     <w:tblPr>
@@ -15143,6 +15928,7 @@
     </w:tcPr>
     <w:tblStylePr w:type="firstRow">
       <w:rPr>
+        <w:rFonts w:eastAsia="黑体"/>
         <w:b/>
         <w:bCs/>
       </w:rPr>
@@ -15153,6 +15939,7 @@
     </w:tblStylePr>
     <w:tblStylePr w:type="lastRow">
       <w:rPr>
+        <w:rFonts w:eastAsia="黑体"/>
         <w:b/>
         <w:bCs/>
         <w:color w:themeColor="text1" w:val="000000"/>
@@ -15164,6 +15951,7 @@
     </w:tblStylePr>
     <w:tblStylePr w:type="firstCol">
       <w:rPr>
+        <w:rFonts w:eastAsia="黑体"/>
         <w:color w:themeColor="background1" w:val="FFFFFF"/>
       </w:rPr>
       <w:tblPr/>
@@ -15173,6 +15961,7 @@
     </w:tblStylePr>
     <w:tblStylePr w:type="lastCol">
       <w:rPr>
+        <w:rFonts w:eastAsia="黑体"/>
         <w:color w:themeColor="background1" w:val="FFFFFF"/>
       </w:rPr>
       <w:tblPr/>
@@ -15202,6 +15991,7 @@
       <w:spacing w:after="0" w:line="240" w:lineRule="auto"/>
     </w:pPr>
     <w:rPr>
+      <w:rFonts w:eastAsia="黑体"/>
       <w:color w:themeColor="text1" w:val="000000"/>
     </w:rPr>
     <w:tblPr>
@@ -15223,6 +16013,7 @@
     </w:tcPr>
     <w:tblStylePr w:type="firstRow">
       <w:rPr>
+        <w:rFonts w:eastAsia="黑体"/>
         <w:b/>
         <w:bCs/>
       </w:rPr>
@@ -15233,6 +16024,7 @@
     </w:tblStylePr>
     <w:tblStylePr w:type="lastRow">
       <w:rPr>
+        <w:rFonts w:eastAsia="黑体"/>
         <w:b/>
         <w:bCs/>
         <w:color w:themeColor="text1" w:val="000000"/>
@@ -15244,6 +16036,7 @@
     </w:tblStylePr>
     <w:tblStylePr w:type="firstCol">
       <w:rPr>
+        <w:rFonts w:eastAsia="黑体"/>
         <w:color w:themeColor="background1" w:val="FFFFFF"/>
       </w:rPr>
       <w:tblPr/>
@@ -15253,6 +16046,7 @@
     </w:tblStylePr>
     <w:tblStylePr w:type="lastCol">
       <w:rPr>
+        <w:rFonts w:eastAsia="黑体"/>
         <w:color w:themeColor="background1" w:val="FFFFFF"/>
       </w:rPr>
       <w:tblPr/>
@@ -15282,6 +16076,7 @@
       <w:spacing w:after="0" w:line="240" w:lineRule="auto"/>
     </w:pPr>
     <w:rPr>
+      <w:rFonts w:eastAsia="黑体"/>
       <w:color w:themeColor="text1" w:val="000000"/>
     </w:rPr>
     <w:tblPr>
@@ -15303,6 +16098,7 @@
     </w:tcPr>
     <w:tblStylePr w:type="firstRow">
       <w:rPr>
+        <w:rFonts w:eastAsia="黑体"/>
         <w:b/>
         <w:bCs/>
       </w:rPr>
@@ -15313,6 +16109,7 @@
     </w:tblStylePr>
     <w:tblStylePr w:type="lastRow">
       <w:rPr>
+        <w:rFonts w:eastAsia="黑体"/>
         <w:b/>
         <w:bCs/>
         <w:color w:themeColor="text1" w:val="000000"/>
@@ -15324,6 +16121,7 @@
     </w:tblStylePr>
     <w:tblStylePr w:type="firstCol">
       <w:rPr>
+        <w:rFonts w:eastAsia="黑体"/>
         <w:color w:themeColor="background1" w:val="FFFFFF"/>
       </w:rPr>
       <w:tblPr/>
@@ -15333,6 +16131,7 @@
     </w:tblStylePr>
     <w:tblStylePr w:type="lastCol">
       <w:rPr>
+        <w:rFonts w:eastAsia="黑体"/>
         <w:color w:themeColor="background1" w:val="FFFFFF"/>
       </w:rPr>
       <w:tblPr/>
@@ -15362,6 +16161,7 @@
       <w:spacing w:after="0" w:line="240" w:lineRule="auto"/>
     </w:pPr>
     <w:rPr>
+      <w:rFonts w:eastAsia="黑体"/>
       <w:color w:themeColor="text1" w:val="000000"/>
     </w:rPr>
     <w:tblPr>
@@ -15383,6 +16183,7 @@
     </w:tcPr>
     <w:tblStylePr w:type="firstRow">
       <w:rPr>
+        <w:rFonts w:eastAsia="黑体"/>
         <w:b/>
         <w:bCs/>
       </w:rPr>
@@ -15393,6 +16194,7 @@
     </w:tblStylePr>
     <w:tblStylePr w:type="lastRow">
       <w:rPr>
+        <w:rFonts w:eastAsia="黑体"/>
         <w:b/>
         <w:bCs/>
         <w:color w:themeColor="text1" w:val="000000"/>
@@ -15404,6 +16206,7 @@
     </w:tblStylePr>
     <w:tblStylePr w:type="firstCol">
       <w:rPr>
+        <w:rFonts w:eastAsia="黑体"/>
         <w:color w:themeColor="background1" w:val="FFFFFF"/>
       </w:rPr>
       <w:tblPr/>
@@ -15413,6 +16216,7 @@
     </w:tblStylePr>
     <w:tblStylePr w:type="lastCol">
       <w:rPr>
+        <w:rFonts w:eastAsia="黑体"/>
         <w:color w:themeColor="background1" w:val="FFFFFF"/>
       </w:rPr>
       <w:tblPr/>
@@ -15442,6 +16246,7 @@
       <w:spacing w:after="0" w:line="240" w:lineRule="auto"/>
     </w:pPr>
     <w:rPr>
+      <w:rFonts w:eastAsia="黑体"/>
       <w:color w:themeColor="text1" w:val="000000"/>
     </w:rPr>
     <w:tblPr>
@@ -15463,6 +16268,7 @@
     </w:tcPr>
     <w:tblStylePr w:type="firstRow">
       <w:rPr>
+        <w:rFonts w:eastAsia="黑体"/>
         <w:b/>
         <w:bCs/>
       </w:rPr>
@@ -15473,6 +16279,7 @@
     </w:tblStylePr>
     <w:tblStylePr w:type="lastRow">
       <w:rPr>
+        <w:rFonts w:eastAsia="黑体"/>
         <w:b/>
         <w:bCs/>
         <w:color w:themeColor="text1" w:val="000000"/>
@@ -15484,6 +16291,7 @@
     </w:tblStylePr>
     <w:tblStylePr w:type="firstCol">
       <w:rPr>
+        <w:rFonts w:eastAsia="黑体"/>
         <w:color w:themeColor="background1" w:val="FFFFFF"/>
       </w:rPr>
       <w:tblPr/>
@@ -15493,6 +16301,7 @@
     </w:tblStylePr>
     <w:tblStylePr w:type="lastCol">
       <w:rPr>
+        <w:rFonts w:eastAsia="黑体"/>
         <w:color w:themeColor="background1" w:val="FFFFFF"/>
       </w:rPr>
       <w:tblPr/>
@@ -15522,6 +16331,7 @@
       <w:spacing w:after="0" w:line="240" w:lineRule="auto"/>
     </w:pPr>
     <w:rPr>
+      <w:rFonts w:eastAsia="黑体"/>
       <w:color w:themeColor="text1" w:val="000000"/>
     </w:rPr>
     <w:tblPr>
@@ -15543,6 +16353,7 @@
     </w:tcPr>
     <w:tblStylePr w:type="firstRow">
       <w:rPr>
+        <w:rFonts w:eastAsia="黑体"/>
         <w:b/>
         <w:bCs/>
       </w:rPr>
@@ -15553,6 +16364,7 @@
     </w:tblStylePr>
     <w:tblStylePr w:type="lastRow">
       <w:rPr>
+        <w:rFonts w:eastAsia="黑体"/>
         <w:b/>
         <w:bCs/>
         <w:color w:themeColor="text1" w:val="000000"/>
@@ -15564,6 +16376,7 @@
     </w:tblStylePr>
     <w:tblStylePr w:type="firstCol">
       <w:rPr>
+        <w:rFonts w:eastAsia="黑体"/>
         <w:color w:themeColor="background1" w:val="FFFFFF"/>
       </w:rPr>
       <w:tblPr/>
@@ -15573,6 +16386,7 @@
     </w:tblStylePr>
     <w:tblStylePr w:type="lastCol">
       <w:rPr>
+        <w:rFonts w:eastAsia="黑体"/>
         <w:color w:themeColor="background1" w:val="FFFFFF"/>
       </w:rPr>
       <w:tblPr/>
@@ -15605,6 +16419,7 @@
     <w:name w:val="KeywordTok"/>
     <w:basedOn w:val="VerbatimChar"/>
     <w:rPr>
+      <w:rFonts w:eastAsia="黑体"/>
       <w:b/>
       <w:color w:val="007020"/>
     </w:rPr>
@@ -15613,6 +16428,7 @@
     <w:name w:val="DataTypeTok"/>
     <w:basedOn w:val="VerbatimChar"/>
     <w:rPr>
+      <w:rFonts w:eastAsia="黑体"/>
       <w:color w:val="902000"/>
     </w:rPr>
   </w:style>
@@ -15620,6 +16436,7 @@
     <w:name w:val="DecValTok"/>
     <w:basedOn w:val="VerbatimChar"/>
     <w:rPr>
+      <w:rFonts w:eastAsia="黑体"/>
       <w:color w:val="40a070"/>
     </w:rPr>
   </w:style>
@@ -15627,6 +16444,7 @@
     <w:name w:val="BaseNTok"/>
     <w:basedOn w:val="VerbatimChar"/>
     <w:rPr>
+      <w:rFonts w:eastAsia="黑体"/>
       <w:color w:val="40a070"/>
     </w:rPr>
   </w:style>
@@ -15634,6 +16452,7 @@
     <w:name w:val="FloatTok"/>
     <w:basedOn w:val="VerbatimChar"/>
     <w:rPr>
+      <w:rFonts w:eastAsia="黑体"/>
       <w:color w:val="40a070"/>
     </w:rPr>
   </w:style>
@@ -15641,6 +16460,7 @@
     <w:name w:val="ConstantTok"/>
     <w:basedOn w:val="VerbatimChar"/>
     <w:rPr>
+      <w:rFonts w:eastAsia="黑体"/>
       <w:color w:val="880000"/>
     </w:rPr>
   </w:style>
@@ -15648,6 +16468,7 @@
     <w:name w:val="CharTok"/>
     <w:basedOn w:val="VerbatimChar"/>
     <w:rPr>
+      <w:rFonts w:eastAsia="黑体"/>
       <w:color w:val="4070a0"/>
     </w:rPr>
   </w:style>
@@ -15655,6 +16476,7 @@
     <w:name w:val="SpecialCharTok"/>
     <w:basedOn w:val="VerbatimChar"/>
     <w:rPr>
+      <w:rFonts w:eastAsia="黑体"/>
       <w:color w:val="4070a0"/>
     </w:rPr>
   </w:style>
@@ -15662,6 +16484,7 @@
     <w:name w:val="StringTok"/>
     <w:basedOn w:val="VerbatimChar"/>
     <w:rPr>
+      <w:rFonts w:eastAsia="黑体"/>
       <w:color w:val="4070a0"/>
     </w:rPr>
   </w:style>
@@ -15669,6 +16492,7 @@
     <w:name w:val="VerbatimStringTok"/>
     <w:basedOn w:val="VerbatimChar"/>
     <w:rPr>
+      <w:rFonts w:eastAsia="黑体"/>
       <w:color w:val="4070a0"/>
     </w:rPr>
   </w:style>
@@ -15676,6 +16500,7 @@
     <w:name w:val="SpecialStringTok"/>
     <w:basedOn w:val="VerbatimChar"/>
     <w:rPr>
+      <w:rFonts w:eastAsia="黑体"/>
       <w:color w:val="bb6688"/>
     </w:rPr>
   </w:style>
@@ -15683,6 +16508,7 @@
     <w:name w:val="ImportTok"/>
     <w:basedOn w:val="VerbatimChar"/>
     <w:rPr>
+      <w:rFonts w:eastAsia="黑体"/>
       <w:b/>
       <w:color w:val="008000"/>
     </w:rPr>
@@ -15691,6 +16517,7 @@
     <w:name w:val="CommentTok"/>
     <w:basedOn w:val="VerbatimChar"/>
     <w:rPr>
+      <w:rFonts w:eastAsia="黑体"/>
       <w:i/>
       <w:color w:val="60a0b0"/>
     </w:rPr>
@@ -15699,6 +16526,7 @@
     <w:name w:val="DocumentationTok"/>
     <w:basedOn w:val="VerbatimChar"/>
     <w:rPr>
+      <w:rFonts w:eastAsia="黑体"/>
       <w:i/>
       <w:color w:val="ba2121"/>
     </w:rPr>
@@ -15707,6 +16535,7 @@
     <w:name w:val="AnnotationTok"/>
     <w:basedOn w:val="VerbatimChar"/>
     <w:rPr>
+      <w:rFonts w:eastAsia="黑体"/>
       <w:b/>
       <w:i/>
       <w:color w:val="60a0b0"/>
@@ -15716,6 +16545,7 @@
     <w:name w:val="CommentVarTok"/>
     <w:basedOn w:val="VerbatimChar"/>
     <w:rPr>
+      <w:rFonts w:eastAsia="黑体"/>
       <w:b/>
       <w:i/>
       <w:color w:val="60a0b0"/>
@@ -15725,6 +16555,7 @@
     <w:name w:val="OtherTok"/>
     <w:basedOn w:val="VerbatimChar"/>
     <w:rPr>
+      <w:rFonts w:eastAsia="黑体"/>
       <w:color w:val="007020"/>
     </w:rPr>
   </w:style>
@@ -15732,6 +16563,7 @@
     <w:name w:val="FunctionTok"/>
     <w:basedOn w:val="VerbatimChar"/>
     <w:rPr>
+      <w:rFonts w:eastAsia="黑体"/>
       <w:color w:val="06287e"/>
     </w:rPr>
   </w:style>
@@ -15739,6 +16571,7 @@
     <w:name w:val="VariableTok"/>
     <w:basedOn w:val="VerbatimChar"/>
     <w:rPr>
+      <w:rFonts w:eastAsia="黑体"/>
       <w:color w:val="19177c"/>
     </w:rPr>
   </w:style>
@@ -15746,6 +16579,7 @@
     <w:name w:val="ControlFlowTok"/>
     <w:basedOn w:val="VerbatimChar"/>
     <w:rPr>
+      <w:rFonts w:eastAsia="黑体"/>
       <w:b/>
       <w:color w:val="007020"/>
     </w:rPr>
@@ -15754,6 +16588,7 @@
     <w:name w:val="OperatorTok"/>
     <w:basedOn w:val="VerbatimChar"/>
     <w:rPr>
+      <w:rFonts w:eastAsia="黑体"/>
       <w:color w:val="666666"/>
     </w:rPr>
   </w:style>
@@ -15761,18 +16596,22 @@
     <w:name w:val="BuiltInTok"/>
     <w:basedOn w:val="VerbatimChar"/>
     <w:rPr>
+      <w:rFonts w:eastAsia="黑体"/>
       <w:color w:val="008000"/>
     </w:rPr>
   </w:style>
   <w:style w:type="character" w:customStyle="1" w:styleId="ExtensionTok">
     <w:name w:val="ExtensionTok"/>
     <w:basedOn w:val="VerbatimChar"/>
-    <w:rPr/>
+    <w:rPr>
+      <w:rFonts w:eastAsia="黑体"/>
+    </w:rPr>
   </w:style>
   <w:style w:type="character" w:customStyle="1" w:styleId="PreprocessorTok">
     <w:name w:val="PreprocessorTok"/>
     <w:basedOn w:val="VerbatimChar"/>
     <w:rPr>
+      <w:rFonts w:eastAsia="黑体"/>
       <w:color w:val="bc7a00"/>
     </w:rPr>
   </w:style>
@@ -15780,18 +16619,22 @@
     <w:name w:val="AttributeTok"/>
     <w:basedOn w:val="VerbatimChar"/>
     <w:rPr>
+      <w:rFonts w:eastAsia="黑体"/>
       <w:color w:val="7d9029"/>
     </w:rPr>
   </w:style>
   <w:style w:type="character" w:customStyle="1" w:styleId="RegionMarkerTok">
     <w:name w:val="RegionMarkerTok"/>
     <w:basedOn w:val="VerbatimChar"/>
-    <w:rPr/>
+    <w:rPr>
+      <w:rFonts w:eastAsia="黑体"/>
+    </w:rPr>
   </w:style>
   <w:style w:type="character" w:customStyle="1" w:styleId="InformationTok">
     <w:name w:val="InformationTok"/>
     <w:basedOn w:val="VerbatimChar"/>
     <w:rPr>
+      <w:rFonts w:eastAsia="黑体"/>
       <w:b/>
       <w:i/>
       <w:color w:val="60a0b0"/>
@@ -15801,6 +16644,7 @@
     <w:name w:val="WarningTok"/>
     <w:basedOn w:val="VerbatimChar"/>
     <w:rPr>
+      <w:rFonts w:eastAsia="黑体"/>
       <w:b/>
       <w:i/>
       <w:color w:val="60a0b0"/>
@@ -15810,6 +16654,7 @@
     <w:name w:val="AlertTok"/>
     <w:basedOn w:val="VerbatimChar"/>
     <w:rPr>
+      <w:rFonts w:eastAsia="黑体"/>
       <w:b/>
       <w:color w:val="ff0000"/>
     </w:rPr>
@@ -15818,6 +16663,7 @@
     <w:name w:val="ErrorTok"/>
     <w:basedOn w:val="VerbatimChar"/>
     <w:rPr>
+      <w:rFonts w:eastAsia="黑体"/>
       <w:b/>
       <w:color w:val="ff0000"/>
     </w:rPr>
@@ -15825,7 +16671,9 @@
   <w:style w:type="character" w:customStyle="1" w:styleId="NormalTok">
     <w:name w:val="NormalTok"/>
     <w:basedOn w:val="VerbatimChar"/>
-    <w:rPr/>
+    <w:rPr>
+      <w:rFonts w:eastAsia="黑体"/>
+    </w:rPr>
   </w:style>
 </w:styles>
 </file>
@@ -15874,12 +16722,12 @@
     <a:fontScheme name="Office">
       <a:majorFont>
         <a:latin typeface="Calibri"/>
-        <a:ea typeface=""/>
+        <a:ea typeface="黑体"/>
         <a:cs typeface=""/>
         <a:font script="Jpan" typeface="ＭＳ ゴシック"/>
         <a:font script="Hang" typeface="맑은 고딕"/>
-        <a:font script="Hans" typeface="宋体"/>
-        <a:font script="Hant" typeface="新細明體"/>
+        <a:font script="Hans" typeface="黑体"/>
+        <a:font script="Hant" typeface="黑体"/>
         <a:font script="Arab" typeface="Times New Roman"/>
         <a:font script="Hebr" typeface="Times New Roman"/>
         <a:font script="Thai" typeface="Angsana New"/>
@@ -15909,12 +16757,12 @@
       </a:majorFont>
       <a:minorFont>
         <a:latin typeface="Cambria"/>
-        <a:ea typeface=""/>
+        <a:ea typeface="黑体"/>
         <a:cs typeface=""/>
         <a:font script="Jpan" typeface="ＭＳ 明朝"/>
         <a:font script="Hang" typeface="맑은 고딕"/>
-        <a:font script="Hans" typeface="宋体"/>
-        <a:font script="Hant" typeface="新細明體"/>
+        <a:font script="Hans" typeface="黑体"/>
+        <a:font script="Hant" typeface="黑体"/>
         <a:font script="Arab" typeface="Arial"/>
         <a:font script="Hebr" typeface="Arial"/>
         <a:font script="Thai" typeface="Cordia New"/>

--- a/09-通信电路/04-有线通信接口电路/RS232接口电路/RS232接口电路.docx
+++ b/09-通信电路/04-有线通信接口电路/RS232接口电路/RS232接口电路.docx
@@ -3651,7 +3651,7 @@
           <w:color w:val="555555"/>
           <w:sz w:val="21"/>
         </w:rPr>
-        <w:t>材料收集者：杜文杰，WX手机：19519196569，QQ:3478827729</w:t>
+        <w:t>材料收集者：杜文杰，微信/手机：19519196569，QQ:3478827729</w:t>
       </w:r>
     </w:p>
     <w:sectPr>
